--- a/DRAFF HOW SYSTEM WOK.docx
+++ b/DRAFF HOW SYSTEM WOK.docx
@@ -4,24 +4,10 @@
   <w:body>
     <w:p>
       <w:pPr>
-        <w:ind w:firstLine="360"/>
-        <w:rPr>
-          <w:rFonts w:ascii="Times New Roman" w:hAnsi="Times New Roman" w:cs="Times New Roman"/>
-          <w:b/>
-          <w:bCs/>
-          <w:sz w:val="24"/>
-          <w:szCs w:val="24"/>
-        </w:rPr>
-      </w:pPr>
-      <w:r>
-        <w:rPr>
-          <w:rFonts w:ascii="Times New Roman" w:hAnsi="Times New Roman" w:cs="Times New Roman"/>
-          <w:b/>
-          <w:bCs/>
-          <w:sz w:val="24"/>
-          <w:szCs w:val="24"/>
-        </w:rPr>
-        <w:t>frontend: react</w:t>
+        <w:pStyle w:val="Heading1"/>
+      </w:pPr>
+      <w:r>
+        <w:t>Technical stack</w:t>
       </w:r>
     </w:p>
     <w:p>
@@ -43,7 +29,7 @@
           <w:sz w:val="24"/>
           <w:szCs w:val="24"/>
         </w:rPr>
-        <w:t>backend: python, fastapi</w:t>
+        <w:t>frontend: react</w:t>
       </w:r>
     </w:p>
     <w:p>
@@ -65,7 +51,7 @@
           <w:sz w:val="24"/>
           <w:szCs w:val="24"/>
         </w:rPr>
-        <w:t>database: mysql</w:t>
+        <w:t>backend: python, fastapi</w:t>
       </w:r>
     </w:p>
     <w:p>
@@ -79,6 +65,16 @@
           <w:szCs w:val="24"/>
         </w:rPr>
       </w:pPr>
+      <w:r>
+        <w:rPr>
+          <w:rFonts w:ascii="Times New Roman" w:hAnsi="Times New Roman" w:cs="Times New Roman"/>
+          <w:b/>
+          <w:bCs/>
+          <w:sz w:val="24"/>
+          <w:szCs w:val="24"/>
+        </w:rPr>
+        <w:t>database: mysql</w:t>
+      </w:r>
     </w:p>
     <w:p>
       <w:pPr>
@@ -91,6 +87,26 @@
           <w:szCs w:val="24"/>
         </w:rPr>
       </w:pPr>
+    </w:p>
+    <w:p>
+      <w:pPr>
+        <w:pStyle w:val="Heading1"/>
+      </w:pPr>
+      <w:r>
+        <w:t xml:space="preserve">Requirement from user </w:t>
+      </w:r>
+    </w:p>
+    <w:p>
+      <w:pPr>
+        <w:ind w:firstLine="360"/>
+        <w:rPr>
+          <w:rFonts w:ascii="Times New Roman" w:hAnsi="Times New Roman" w:cs="Times New Roman"/>
+          <w:b/>
+          <w:bCs/>
+          <w:sz w:val="24"/>
+          <w:szCs w:val="24"/>
+        </w:rPr>
+      </w:pPr>
       <w:r>
         <w:rPr>
           <w:rFonts w:ascii="Times New Roman" w:hAnsi="Times New Roman" w:cs="Times New Roman"/>
@@ -132,29 +148,7 @@
           <w:sz w:val="24"/>
           <w:szCs w:val="24"/>
         </w:rPr>
-        <w:t xml:space="preserve">1 login page </w:t>
-      </w:r>
-      <w:proofErr w:type="gramStart"/>
-      <w:r>
-        <w:rPr>
-          <w:rFonts w:ascii="Times New Roman" w:hAnsi="Times New Roman" w:cs="Times New Roman"/>
-          <w:b/>
-          <w:bCs/>
-          <w:sz w:val="24"/>
-          <w:szCs w:val="24"/>
-        </w:rPr>
-        <w:t>( Admin</w:t>
-      </w:r>
-      <w:proofErr w:type="gramEnd"/>
-      <w:r>
-        <w:rPr>
-          <w:rFonts w:ascii="Times New Roman" w:hAnsi="Times New Roman" w:cs="Times New Roman"/>
-          <w:b/>
-          <w:bCs/>
-          <w:sz w:val="24"/>
-          <w:szCs w:val="24"/>
-        </w:rPr>
-        <w:t xml:space="preserve">/ User) </w:t>
+        <w:t xml:space="preserve">1 login page ( Admin/ User) </w:t>
       </w:r>
     </w:p>
     <w:p>
@@ -176,29 +170,7 @@
           <w:sz w:val="24"/>
           <w:szCs w:val="24"/>
         </w:rPr>
-        <w:t xml:space="preserve">1 user/admin </w:t>
-      </w:r>
-      <w:proofErr w:type="gramStart"/>
-      <w:r>
-        <w:rPr>
-          <w:rFonts w:ascii="Times New Roman" w:hAnsi="Times New Roman" w:cs="Times New Roman"/>
-          <w:b/>
-          <w:bCs/>
-          <w:sz w:val="24"/>
-          <w:szCs w:val="24"/>
-        </w:rPr>
-        <w:t>Home</w:t>
-      </w:r>
-      <w:proofErr w:type="gramEnd"/>
-      <w:r>
-        <w:rPr>
-          <w:rFonts w:ascii="Times New Roman" w:hAnsi="Times New Roman" w:cs="Times New Roman"/>
-          <w:b/>
-          <w:bCs/>
-          <w:sz w:val="24"/>
-          <w:szCs w:val="24"/>
-        </w:rPr>
-        <w:t xml:space="preserve"> report &amp; Add edit</w:t>
+        <w:t>1 user/admin Home report &amp; Add edit</w:t>
       </w:r>
       <w:r>
         <w:rPr>
@@ -859,6 +831,7 @@
           <w:sz w:val="24"/>
           <w:szCs w:val="24"/>
         </w:rPr>
+        <w:lastRenderedPageBreak/>
         <w:t>Photocopier/Telephone/Fax Machine/Projector/Whiteboard</w:t>
       </w:r>
       <w:r>
@@ -1059,7 +1032,6 @@
           <w:sz w:val="24"/>
           <w:szCs w:val="24"/>
         </w:rPr>
-        <w:lastRenderedPageBreak/>
         <w:t>Refrigerator/Coway Machine/Microwave</w:t>
       </w:r>
       <w:r>
@@ -1395,6 +1367,7 @@
           <w:sz w:val="24"/>
           <w:szCs w:val="24"/>
         </w:rPr>
+        <w:lastRenderedPageBreak/>
         <w:drawing>
           <wp:inline distT="0" distB="0" distL="0" distR="0" wp14:anchorId="0726B333" wp14:editId="4C23855B">
             <wp:extent cx="3855720" cy="5789299"/>
@@ -1732,6 +1705,7 @@
           <w:szCs w:val="24"/>
           <w:u w:val="single"/>
         </w:rPr>
+        <w:lastRenderedPageBreak/>
         <w:t xml:space="preserve">Field </w:t>
       </w:r>
     </w:p>
@@ -2074,29 +2048,7 @@
           <w:sz w:val="24"/>
           <w:szCs w:val="24"/>
         </w:rPr>
-        <w:t xml:space="preserve"> </w:t>
-      </w:r>
-      <w:proofErr w:type="gramStart"/>
-      <w:r>
-        <w:rPr>
-          <w:rFonts w:ascii="Times New Roman" w:hAnsi="Times New Roman" w:cs="Times New Roman"/>
-          <w:b/>
-          <w:bCs/>
-          <w:sz w:val="24"/>
-          <w:szCs w:val="24"/>
-        </w:rPr>
-        <w:t>By</w:t>
-      </w:r>
-      <w:proofErr w:type="gramEnd"/>
-      <w:r>
-        <w:rPr>
-          <w:rFonts w:ascii="Times New Roman" w:hAnsi="Times New Roman" w:cs="Times New Roman"/>
-          <w:b/>
-          <w:bCs/>
-          <w:sz w:val="24"/>
-          <w:szCs w:val="24"/>
-        </w:rPr>
-        <w:t xml:space="preserve"> Category</w:t>
+        <w:t xml:space="preserve"> By Category</w:t>
       </w:r>
     </w:p>
     <w:tbl>
@@ -4756,6 +4708,7 @@
           <w:sz w:val="24"/>
           <w:szCs w:val="24"/>
         </w:rPr>
+        <w:lastRenderedPageBreak/>
         <w:drawing>
           <wp:inline distT="0" distB="0" distL="0" distR="0" wp14:anchorId="440AA7B6" wp14:editId="67D0C57C">
             <wp:extent cx="2720340" cy="2270411"/>
@@ -4811,6 +4764,14 @@
           <w:szCs w:val="24"/>
         </w:rPr>
       </w:pPr>
+      <w:r>
+        <w:rPr>
+          <w:rFonts w:ascii="Times New Roman" w:hAnsi="Times New Roman" w:cs="Times New Roman"/>
+          <w:sz w:val="24"/>
+          <w:szCs w:val="24"/>
+        </w:rPr>
+        <w:t>~~~~~~~~~~~~~~~~~~~~~~~~~~~~~~~~~~~~~~~~~~~~~~~~~~~~~~~~~~~~~~~~~~~~</w:t>
+      </w:r>
     </w:p>
     <w:p>
       <w:pPr>
@@ -4835,23 +4796,7 @@
           <w:sz w:val="24"/>
           <w:szCs w:val="24"/>
         </w:rPr>
-        <w:t>Edit changes</w:t>
-      </w:r>
-      <w:r>
-        <w:rPr>
-          <w:rFonts w:ascii="Times New Roman" w:hAnsi="Times New Roman" w:cs="Times New Roman"/>
-          <w:sz w:val="24"/>
-          <w:szCs w:val="24"/>
-        </w:rPr>
-        <w:br/>
-      </w:r>
-      <w:r>
-        <w:rPr>
-          <w:rFonts w:ascii="Times New Roman" w:hAnsi="Times New Roman" w:cs="Times New Roman"/>
-          <w:sz w:val="24"/>
-          <w:szCs w:val="24"/>
-        </w:rPr>
-        <w:t>Log page</w:t>
+        <w:t xml:space="preserve">Location/department ( </w:t>
       </w:r>
     </w:p>
     <w:p>
@@ -4868,15 +4813,7 @@
           <w:sz w:val="24"/>
           <w:szCs w:val="24"/>
         </w:rPr>
-        <w:t>- choose role for user and Admin</w:t>
-      </w:r>
-      <w:r>
-        <w:rPr>
-          <w:rFonts w:ascii="Times New Roman" w:hAnsi="Times New Roman" w:cs="Times New Roman"/>
-          <w:sz w:val="24"/>
-          <w:szCs w:val="24"/>
-        </w:rPr>
-        <w:t xml:space="preserve"> /</w:t>
+        <w:t>expire items limit</w:t>
       </w:r>
     </w:p>
     <w:p>
@@ -4887,6 +4824,38 @@
           <w:szCs w:val="24"/>
         </w:rPr>
       </w:pPr>
+      <w:r>
+        <w:rPr>
+          <w:rFonts w:ascii="Times New Roman" w:hAnsi="Times New Roman" w:cs="Times New Roman"/>
+          <w:sz w:val="24"/>
+          <w:szCs w:val="24"/>
+        </w:rPr>
+        <w:t>Asset</w:t>
+      </w:r>
+      <w:r>
+        <w:rPr>
+          <w:rFonts w:ascii="Times New Roman" w:hAnsi="Times New Roman" w:cs="Times New Roman"/>
+          <w:sz w:val="24"/>
+          <w:szCs w:val="24"/>
+        </w:rPr>
+        <w:t xml:space="preserve"> status for the dashboard, for disposed, use, </w:t>
+      </w:r>
+      <w:r>
+        <w:rPr>
+          <w:rFonts w:ascii="Times New Roman" w:hAnsi="Times New Roman" w:cs="Times New Roman"/>
+          <w:sz w:val="24"/>
+          <w:szCs w:val="24"/>
+        </w:rPr>
+        <w:t>maintenance</w:t>
+      </w:r>
+      <w:r>
+        <w:rPr>
+          <w:rFonts w:ascii="Times New Roman" w:hAnsi="Times New Roman" w:cs="Times New Roman"/>
+          <w:sz w:val="24"/>
+          <w:szCs w:val="24"/>
+        </w:rPr>
+        <w:t xml:space="preserve"> and 1 more check</w:t>
+      </w:r>
     </w:p>
     <w:p>
       <w:pPr>
@@ -4899,415 +4868,7 @@
       <w:r>
         <w:rPr>
           <w:rFonts w:ascii="Times New Roman" w:hAnsi="Times New Roman" w:cs="Times New Roman"/>
-          <w:sz w:val="24"/>
-          <w:szCs w:val="24"/>
-        </w:rPr>
-        <w:t>Home</w:t>
-      </w:r>
-      <w:r>
-        <w:rPr>
-          <w:rFonts w:ascii="Times New Roman" w:hAnsi="Times New Roman" w:cs="Times New Roman"/>
-          <w:sz w:val="24"/>
-          <w:szCs w:val="24"/>
-        </w:rPr>
-        <w:t xml:space="preserve"> container padding issue alignment / </w:t>
-      </w:r>
-    </w:p>
-    <w:p>
-      <w:pPr>
-        <w:rPr>
-          <w:rFonts w:ascii="Times New Roman" w:hAnsi="Times New Roman" w:cs="Times New Roman"/>
-          <w:sz w:val="24"/>
-          <w:szCs w:val="24"/>
-        </w:rPr>
-      </w:pPr>
-    </w:p>
-    <w:p>
-      <w:pPr>
-        <w:rPr>
-          <w:rFonts w:ascii="Times New Roman" w:hAnsi="Times New Roman" w:cs="Times New Roman"/>
-          <w:sz w:val="24"/>
-          <w:szCs w:val="24"/>
-        </w:rPr>
-      </w:pPr>
-      <w:r>
-        <w:rPr>
-          <w:rFonts w:ascii="Times New Roman" w:hAnsi="Times New Roman" w:cs="Times New Roman"/>
-          <w:sz w:val="24"/>
-          <w:szCs w:val="24"/>
-        </w:rPr>
-        <w:t>Dashboard</w:t>
-      </w:r>
-    </w:p>
-    <w:p>
-      <w:pPr>
-        <w:rPr>
-          <w:rFonts w:ascii="Times New Roman" w:hAnsi="Times New Roman" w:cs="Times New Roman"/>
-          <w:sz w:val="24"/>
-          <w:szCs w:val="24"/>
-        </w:rPr>
-      </w:pPr>
-      <w:r>
-        <w:rPr>
-          <w:rFonts w:ascii="Times New Roman" w:hAnsi="Times New Roman" w:cs="Times New Roman"/>
-          <w:sz w:val="24"/>
-          <w:szCs w:val="24"/>
-        </w:rPr>
-        <w:t>Show pantry, office, asset</w:t>
-      </w:r>
-    </w:p>
-    <w:p>
-      <w:pPr>
-        <w:rPr>
-          <w:rFonts w:ascii="Times New Roman" w:hAnsi="Times New Roman" w:cs="Times New Roman"/>
-          <w:sz w:val="24"/>
-          <w:szCs w:val="24"/>
-        </w:rPr>
-      </w:pPr>
-    </w:p>
-    <w:p>
-      <w:pPr>
-        <w:rPr>
-          <w:rFonts w:ascii="Times New Roman" w:hAnsi="Times New Roman" w:cs="Times New Roman"/>
-          <w:sz w:val="24"/>
-          <w:szCs w:val="24"/>
-        </w:rPr>
-      </w:pPr>
-      <w:r>
-        <w:rPr>
-          <w:rFonts w:ascii="Times New Roman" w:hAnsi="Times New Roman" w:cs="Times New Roman"/>
-          <w:sz w:val="24"/>
-          <w:szCs w:val="24"/>
-        </w:rPr>
-        <w:t>Assets (Registration no, serial NO, code no - Same category)</w:t>
-      </w:r>
-    </w:p>
-    <w:p>
-      <w:pPr>
-        <w:rPr>
-          <w:rFonts w:ascii="Times New Roman" w:hAnsi="Times New Roman" w:cs="Times New Roman"/>
-          <w:sz w:val="24"/>
-          <w:szCs w:val="24"/>
-        </w:rPr>
-      </w:pPr>
-      <w:r>
-        <w:rPr>
-          <w:rFonts w:ascii="Times New Roman" w:hAnsi="Times New Roman" w:cs="Times New Roman"/>
-          <w:sz w:val="24"/>
-          <w:szCs w:val="24"/>
-        </w:rPr>
-        <w:t>date purchase</w:t>
-      </w:r>
-    </w:p>
-    <w:p>
-      <w:pPr>
-        <w:rPr>
-          <w:rFonts w:ascii="Times New Roman" w:hAnsi="Times New Roman" w:cs="Times New Roman"/>
-          <w:sz w:val="24"/>
-          <w:szCs w:val="24"/>
-        </w:rPr>
-      </w:pPr>
-      <w:r>
-        <w:rPr>
-          <w:rFonts w:ascii="Times New Roman" w:hAnsi="Times New Roman" w:cs="Times New Roman"/>
-          <w:sz w:val="24"/>
-          <w:szCs w:val="24"/>
-        </w:rPr>
-        <w:t xml:space="preserve">Location/department ( </w:t>
-      </w:r>
-    </w:p>
-    <w:p>
-      <w:pPr>
-        <w:rPr>
-          <w:rFonts w:ascii="Times New Roman" w:hAnsi="Times New Roman" w:cs="Times New Roman"/>
-          <w:sz w:val="24"/>
-          <w:szCs w:val="24"/>
-        </w:rPr>
-      </w:pPr>
-      <w:r>
-        <w:rPr>
-          <w:rFonts w:ascii="Times New Roman" w:hAnsi="Times New Roman" w:cs="Times New Roman"/>
-          <w:sz w:val="24"/>
-          <w:szCs w:val="24"/>
-        </w:rPr>
-        <w:lastRenderedPageBreak/>
-        <w:t>Category is not updated</w:t>
-      </w:r>
-    </w:p>
-    <w:p>
-      <w:pPr>
-        <w:rPr>
-          <w:rFonts w:ascii="Times New Roman" w:hAnsi="Times New Roman" w:cs="Times New Roman"/>
-          <w:sz w:val="24"/>
-          <w:szCs w:val="24"/>
-        </w:rPr>
-      </w:pPr>
-      <w:r>
-        <w:rPr>
-          <w:rFonts w:ascii="Times New Roman" w:hAnsi="Times New Roman" w:cs="Times New Roman"/>
-          <w:sz w:val="24"/>
-          <w:szCs w:val="24"/>
-        </w:rPr>
-        <w:t>Filter by Date</w:t>
-      </w:r>
-    </w:p>
-    <w:p>
-      <w:pPr>
-        <w:rPr>
-          <w:rFonts w:ascii="Times New Roman" w:hAnsi="Times New Roman" w:cs="Times New Roman"/>
-          <w:sz w:val="24"/>
-          <w:szCs w:val="24"/>
-        </w:rPr>
-      </w:pPr>
-      <w:r>
-        <w:rPr>
-          <w:rFonts w:ascii="Times New Roman" w:hAnsi="Times New Roman" w:cs="Times New Roman"/>
-          <w:sz w:val="24"/>
-          <w:szCs w:val="24"/>
-        </w:rPr>
-        <w:t>Tables generate by excel</w:t>
-      </w:r>
-    </w:p>
-    <w:p>
-      <w:pPr>
-        <w:rPr>
-          <w:rFonts w:ascii="Times New Roman" w:hAnsi="Times New Roman" w:cs="Times New Roman"/>
-          <w:sz w:val="24"/>
-          <w:szCs w:val="24"/>
-        </w:rPr>
-      </w:pPr>
-      <w:r>
-        <w:rPr>
-          <w:rFonts w:ascii="Times New Roman" w:hAnsi="Times New Roman" w:cs="Times New Roman"/>
-          <w:sz w:val="24"/>
-          <w:szCs w:val="24"/>
-        </w:rPr>
-        <w:t>expire items limit</w:t>
-      </w:r>
-    </w:p>
-    <w:p>
-      <w:pPr>
-        <w:rPr>
-          <w:rFonts w:ascii="Times New Roman" w:hAnsi="Times New Roman" w:cs="Times New Roman"/>
-          <w:sz w:val="24"/>
-          <w:szCs w:val="24"/>
-        </w:rPr>
-      </w:pPr>
-      <w:r>
-        <w:rPr>
-          <w:rFonts w:ascii="Times New Roman" w:hAnsi="Times New Roman" w:cs="Times New Roman"/>
-          <w:sz w:val="24"/>
-          <w:szCs w:val="24"/>
-        </w:rPr>
-        <w:t xml:space="preserve">Asset </w:t>
-      </w:r>
-      <w:proofErr w:type="gramStart"/>
-      <w:r>
-        <w:rPr>
-          <w:rFonts w:ascii="Times New Roman" w:hAnsi="Times New Roman" w:cs="Times New Roman"/>
-          <w:sz w:val="24"/>
-          <w:szCs w:val="24"/>
-        </w:rPr>
-        <w:t>name</w:t>
-      </w:r>
-      <w:proofErr w:type="gramEnd"/>
-      <w:r>
-        <w:rPr>
-          <w:rFonts w:ascii="Times New Roman" w:hAnsi="Times New Roman" w:cs="Times New Roman"/>
-          <w:sz w:val="24"/>
-          <w:szCs w:val="24"/>
-        </w:rPr>
-        <w:t xml:space="preserve"> allow them to key in</w:t>
-      </w:r>
-    </w:p>
-    <w:p>
-      <w:pPr>
-        <w:rPr>
-          <w:rFonts w:ascii="Times New Roman" w:hAnsi="Times New Roman" w:cs="Times New Roman"/>
-          <w:sz w:val="24"/>
-          <w:szCs w:val="24"/>
-        </w:rPr>
-      </w:pPr>
-      <w:r>
-        <w:rPr>
-          <w:rFonts w:ascii="Times New Roman" w:hAnsi="Times New Roman" w:cs="Times New Roman"/>
-          <w:sz w:val="24"/>
-          <w:szCs w:val="24"/>
-        </w:rPr>
-        <w:t xml:space="preserve">Add another </w:t>
-      </w:r>
-      <w:proofErr w:type="spellStart"/>
-      <w:r>
-        <w:rPr>
-          <w:rFonts w:ascii="Times New Roman" w:hAnsi="Times New Roman" w:cs="Times New Roman"/>
-          <w:sz w:val="24"/>
-          <w:szCs w:val="24"/>
-        </w:rPr>
-        <w:t>maintainence</w:t>
-      </w:r>
-      <w:proofErr w:type="spellEnd"/>
-      <w:r>
-        <w:rPr>
-          <w:rFonts w:ascii="Times New Roman" w:hAnsi="Times New Roman" w:cs="Times New Roman"/>
-          <w:sz w:val="24"/>
-          <w:szCs w:val="24"/>
-        </w:rPr>
-        <w:t xml:space="preserve"> unit &amp; Disposal unit</w:t>
-      </w:r>
-    </w:p>
-    <w:p>
-      <w:pPr>
-        <w:rPr>
-          <w:rFonts w:ascii="Times New Roman" w:hAnsi="Times New Roman" w:cs="Times New Roman"/>
-          <w:sz w:val="24"/>
-          <w:szCs w:val="24"/>
-        </w:rPr>
-      </w:pPr>
-      <w:proofErr w:type="spellStart"/>
-      <w:r>
-        <w:rPr>
-          <w:rFonts w:ascii="Times New Roman" w:hAnsi="Times New Roman" w:cs="Times New Roman"/>
-          <w:sz w:val="24"/>
-          <w:szCs w:val="24"/>
-        </w:rPr>
-        <w:t>Assest</w:t>
-      </w:r>
-      <w:proofErr w:type="spellEnd"/>
-      <w:r>
-        <w:rPr>
-          <w:rFonts w:ascii="Times New Roman" w:hAnsi="Times New Roman" w:cs="Times New Roman"/>
-          <w:sz w:val="24"/>
-          <w:szCs w:val="24"/>
-        </w:rPr>
-        <w:t xml:space="preserve"> status for the dashboard, for disposed, use, </w:t>
-      </w:r>
-      <w:proofErr w:type="spellStart"/>
-      <w:r>
-        <w:rPr>
-          <w:rFonts w:ascii="Times New Roman" w:hAnsi="Times New Roman" w:cs="Times New Roman"/>
-          <w:sz w:val="24"/>
-          <w:szCs w:val="24"/>
-        </w:rPr>
-        <w:t>maintanince</w:t>
-      </w:r>
-      <w:proofErr w:type="spellEnd"/>
-      <w:r>
-        <w:rPr>
-          <w:rFonts w:ascii="Times New Roman" w:hAnsi="Times New Roman" w:cs="Times New Roman"/>
-          <w:sz w:val="24"/>
-          <w:szCs w:val="24"/>
-        </w:rPr>
-        <w:t xml:space="preserve"> and 1 more check</w:t>
-      </w:r>
-    </w:p>
-    <w:p>
-      <w:pPr>
-        <w:rPr>
-          <w:rFonts w:ascii="Times New Roman" w:hAnsi="Times New Roman" w:cs="Times New Roman"/>
-          <w:sz w:val="24"/>
-          <w:szCs w:val="24"/>
-        </w:rPr>
-      </w:pPr>
-      <w:r>
-        <w:rPr>
-          <w:rFonts w:ascii="Times New Roman" w:hAnsi="Times New Roman" w:cs="Times New Roman"/>
-          <w:sz w:val="24"/>
-          <w:szCs w:val="24"/>
-        </w:rPr>
-        <w:t xml:space="preserve">filter for </w:t>
-      </w:r>
-    </w:p>
-    <w:p>
-      <w:pPr>
-        <w:rPr>
-          <w:rFonts w:ascii="Times New Roman" w:hAnsi="Times New Roman" w:cs="Times New Roman"/>
-          <w:sz w:val="24"/>
-          <w:szCs w:val="24"/>
-        </w:rPr>
-      </w:pPr>
-    </w:p>
-    <w:p>
-      <w:pPr>
-        <w:rPr>
-          <w:rFonts w:ascii="Times New Roman" w:hAnsi="Times New Roman" w:cs="Times New Roman"/>
-          <w:sz w:val="24"/>
-          <w:szCs w:val="24"/>
-        </w:rPr>
-      </w:pPr>
-      <w:r>
-        <w:rPr>
-          <w:rFonts w:ascii="Times New Roman" w:hAnsi="Times New Roman" w:cs="Times New Roman"/>
-          <w:sz w:val="24"/>
-          <w:szCs w:val="24"/>
-        </w:rPr>
-        <w:t xml:space="preserve">Office </w:t>
-      </w:r>
-      <w:proofErr w:type="gramStart"/>
-      <w:r>
-        <w:rPr>
-          <w:rFonts w:ascii="Times New Roman" w:hAnsi="Times New Roman" w:cs="Times New Roman"/>
-          <w:sz w:val="24"/>
-          <w:szCs w:val="24"/>
-        </w:rPr>
-        <w:t>stationary</w:t>
-      </w:r>
-      <w:proofErr w:type="gramEnd"/>
-    </w:p>
-    <w:p>
-      <w:pPr>
-        <w:rPr>
-          <w:rFonts w:ascii="Times New Roman" w:hAnsi="Times New Roman" w:cs="Times New Roman"/>
-          <w:sz w:val="24"/>
-          <w:szCs w:val="24"/>
-        </w:rPr>
-      </w:pPr>
-    </w:p>
-    <w:p>
-      <w:pPr>
-        <w:rPr>
-          <w:rFonts w:ascii="Times New Roman" w:hAnsi="Times New Roman" w:cs="Times New Roman"/>
-          <w:sz w:val="24"/>
-          <w:szCs w:val="24"/>
-        </w:rPr>
-      </w:pPr>
-      <w:r>
-        <w:rPr>
-          <w:rFonts w:ascii="Times New Roman" w:hAnsi="Times New Roman" w:cs="Times New Roman"/>
-          <w:sz w:val="24"/>
-          <w:szCs w:val="24"/>
-        </w:rPr>
-        <w:t>pantry expenses</w:t>
-      </w:r>
-    </w:p>
-    <w:p>
-      <w:pPr>
-        <w:rPr>
-          <w:rFonts w:ascii="Times New Roman" w:hAnsi="Times New Roman" w:cs="Times New Roman"/>
-          <w:sz w:val="24"/>
-          <w:szCs w:val="24"/>
-        </w:rPr>
-      </w:pPr>
-    </w:p>
-    <w:p>
-      <w:pPr>
-        <w:rPr>
-          <w:rFonts w:ascii="Times New Roman" w:hAnsi="Times New Roman" w:cs="Times New Roman"/>
-          <w:sz w:val="24"/>
-          <w:szCs w:val="24"/>
-        </w:rPr>
-      </w:pPr>
-    </w:p>
-    <w:p>
-      <w:pPr>
-        <w:rPr>
-          <w:rFonts w:ascii="Times New Roman" w:hAnsi="Times New Roman" w:cs="Times New Roman"/>
-          <w:sz w:val="24"/>
-          <w:szCs w:val="24"/>
-        </w:rPr>
-      </w:pPr>
-      <w:r>
-        <w:rPr>
-          <w:rFonts w:ascii="Times New Roman" w:hAnsi="Times New Roman" w:cs="Times New Roman"/>
+          <w:noProof/>
           <w:sz w:val="24"/>
           <w:szCs w:val="24"/>
         </w:rPr>
@@ -5348,6 +4909,3743 @@
         </w:drawing>
       </w:r>
     </w:p>
+    <w:p>
+      <w:pPr>
+        <w:pStyle w:val="ListParagraph"/>
+        <w:numPr>
+          <w:ilvl w:val="0"/>
+          <w:numId w:val="3"/>
+        </w:numPr>
+        <w:rPr>
+          <w:rFonts w:ascii="Times New Roman" w:hAnsi="Times New Roman" w:cs="Times New Roman"/>
+          <w:sz w:val="24"/>
+          <w:szCs w:val="24"/>
+        </w:rPr>
+      </w:pPr>
+      <w:r>
+        <w:rPr>
+          <w:rFonts w:ascii="Times New Roman" w:hAnsi="Times New Roman" w:cs="Times New Roman"/>
+          <w:sz w:val="24"/>
+          <w:szCs w:val="24"/>
+        </w:rPr>
+        <w:t>Date</w:t>
+      </w:r>
+    </w:p>
+    <w:p>
+      <w:pPr>
+        <w:pStyle w:val="ListParagraph"/>
+        <w:numPr>
+          <w:ilvl w:val="0"/>
+          <w:numId w:val="3"/>
+        </w:numPr>
+        <w:rPr>
+          <w:rFonts w:ascii="Times New Roman" w:hAnsi="Times New Roman" w:cs="Times New Roman"/>
+          <w:sz w:val="24"/>
+          <w:szCs w:val="24"/>
+        </w:rPr>
+      </w:pPr>
+      <w:r>
+        <w:rPr>
+          <w:rFonts w:ascii="Times New Roman" w:hAnsi="Times New Roman" w:cs="Times New Roman"/>
+          <w:sz w:val="24"/>
+          <w:szCs w:val="24"/>
+        </w:rPr>
+        <w:t>Name</w:t>
+      </w:r>
+    </w:p>
+    <w:p>
+      <w:pPr>
+        <w:pStyle w:val="ListParagraph"/>
+        <w:numPr>
+          <w:ilvl w:val="0"/>
+          <w:numId w:val="3"/>
+        </w:numPr>
+        <w:rPr>
+          <w:rFonts w:ascii="Times New Roman" w:hAnsi="Times New Roman" w:cs="Times New Roman"/>
+          <w:sz w:val="24"/>
+          <w:szCs w:val="24"/>
+        </w:rPr>
+      </w:pPr>
+      <w:r>
+        <w:rPr>
+          <w:rFonts w:ascii="Times New Roman" w:hAnsi="Times New Roman" w:cs="Times New Roman"/>
+          <w:sz w:val="24"/>
+          <w:szCs w:val="24"/>
+        </w:rPr>
+        <w:lastRenderedPageBreak/>
+        <w:t>Description</w:t>
+      </w:r>
+    </w:p>
+    <w:p>
+      <w:pPr>
+        <w:pStyle w:val="ListParagraph"/>
+        <w:numPr>
+          <w:ilvl w:val="0"/>
+          <w:numId w:val="3"/>
+        </w:numPr>
+        <w:rPr>
+          <w:rFonts w:ascii="Times New Roman" w:hAnsi="Times New Roman" w:cs="Times New Roman"/>
+          <w:sz w:val="24"/>
+          <w:szCs w:val="24"/>
+        </w:rPr>
+      </w:pPr>
+      <w:r>
+        <w:rPr>
+          <w:rFonts w:ascii="Times New Roman" w:hAnsi="Times New Roman" w:cs="Times New Roman"/>
+          <w:sz w:val="24"/>
+          <w:szCs w:val="24"/>
+        </w:rPr>
+        <w:t>opening stock</w:t>
+      </w:r>
+    </w:p>
+    <w:p>
+      <w:pPr>
+        <w:pStyle w:val="ListParagraph"/>
+        <w:numPr>
+          <w:ilvl w:val="0"/>
+          <w:numId w:val="3"/>
+        </w:numPr>
+        <w:rPr>
+          <w:rFonts w:ascii="Times New Roman" w:hAnsi="Times New Roman" w:cs="Times New Roman"/>
+          <w:sz w:val="24"/>
+          <w:szCs w:val="24"/>
+        </w:rPr>
+      </w:pPr>
+      <w:r>
+        <w:rPr>
+          <w:rFonts w:ascii="Times New Roman" w:hAnsi="Times New Roman" w:cs="Times New Roman"/>
+          <w:sz w:val="24"/>
+          <w:szCs w:val="24"/>
+        </w:rPr>
+        <w:t>received stock</w:t>
+      </w:r>
+    </w:p>
+    <w:p>
+      <w:pPr>
+        <w:pStyle w:val="ListParagraph"/>
+        <w:numPr>
+          <w:ilvl w:val="0"/>
+          <w:numId w:val="3"/>
+        </w:numPr>
+        <w:rPr>
+          <w:rFonts w:ascii="Times New Roman" w:hAnsi="Times New Roman" w:cs="Times New Roman"/>
+          <w:sz w:val="24"/>
+          <w:szCs w:val="24"/>
+        </w:rPr>
+      </w:pPr>
+      <w:r>
+        <w:rPr>
+          <w:rFonts w:ascii="Times New Roman" w:hAnsi="Times New Roman" w:cs="Times New Roman"/>
+          <w:sz w:val="24"/>
+          <w:szCs w:val="24"/>
+        </w:rPr>
+        <w:t xml:space="preserve">price unit </w:t>
+      </w:r>
+    </w:p>
+    <w:p>
+      <w:pPr>
+        <w:pStyle w:val="ListParagraph"/>
+        <w:numPr>
+          <w:ilvl w:val="0"/>
+          <w:numId w:val="3"/>
+        </w:numPr>
+        <w:rPr>
+          <w:rFonts w:ascii="Times New Roman" w:hAnsi="Times New Roman" w:cs="Times New Roman"/>
+          <w:sz w:val="24"/>
+          <w:szCs w:val="24"/>
+        </w:rPr>
+      </w:pPr>
+      <w:r>
+        <w:rPr>
+          <w:rFonts w:ascii="Times New Roman" w:hAnsi="Times New Roman" w:cs="Times New Roman"/>
+          <w:sz w:val="24"/>
+          <w:szCs w:val="24"/>
+        </w:rPr>
+        <w:t>total-price RM ( received stock x price unit)</w:t>
+      </w:r>
+    </w:p>
+    <w:p>
+      <w:pPr>
+        <w:pStyle w:val="ListParagraph"/>
+        <w:numPr>
+          <w:ilvl w:val="0"/>
+          <w:numId w:val="3"/>
+        </w:numPr>
+        <w:rPr>
+          <w:rFonts w:ascii="Times New Roman" w:hAnsi="Times New Roman" w:cs="Times New Roman"/>
+          <w:sz w:val="24"/>
+          <w:szCs w:val="24"/>
+        </w:rPr>
+      </w:pPr>
+      <w:r>
+        <w:rPr>
+          <w:rFonts w:ascii="Times New Roman" w:hAnsi="Times New Roman" w:cs="Times New Roman"/>
+          <w:sz w:val="24"/>
+          <w:szCs w:val="24"/>
+        </w:rPr>
+        <w:t>Issue-stock (unit)</w:t>
+      </w:r>
+    </w:p>
+    <w:p>
+      <w:pPr>
+        <w:pStyle w:val="ListParagraph"/>
+        <w:numPr>
+          <w:ilvl w:val="0"/>
+          <w:numId w:val="3"/>
+        </w:numPr>
+        <w:rPr>
+          <w:rFonts w:ascii="Times New Roman" w:hAnsi="Times New Roman" w:cs="Times New Roman"/>
+          <w:sz w:val="24"/>
+          <w:szCs w:val="24"/>
+        </w:rPr>
+      </w:pPr>
+      <w:r>
+        <w:rPr>
+          <w:rFonts w:ascii="Times New Roman" w:hAnsi="Times New Roman" w:cs="Times New Roman"/>
+          <w:sz w:val="24"/>
+          <w:szCs w:val="24"/>
+        </w:rPr>
+        <w:t>Closing stock ( opening stock + received stock - issuesed Stock)</w:t>
+      </w:r>
+    </w:p>
+    <w:p>
+      <w:pPr>
+        <w:pStyle w:val="ListParagraph"/>
+        <w:numPr>
+          <w:ilvl w:val="0"/>
+          <w:numId w:val="3"/>
+        </w:numPr>
+        <w:rPr>
+          <w:rFonts w:ascii="Times New Roman" w:hAnsi="Times New Roman" w:cs="Times New Roman"/>
+          <w:sz w:val="24"/>
+          <w:szCs w:val="24"/>
+        </w:rPr>
+      </w:pPr>
+      <w:r>
+        <w:rPr>
+          <w:rFonts w:ascii="Times New Roman" w:hAnsi="Times New Roman" w:cs="Times New Roman"/>
+          <w:sz w:val="24"/>
+          <w:szCs w:val="24"/>
+        </w:rPr>
+        <w:t>Issued to ( name PIC who received the stock)</w:t>
+      </w:r>
+    </w:p>
+    <w:p>
+      <w:pPr>
+        <w:pStyle w:val="ListParagraph"/>
+        <w:numPr>
+          <w:ilvl w:val="0"/>
+          <w:numId w:val="3"/>
+        </w:numPr>
+        <w:rPr>
+          <w:rFonts w:ascii="Times New Roman" w:hAnsi="Times New Roman" w:cs="Times New Roman"/>
+          <w:sz w:val="24"/>
+          <w:szCs w:val="24"/>
+        </w:rPr>
+      </w:pPr>
+      <w:r>
+        <w:rPr>
+          <w:rFonts w:ascii="Times New Roman" w:hAnsi="Times New Roman" w:cs="Times New Roman"/>
+          <w:sz w:val="24"/>
+          <w:szCs w:val="24"/>
+        </w:rPr>
+        <w:t>remarks</w:t>
+      </w:r>
+    </w:p>
+    <w:p>
+      <w:pPr>
+        <w:rPr>
+          <w:rFonts w:ascii="Times New Roman" w:hAnsi="Times New Roman" w:cs="Times New Roman"/>
+          <w:sz w:val="24"/>
+          <w:szCs w:val="24"/>
+        </w:rPr>
+      </w:pPr>
+    </w:p>
+    <w:p>
+      <w:pPr>
+        <w:pStyle w:val="Heading1"/>
+      </w:pPr>
+      <w:r>
+        <w:t>Bug report</w:t>
+      </w:r>
+    </w:p>
+    <w:tbl>
+      <w:tblPr>
+        <w:tblStyle w:val="TableGrid"/>
+        <w:tblW w:w="0" w:type="auto"/>
+        <w:tblLook w:val="04A0" w:firstRow="1" w:lastRow="0" w:firstColumn="1" w:lastColumn="0" w:noHBand="0" w:noVBand="1"/>
+      </w:tblPr>
+      <w:tblGrid>
+        <w:gridCol w:w="715"/>
+        <w:gridCol w:w="1890"/>
+        <w:gridCol w:w="4157"/>
+        <w:gridCol w:w="2254"/>
+      </w:tblGrid>
+      <w:tr>
+        <w:tc>
+          <w:tcPr>
+            <w:tcW w:w="715" w:type="dxa"/>
+          </w:tcPr>
+          <w:p>
+            <w:pPr>
+              <w:rPr>
+                <w:rFonts w:ascii="Times New Roman" w:hAnsi="Times New Roman" w:cs="Times New Roman"/>
+                <w:b/>
+                <w:bCs/>
+                <w:sz w:val="24"/>
+                <w:szCs w:val="24"/>
+              </w:rPr>
+            </w:pPr>
+            <w:r>
+              <w:rPr>
+                <w:rFonts w:ascii="Times New Roman" w:hAnsi="Times New Roman" w:cs="Times New Roman"/>
+                <w:b/>
+                <w:bCs/>
+                <w:sz w:val="24"/>
+                <w:szCs w:val="24"/>
+              </w:rPr>
+              <w:t>NO</w:t>
+            </w:r>
+          </w:p>
+        </w:tc>
+        <w:tc>
+          <w:tcPr>
+            <w:tcW w:w="1890" w:type="dxa"/>
+          </w:tcPr>
+          <w:p>
+            <w:pPr>
+              <w:rPr>
+                <w:rFonts w:ascii="Times New Roman" w:hAnsi="Times New Roman" w:cs="Times New Roman"/>
+                <w:b/>
+                <w:bCs/>
+                <w:sz w:val="24"/>
+                <w:szCs w:val="24"/>
+              </w:rPr>
+            </w:pPr>
+            <w:r>
+              <w:rPr>
+                <w:rFonts w:ascii="Times New Roman" w:hAnsi="Times New Roman" w:cs="Times New Roman"/>
+                <w:b/>
+                <w:bCs/>
+                <w:sz w:val="24"/>
+                <w:szCs w:val="24"/>
+              </w:rPr>
+              <w:t>Bug</w:t>
+            </w:r>
+          </w:p>
+        </w:tc>
+        <w:tc>
+          <w:tcPr>
+            <w:tcW w:w="4157" w:type="dxa"/>
+          </w:tcPr>
+          <w:p>
+            <w:pPr>
+              <w:rPr>
+                <w:rFonts w:ascii="Times New Roman" w:hAnsi="Times New Roman" w:cs="Times New Roman"/>
+                <w:b/>
+                <w:bCs/>
+                <w:sz w:val="24"/>
+                <w:szCs w:val="24"/>
+              </w:rPr>
+            </w:pPr>
+            <w:r>
+              <w:rPr>
+                <w:rFonts w:ascii="Times New Roman" w:hAnsi="Times New Roman" w:cs="Times New Roman"/>
+                <w:b/>
+                <w:bCs/>
+                <w:sz w:val="24"/>
+                <w:szCs w:val="24"/>
+              </w:rPr>
+              <w:t>Issue</w:t>
+            </w:r>
+          </w:p>
+        </w:tc>
+        <w:tc>
+          <w:tcPr>
+            <w:tcW w:w="2254" w:type="dxa"/>
+          </w:tcPr>
+          <w:p>
+            <w:pPr>
+              <w:rPr>
+                <w:rFonts w:ascii="Times New Roman" w:hAnsi="Times New Roman" w:cs="Times New Roman"/>
+                <w:b/>
+                <w:bCs/>
+                <w:sz w:val="24"/>
+                <w:szCs w:val="24"/>
+              </w:rPr>
+            </w:pPr>
+            <w:r>
+              <w:rPr>
+                <w:rFonts w:ascii="Times New Roman" w:hAnsi="Times New Roman" w:cs="Times New Roman"/>
+                <w:b/>
+                <w:bCs/>
+                <w:sz w:val="24"/>
+                <w:szCs w:val="24"/>
+              </w:rPr>
+              <w:t xml:space="preserve">Fixed </w:t>
+            </w:r>
+          </w:p>
+        </w:tc>
+      </w:tr>
+      <w:tr>
+        <w:tc>
+          <w:tcPr>
+            <w:tcW w:w="715" w:type="dxa"/>
+          </w:tcPr>
+          <w:p>
+            <w:pPr>
+              <w:rPr>
+                <w:rFonts w:ascii="Times New Roman" w:hAnsi="Times New Roman" w:cs="Times New Roman"/>
+                <w:sz w:val="24"/>
+                <w:szCs w:val="24"/>
+              </w:rPr>
+            </w:pPr>
+            <w:r>
+              <w:rPr>
+                <w:rFonts w:ascii="Times New Roman" w:hAnsi="Times New Roman" w:cs="Times New Roman"/>
+                <w:sz w:val="24"/>
+                <w:szCs w:val="24"/>
+              </w:rPr>
+              <w:t>01</w:t>
+            </w:r>
+          </w:p>
+        </w:tc>
+        <w:tc>
+          <w:tcPr>
+            <w:tcW w:w="1890" w:type="dxa"/>
+          </w:tcPr>
+          <w:p>
+            <w:pPr>
+              <w:rPr>
+                <w:rFonts w:ascii="Times New Roman" w:hAnsi="Times New Roman" w:cs="Times New Roman"/>
+                <w:sz w:val="24"/>
+                <w:szCs w:val="24"/>
+              </w:rPr>
+            </w:pPr>
+            <w:r>
+              <w:rPr>
+                <w:rFonts w:ascii="Times New Roman" w:hAnsi="Times New Roman" w:cs="Times New Roman"/>
+                <w:sz w:val="24"/>
+                <w:szCs w:val="24"/>
+              </w:rPr>
+              <w:t>Category is not updated</w:t>
+            </w:r>
+          </w:p>
+          <w:p>
+            <w:pPr>
+              <w:rPr>
+                <w:rFonts w:ascii="Times New Roman" w:hAnsi="Times New Roman" w:cs="Times New Roman"/>
+                <w:sz w:val="24"/>
+                <w:szCs w:val="24"/>
+              </w:rPr>
+            </w:pPr>
+          </w:p>
+        </w:tc>
+        <w:tc>
+          <w:tcPr>
+            <w:tcW w:w="4157" w:type="dxa"/>
+          </w:tcPr>
+          <w:p>
+            <w:pPr>
+              <w:rPr>
+                <w:rFonts w:ascii="Times New Roman" w:hAnsi="Times New Roman" w:cs="Times New Roman"/>
+                <w:sz w:val="24"/>
+                <w:szCs w:val="24"/>
+              </w:rPr>
+            </w:pPr>
+            <w:r>
+              <w:rPr>
+                <w:rFonts w:ascii="Times New Roman" w:hAnsi="Times New Roman" w:cs="Times New Roman"/>
+                <w:sz w:val="24"/>
+                <w:szCs w:val="24"/>
+              </w:rPr>
+              <w:t>The category is not updated in the tables</w:t>
+            </w:r>
+          </w:p>
+        </w:tc>
+        <w:tc>
+          <w:tcPr>
+            <w:tcW w:w="2254" w:type="dxa"/>
+          </w:tcPr>
+          <w:p>
+            <w:pPr>
+              <w:rPr>
+                <w:rFonts w:ascii="Times New Roman" w:hAnsi="Times New Roman" w:cs="Times New Roman"/>
+                <w:sz w:val="24"/>
+                <w:szCs w:val="24"/>
+              </w:rPr>
+            </w:pPr>
+          </w:p>
+        </w:tc>
+      </w:tr>
+      <w:tr>
+        <w:tc>
+          <w:tcPr>
+            <w:tcW w:w="715" w:type="dxa"/>
+          </w:tcPr>
+          <w:p>
+            <w:pPr>
+              <w:rPr>
+                <w:rFonts w:ascii="Times New Roman" w:hAnsi="Times New Roman" w:cs="Times New Roman"/>
+                <w:sz w:val="24"/>
+                <w:szCs w:val="24"/>
+              </w:rPr>
+            </w:pPr>
+            <w:r>
+              <w:rPr>
+                <w:rFonts w:ascii="Times New Roman" w:hAnsi="Times New Roman" w:cs="Times New Roman"/>
+                <w:sz w:val="24"/>
+                <w:szCs w:val="24"/>
+              </w:rPr>
+              <w:t>02</w:t>
+            </w:r>
+          </w:p>
+        </w:tc>
+        <w:tc>
+          <w:tcPr>
+            <w:tcW w:w="1890" w:type="dxa"/>
+          </w:tcPr>
+          <w:p>
+            <w:pPr>
+              <w:rPr>
+                <w:rFonts w:ascii="Times New Roman" w:hAnsi="Times New Roman" w:cs="Times New Roman"/>
+                <w:sz w:val="24"/>
+                <w:szCs w:val="24"/>
+              </w:rPr>
+            </w:pPr>
+            <w:r>
+              <w:rPr>
+                <w:rFonts w:ascii="Times New Roman" w:hAnsi="Times New Roman" w:cs="Times New Roman"/>
+                <w:sz w:val="24"/>
+                <w:szCs w:val="24"/>
+              </w:rPr>
+              <w:t>Padding container</w:t>
+            </w:r>
+          </w:p>
+        </w:tc>
+        <w:tc>
+          <w:tcPr>
+            <w:tcW w:w="4157" w:type="dxa"/>
+          </w:tcPr>
+          <w:p>
+            <w:pPr>
+              <w:rPr>
+                <w:rFonts w:ascii="Times New Roman" w:hAnsi="Times New Roman" w:cs="Times New Roman"/>
+                <w:sz w:val="24"/>
+                <w:szCs w:val="24"/>
+              </w:rPr>
+            </w:pPr>
+            <w:r>
+              <w:rPr>
+                <w:rFonts w:ascii="Times New Roman" w:hAnsi="Times New Roman" w:cs="Times New Roman"/>
+                <w:sz w:val="24"/>
+                <w:szCs w:val="24"/>
+              </w:rPr>
+              <w:t xml:space="preserve">Allignment to standardize all the page in a container </w:t>
+            </w:r>
+          </w:p>
+        </w:tc>
+        <w:tc>
+          <w:tcPr>
+            <w:tcW w:w="2254" w:type="dxa"/>
+          </w:tcPr>
+          <w:p>
+            <w:pPr>
+              <w:rPr>
+                <w:rFonts w:ascii="Times New Roman" w:hAnsi="Times New Roman" w:cs="Times New Roman"/>
+                <w:sz w:val="24"/>
+                <w:szCs w:val="24"/>
+              </w:rPr>
+            </w:pPr>
+            <w:r>
+              <w:rPr>
+                <w:rFonts w:ascii="Times New Roman" w:hAnsi="Times New Roman" w:cs="Times New Roman"/>
+                <w:sz w:val="24"/>
+                <w:szCs w:val="24"/>
+              </w:rPr>
+              <w:t>done</w:t>
+            </w:r>
+          </w:p>
+        </w:tc>
+      </w:tr>
+      <w:tr>
+        <w:tc>
+          <w:tcPr>
+            <w:tcW w:w="715" w:type="dxa"/>
+          </w:tcPr>
+          <w:p>
+            <w:pPr>
+              <w:rPr>
+                <w:rFonts w:ascii="Times New Roman" w:hAnsi="Times New Roman" w:cs="Times New Roman"/>
+                <w:sz w:val="24"/>
+                <w:szCs w:val="24"/>
+              </w:rPr>
+            </w:pPr>
+            <w:r>
+              <w:rPr>
+                <w:rFonts w:ascii="Times New Roman" w:hAnsi="Times New Roman" w:cs="Times New Roman"/>
+                <w:sz w:val="24"/>
+                <w:szCs w:val="24"/>
+              </w:rPr>
+              <w:t>03</w:t>
+            </w:r>
+          </w:p>
+        </w:tc>
+        <w:tc>
+          <w:tcPr>
+            <w:tcW w:w="1890" w:type="dxa"/>
+          </w:tcPr>
+          <w:p>
+            <w:pPr>
+              <w:rPr>
+                <w:rFonts w:ascii="Times New Roman" w:hAnsi="Times New Roman" w:cs="Times New Roman"/>
+                <w:sz w:val="24"/>
+                <w:szCs w:val="24"/>
+              </w:rPr>
+            </w:pPr>
+            <w:r>
+              <w:rPr>
+                <w:rFonts w:ascii="Times New Roman" w:hAnsi="Times New Roman" w:cs="Times New Roman"/>
+                <w:sz w:val="24"/>
+                <w:szCs w:val="24"/>
+              </w:rPr>
+              <w:t>Form changes</w:t>
+            </w:r>
+          </w:p>
+        </w:tc>
+        <w:tc>
+          <w:tcPr>
+            <w:tcW w:w="4157" w:type="dxa"/>
+          </w:tcPr>
+          <w:p>
+            <w:pPr>
+              <w:rPr>
+                <w:rFonts w:ascii="Times New Roman" w:hAnsi="Times New Roman" w:cs="Times New Roman"/>
+                <w:sz w:val="24"/>
+                <w:szCs w:val="24"/>
+              </w:rPr>
+            </w:pPr>
+            <w:r>
+              <w:rPr>
+                <w:rFonts w:ascii="Times New Roman" w:hAnsi="Times New Roman" w:cs="Times New Roman"/>
+                <w:sz w:val="24"/>
+                <w:szCs w:val="24"/>
+              </w:rPr>
+              <w:t>Adjustment for registration no, serial no is the same</w:t>
+            </w:r>
+          </w:p>
+        </w:tc>
+        <w:tc>
+          <w:tcPr>
+            <w:tcW w:w="2254" w:type="dxa"/>
+          </w:tcPr>
+          <w:p>
+            <w:pPr>
+              <w:rPr>
+                <w:rFonts w:ascii="Times New Roman" w:hAnsi="Times New Roman" w:cs="Times New Roman"/>
+                <w:sz w:val="24"/>
+                <w:szCs w:val="24"/>
+              </w:rPr>
+            </w:pPr>
+            <w:r>
+              <w:rPr>
+                <w:rFonts w:ascii="Times New Roman" w:hAnsi="Times New Roman" w:cs="Times New Roman"/>
+                <w:sz w:val="24"/>
+                <w:szCs w:val="24"/>
+              </w:rPr>
+              <w:t>Done</w:t>
+            </w:r>
+          </w:p>
+        </w:tc>
+      </w:tr>
+      <w:tr>
+        <w:tc>
+          <w:tcPr>
+            <w:tcW w:w="715" w:type="dxa"/>
+          </w:tcPr>
+          <w:p>
+            <w:pPr>
+              <w:rPr>
+                <w:rFonts w:ascii="Times New Roman" w:hAnsi="Times New Roman" w:cs="Times New Roman"/>
+                <w:sz w:val="24"/>
+                <w:szCs w:val="24"/>
+              </w:rPr>
+            </w:pPr>
+            <w:r>
+              <w:rPr>
+                <w:rFonts w:ascii="Times New Roman" w:hAnsi="Times New Roman" w:cs="Times New Roman"/>
+                <w:sz w:val="24"/>
+                <w:szCs w:val="24"/>
+              </w:rPr>
+              <w:t>04</w:t>
+            </w:r>
+          </w:p>
+        </w:tc>
+        <w:tc>
+          <w:tcPr>
+            <w:tcW w:w="1890" w:type="dxa"/>
+          </w:tcPr>
+          <w:p>
+            <w:pPr>
+              <w:rPr>
+                <w:rFonts w:ascii="Times New Roman" w:hAnsi="Times New Roman" w:cs="Times New Roman"/>
+                <w:sz w:val="24"/>
+                <w:szCs w:val="24"/>
+              </w:rPr>
+            </w:pPr>
+            <w:r>
+              <w:rPr>
+                <w:rFonts w:ascii="Times New Roman" w:hAnsi="Times New Roman" w:cs="Times New Roman"/>
+                <w:sz w:val="24"/>
+                <w:szCs w:val="24"/>
+              </w:rPr>
+              <w:t>Color theme change</w:t>
+            </w:r>
+          </w:p>
+        </w:tc>
+        <w:tc>
+          <w:tcPr>
+            <w:tcW w:w="4157" w:type="dxa"/>
+          </w:tcPr>
+          <w:p>
+            <w:pPr>
+              <w:rPr>
+                <w:rFonts w:ascii="Times New Roman" w:hAnsi="Times New Roman" w:cs="Times New Roman"/>
+                <w:sz w:val="24"/>
+                <w:szCs w:val="24"/>
+              </w:rPr>
+            </w:pPr>
+            <w:r>
+              <w:rPr>
+                <w:rFonts w:ascii="Times New Roman" w:hAnsi="Times New Roman" w:cs="Times New Roman"/>
+                <w:sz w:val="24"/>
+                <w:szCs w:val="24"/>
+              </w:rPr>
+              <w:t xml:space="preserve">Pastel </w:t>
+            </w:r>
+          </w:p>
+        </w:tc>
+        <w:tc>
+          <w:tcPr>
+            <w:tcW w:w="2254" w:type="dxa"/>
+          </w:tcPr>
+          <w:p>
+            <w:pPr>
+              <w:rPr>
+                <w:rFonts w:ascii="Times New Roman" w:hAnsi="Times New Roman" w:cs="Times New Roman"/>
+                <w:sz w:val="24"/>
+                <w:szCs w:val="24"/>
+              </w:rPr>
+            </w:pPr>
+          </w:p>
+        </w:tc>
+      </w:tr>
+    </w:tbl>
+    <w:p>
+      <w:pPr>
+        <w:rPr>
+          <w:rFonts w:ascii="Times New Roman" w:hAnsi="Times New Roman" w:cs="Times New Roman"/>
+          <w:sz w:val="24"/>
+          <w:szCs w:val="24"/>
+        </w:rPr>
+      </w:pPr>
+    </w:p>
+    <w:p>
+      <w:pPr>
+        <w:rPr>
+          <w:rFonts w:ascii="Times New Roman" w:hAnsi="Times New Roman" w:cs="Times New Roman"/>
+          <w:sz w:val="24"/>
+          <w:szCs w:val="24"/>
+        </w:rPr>
+      </w:pPr>
+    </w:p>
+    <w:p>
+      <w:pPr>
+        <w:pStyle w:val="Heading1"/>
+      </w:pPr>
+      <w:r>
+        <w:t>Feature Reprot</w:t>
+      </w:r>
+    </w:p>
+    <w:tbl>
+      <w:tblPr>
+        <w:tblStyle w:val="TableGrid"/>
+        <w:tblW w:w="0" w:type="auto"/>
+        <w:tblLook w:val="04A0" w:firstRow="1" w:lastRow="0" w:firstColumn="1" w:lastColumn="0" w:noHBand="0" w:noVBand="1"/>
+      </w:tblPr>
+      <w:tblGrid>
+        <w:gridCol w:w="715"/>
+        <w:gridCol w:w="1890"/>
+        <w:gridCol w:w="4157"/>
+        <w:gridCol w:w="2254"/>
+      </w:tblGrid>
+      <w:tr>
+        <w:tc>
+          <w:tcPr>
+            <w:tcW w:w="715" w:type="dxa"/>
+          </w:tcPr>
+          <w:p>
+            <w:pPr>
+              <w:rPr>
+                <w:rFonts w:ascii="Times New Roman" w:hAnsi="Times New Roman" w:cs="Times New Roman"/>
+                <w:b/>
+                <w:bCs/>
+                <w:sz w:val="24"/>
+                <w:szCs w:val="24"/>
+              </w:rPr>
+            </w:pPr>
+            <w:r>
+              <w:rPr>
+                <w:rFonts w:ascii="Times New Roman" w:hAnsi="Times New Roman" w:cs="Times New Roman"/>
+                <w:b/>
+                <w:bCs/>
+                <w:sz w:val="24"/>
+                <w:szCs w:val="24"/>
+              </w:rPr>
+              <w:t>NO</w:t>
+            </w:r>
+          </w:p>
+        </w:tc>
+        <w:tc>
+          <w:tcPr>
+            <w:tcW w:w="1890" w:type="dxa"/>
+          </w:tcPr>
+          <w:p>
+            <w:pPr>
+              <w:rPr>
+                <w:rFonts w:ascii="Times New Roman" w:hAnsi="Times New Roman" w:cs="Times New Roman"/>
+                <w:b/>
+                <w:bCs/>
+                <w:sz w:val="24"/>
+                <w:szCs w:val="24"/>
+              </w:rPr>
+            </w:pPr>
+            <w:r>
+              <w:rPr>
+                <w:rFonts w:ascii="Times New Roman" w:hAnsi="Times New Roman" w:cs="Times New Roman"/>
+                <w:b/>
+                <w:bCs/>
+                <w:sz w:val="24"/>
+                <w:szCs w:val="24"/>
+              </w:rPr>
+              <w:t xml:space="preserve">Features </w:t>
+            </w:r>
+          </w:p>
+        </w:tc>
+        <w:tc>
+          <w:tcPr>
+            <w:tcW w:w="4157" w:type="dxa"/>
+          </w:tcPr>
+          <w:p>
+            <w:pPr>
+              <w:rPr>
+                <w:rFonts w:ascii="Times New Roman" w:hAnsi="Times New Roman" w:cs="Times New Roman"/>
+                <w:b/>
+                <w:bCs/>
+                <w:sz w:val="24"/>
+                <w:szCs w:val="24"/>
+              </w:rPr>
+            </w:pPr>
+            <w:r>
+              <w:rPr>
+                <w:rFonts w:ascii="Times New Roman" w:hAnsi="Times New Roman" w:cs="Times New Roman"/>
+                <w:b/>
+                <w:bCs/>
+                <w:sz w:val="24"/>
+                <w:szCs w:val="24"/>
+              </w:rPr>
+              <w:t>details</w:t>
+            </w:r>
+          </w:p>
+        </w:tc>
+        <w:tc>
+          <w:tcPr>
+            <w:tcW w:w="2254" w:type="dxa"/>
+          </w:tcPr>
+          <w:p>
+            <w:pPr>
+              <w:rPr>
+                <w:rFonts w:ascii="Times New Roman" w:hAnsi="Times New Roman" w:cs="Times New Roman"/>
+                <w:b/>
+                <w:bCs/>
+                <w:sz w:val="24"/>
+                <w:szCs w:val="24"/>
+              </w:rPr>
+            </w:pPr>
+            <w:r>
+              <w:rPr>
+                <w:rFonts w:ascii="Times New Roman" w:hAnsi="Times New Roman" w:cs="Times New Roman"/>
+                <w:b/>
+                <w:bCs/>
+                <w:sz w:val="24"/>
+                <w:szCs w:val="24"/>
+              </w:rPr>
+              <w:t>Status</w:t>
+            </w:r>
+            <w:r>
+              <w:rPr>
+                <w:rFonts w:ascii="Times New Roman" w:hAnsi="Times New Roman" w:cs="Times New Roman"/>
+                <w:b/>
+                <w:bCs/>
+                <w:sz w:val="24"/>
+                <w:szCs w:val="24"/>
+              </w:rPr>
+              <w:t xml:space="preserve"> </w:t>
+            </w:r>
+          </w:p>
+        </w:tc>
+      </w:tr>
+      <w:tr>
+        <w:tc>
+          <w:tcPr>
+            <w:tcW w:w="715" w:type="dxa"/>
+          </w:tcPr>
+          <w:p>
+            <w:pPr>
+              <w:rPr>
+                <w:rFonts w:ascii="Times New Roman" w:hAnsi="Times New Roman" w:cs="Times New Roman"/>
+                <w:sz w:val="24"/>
+                <w:szCs w:val="24"/>
+              </w:rPr>
+            </w:pPr>
+            <w:r>
+              <w:rPr>
+                <w:rFonts w:ascii="Times New Roman" w:hAnsi="Times New Roman" w:cs="Times New Roman"/>
+                <w:sz w:val="24"/>
+                <w:szCs w:val="24"/>
+              </w:rPr>
+              <w:t>01</w:t>
+            </w:r>
+          </w:p>
+        </w:tc>
+        <w:tc>
+          <w:tcPr>
+            <w:tcW w:w="1890" w:type="dxa"/>
+          </w:tcPr>
+          <w:p>
+            <w:pPr>
+              <w:rPr>
+                <w:rFonts w:ascii="Times New Roman" w:hAnsi="Times New Roman" w:cs="Times New Roman"/>
+                <w:sz w:val="24"/>
+                <w:szCs w:val="24"/>
+              </w:rPr>
+            </w:pPr>
+            <w:r>
+              <w:rPr>
+                <w:rFonts w:ascii="Times New Roman" w:hAnsi="Times New Roman" w:cs="Times New Roman"/>
+                <w:sz w:val="24"/>
+                <w:szCs w:val="24"/>
+              </w:rPr>
+              <w:t xml:space="preserve">Filter feature </w:t>
+            </w:r>
+          </w:p>
+        </w:tc>
+        <w:tc>
+          <w:tcPr>
+            <w:tcW w:w="4157" w:type="dxa"/>
+          </w:tcPr>
+          <w:p>
+            <w:pPr>
+              <w:rPr>
+                <w:rFonts w:ascii="Times New Roman" w:hAnsi="Times New Roman" w:cs="Times New Roman"/>
+                <w:sz w:val="24"/>
+                <w:szCs w:val="24"/>
+              </w:rPr>
+            </w:pPr>
+            <w:r>
+              <w:rPr>
+                <w:rFonts w:ascii="Times New Roman" w:hAnsi="Times New Roman" w:cs="Times New Roman"/>
+                <w:sz w:val="24"/>
+                <w:szCs w:val="24"/>
+              </w:rPr>
+              <w:t>Filter adjustment based on categories and dates</w:t>
+            </w:r>
+            <w:r>
+              <w:rPr>
+                <w:rFonts w:ascii="Times New Roman" w:hAnsi="Times New Roman" w:cs="Times New Roman"/>
+                <w:sz w:val="24"/>
+                <w:szCs w:val="24"/>
+              </w:rPr>
+              <w:t>, filter by name</w:t>
+            </w:r>
+          </w:p>
+        </w:tc>
+        <w:tc>
+          <w:tcPr>
+            <w:tcW w:w="2254" w:type="dxa"/>
+          </w:tcPr>
+          <w:p>
+            <w:pPr>
+              <w:rPr>
+                <w:rFonts w:ascii="Times New Roman" w:hAnsi="Times New Roman" w:cs="Times New Roman"/>
+                <w:sz w:val="24"/>
+                <w:szCs w:val="24"/>
+              </w:rPr>
+            </w:pPr>
+          </w:p>
+        </w:tc>
+      </w:tr>
+      <w:tr>
+        <w:tc>
+          <w:tcPr>
+            <w:tcW w:w="715" w:type="dxa"/>
+          </w:tcPr>
+          <w:p>
+            <w:pPr>
+              <w:rPr>
+                <w:rFonts w:ascii="Times New Roman" w:hAnsi="Times New Roman" w:cs="Times New Roman"/>
+                <w:sz w:val="24"/>
+                <w:szCs w:val="24"/>
+              </w:rPr>
+            </w:pPr>
+            <w:r>
+              <w:rPr>
+                <w:rFonts w:ascii="Times New Roman" w:hAnsi="Times New Roman" w:cs="Times New Roman"/>
+                <w:sz w:val="24"/>
+                <w:szCs w:val="24"/>
+              </w:rPr>
+              <w:t>02</w:t>
+            </w:r>
+          </w:p>
+        </w:tc>
+        <w:tc>
+          <w:tcPr>
+            <w:tcW w:w="1890" w:type="dxa"/>
+          </w:tcPr>
+          <w:p>
+            <w:pPr>
+              <w:rPr>
+                <w:rFonts w:ascii="Times New Roman" w:hAnsi="Times New Roman" w:cs="Times New Roman"/>
+                <w:sz w:val="24"/>
+                <w:szCs w:val="24"/>
+              </w:rPr>
+            </w:pPr>
+            <w:r>
+              <w:rPr>
+                <w:rFonts w:ascii="Times New Roman" w:hAnsi="Times New Roman" w:cs="Times New Roman"/>
+                <w:sz w:val="24"/>
+                <w:szCs w:val="24"/>
+              </w:rPr>
+              <w:t>Tables generate by excel</w:t>
+            </w:r>
+          </w:p>
+          <w:p>
+            <w:pPr>
+              <w:rPr>
+                <w:rFonts w:ascii="Times New Roman" w:hAnsi="Times New Roman" w:cs="Times New Roman"/>
+                <w:sz w:val="24"/>
+                <w:szCs w:val="24"/>
+              </w:rPr>
+            </w:pPr>
+          </w:p>
+        </w:tc>
+        <w:tc>
+          <w:tcPr>
+            <w:tcW w:w="4157" w:type="dxa"/>
+          </w:tcPr>
+          <w:p>
+            <w:pPr>
+              <w:rPr>
+                <w:rFonts w:ascii="Times New Roman" w:hAnsi="Times New Roman" w:cs="Times New Roman"/>
+                <w:sz w:val="24"/>
+                <w:szCs w:val="24"/>
+              </w:rPr>
+            </w:pPr>
+            <w:r>
+              <w:rPr>
+                <w:rFonts w:ascii="Times New Roman" w:hAnsi="Times New Roman" w:cs="Times New Roman"/>
+                <w:sz w:val="24"/>
+                <w:szCs w:val="24"/>
+              </w:rPr>
+              <w:t xml:space="preserve">Click to generate the report in excel </w:t>
+            </w:r>
+          </w:p>
+        </w:tc>
+        <w:tc>
+          <w:tcPr>
+            <w:tcW w:w="2254" w:type="dxa"/>
+          </w:tcPr>
+          <w:p>
+            <w:pPr>
+              <w:rPr>
+                <w:rFonts w:ascii="Times New Roman" w:hAnsi="Times New Roman" w:cs="Times New Roman"/>
+                <w:sz w:val="24"/>
+                <w:szCs w:val="24"/>
+              </w:rPr>
+            </w:pPr>
+          </w:p>
+        </w:tc>
+      </w:tr>
+      <w:tr>
+        <w:tc>
+          <w:tcPr>
+            <w:tcW w:w="715" w:type="dxa"/>
+          </w:tcPr>
+          <w:p>
+            <w:pPr>
+              <w:rPr>
+                <w:rFonts w:ascii="Times New Roman" w:hAnsi="Times New Roman" w:cs="Times New Roman"/>
+                <w:sz w:val="24"/>
+                <w:szCs w:val="24"/>
+              </w:rPr>
+            </w:pPr>
+            <w:r>
+              <w:rPr>
+                <w:rFonts w:ascii="Times New Roman" w:hAnsi="Times New Roman" w:cs="Times New Roman"/>
+                <w:sz w:val="24"/>
+                <w:szCs w:val="24"/>
+              </w:rPr>
+              <w:t>03</w:t>
+            </w:r>
+          </w:p>
+        </w:tc>
+        <w:tc>
+          <w:tcPr>
+            <w:tcW w:w="1890" w:type="dxa"/>
+          </w:tcPr>
+          <w:p>
+            <w:pPr>
+              <w:rPr>
+                <w:rFonts w:ascii="Times New Roman" w:hAnsi="Times New Roman" w:cs="Times New Roman"/>
+                <w:sz w:val="24"/>
+                <w:szCs w:val="24"/>
+              </w:rPr>
+            </w:pPr>
+            <w:r>
+              <w:rPr>
+                <w:rFonts w:ascii="Times New Roman" w:hAnsi="Times New Roman" w:cs="Times New Roman"/>
+                <w:sz w:val="24"/>
+                <w:szCs w:val="24"/>
+              </w:rPr>
+              <w:t xml:space="preserve">Details form </w:t>
+            </w:r>
+            <w:r>
+              <w:rPr>
+                <w:rFonts w:ascii="Times New Roman" w:hAnsi="Times New Roman" w:cs="Times New Roman"/>
+                <w:sz w:val="24"/>
+                <w:szCs w:val="24"/>
+              </w:rPr>
+              <w:t>adds</w:t>
+            </w:r>
+          </w:p>
+        </w:tc>
+        <w:tc>
+          <w:tcPr>
+            <w:tcW w:w="4157" w:type="dxa"/>
+          </w:tcPr>
+          <w:p>
+            <w:pPr>
+              <w:rPr>
+                <w:rFonts w:ascii="Times New Roman" w:hAnsi="Times New Roman" w:cs="Times New Roman"/>
+                <w:sz w:val="24"/>
+                <w:szCs w:val="24"/>
+              </w:rPr>
+            </w:pPr>
+            <w:r>
+              <w:rPr>
+                <w:rFonts w:ascii="Times New Roman" w:hAnsi="Times New Roman" w:cs="Times New Roman"/>
+                <w:sz w:val="24"/>
+                <w:szCs w:val="24"/>
+              </w:rPr>
+              <w:t>Add date Purchases in each form.</w:t>
+            </w:r>
+          </w:p>
+        </w:tc>
+        <w:tc>
+          <w:tcPr>
+            <w:tcW w:w="2254" w:type="dxa"/>
+          </w:tcPr>
+          <w:p>
+            <w:pPr>
+              <w:rPr>
+                <w:rFonts w:ascii="Times New Roman" w:hAnsi="Times New Roman" w:cs="Times New Roman"/>
+                <w:sz w:val="24"/>
+                <w:szCs w:val="24"/>
+              </w:rPr>
+            </w:pPr>
+          </w:p>
+        </w:tc>
+      </w:tr>
+      <w:tr>
+        <w:tc>
+          <w:tcPr>
+            <w:tcW w:w="715" w:type="dxa"/>
+          </w:tcPr>
+          <w:p>
+            <w:pPr>
+              <w:rPr>
+                <w:rFonts w:ascii="Times New Roman" w:hAnsi="Times New Roman" w:cs="Times New Roman"/>
+                <w:sz w:val="24"/>
+                <w:szCs w:val="24"/>
+              </w:rPr>
+            </w:pPr>
+            <w:r>
+              <w:rPr>
+                <w:rFonts w:ascii="Times New Roman" w:hAnsi="Times New Roman" w:cs="Times New Roman"/>
+                <w:sz w:val="24"/>
+                <w:szCs w:val="24"/>
+              </w:rPr>
+              <w:t>04</w:t>
+            </w:r>
+          </w:p>
+        </w:tc>
+        <w:tc>
+          <w:tcPr>
+            <w:tcW w:w="1890" w:type="dxa"/>
+          </w:tcPr>
+          <w:p>
+            <w:pPr>
+              <w:rPr>
+                <w:rFonts w:ascii="Times New Roman" w:hAnsi="Times New Roman" w:cs="Times New Roman"/>
+                <w:sz w:val="24"/>
+                <w:szCs w:val="24"/>
+              </w:rPr>
+            </w:pPr>
+            <w:r>
+              <w:rPr>
+                <w:rFonts w:ascii="Times New Roman" w:hAnsi="Times New Roman" w:cs="Times New Roman"/>
+                <w:sz w:val="24"/>
+                <w:szCs w:val="24"/>
+              </w:rPr>
+              <w:t>Log Page</w:t>
+            </w:r>
+          </w:p>
+        </w:tc>
+        <w:tc>
+          <w:tcPr>
+            <w:tcW w:w="4157" w:type="dxa"/>
+          </w:tcPr>
+          <w:p>
+            <w:pPr>
+              <w:rPr>
+                <w:rFonts w:ascii="Times New Roman" w:hAnsi="Times New Roman" w:cs="Times New Roman"/>
+                <w:sz w:val="24"/>
+                <w:szCs w:val="24"/>
+              </w:rPr>
+            </w:pPr>
+            <w:r>
+              <w:rPr>
+                <w:rFonts w:ascii="Times New Roman" w:hAnsi="Times New Roman" w:cs="Times New Roman"/>
+                <w:sz w:val="24"/>
+                <w:szCs w:val="24"/>
+              </w:rPr>
+              <w:t>Choose role for admin &amp; user</w:t>
+            </w:r>
+          </w:p>
+        </w:tc>
+        <w:tc>
+          <w:tcPr>
+            <w:tcW w:w="2254" w:type="dxa"/>
+          </w:tcPr>
+          <w:p>
+            <w:pPr>
+              <w:rPr>
+                <w:rFonts w:ascii="Times New Roman" w:hAnsi="Times New Roman" w:cs="Times New Roman"/>
+                <w:sz w:val="24"/>
+                <w:szCs w:val="24"/>
+              </w:rPr>
+            </w:pPr>
+            <w:r>
+              <w:rPr>
+                <w:rFonts w:ascii="Times New Roman" w:hAnsi="Times New Roman" w:cs="Times New Roman"/>
+                <w:sz w:val="24"/>
+                <w:szCs w:val="24"/>
+              </w:rPr>
+              <w:t>Done</w:t>
+            </w:r>
+          </w:p>
+        </w:tc>
+      </w:tr>
+      <w:tr>
+        <w:tc>
+          <w:tcPr>
+            <w:tcW w:w="715" w:type="dxa"/>
+          </w:tcPr>
+          <w:p>
+            <w:pPr>
+              <w:rPr>
+                <w:rFonts w:ascii="Times New Roman" w:hAnsi="Times New Roman" w:cs="Times New Roman"/>
+                <w:sz w:val="24"/>
+                <w:szCs w:val="24"/>
+              </w:rPr>
+            </w:pPr>
+            <w:r>
+              <w:rPr>
+                <w:rFonts w:ascii="Times New Roman" w:hAnsi="Times New Roman" w:cs="Times New Roman"/>
+                <w:sz w:val="24"/>
+                <w:szCs w:val="24"/>
+              </w:rPr>
+              <w:t>05</w:t>
+            </w:r>
+          </w:p>
+        </w:tc>
+        <w:tc>
+          <w:tcPr>
+            <w:tcW w:w="1890" w:type="dxa"/>
+          </w:tcPr>
+          <w:p>
+            <w:pPr>
+              <w:rPr>
+                <w:rFonts w:ascii="Times New Roman" w:hAnsi="Times New Roman" w:cs="Times New Roman"/>
+                <w:sz w:val="24"/>
+                <w:szCs w:val="24"/>
+              </w:rPr>
+            </w:pPr>
+            <w:r>
+              <w:rPr>
+                <w:rFonts w:ascii="Times New Roman" w:hAnsi="Times New Roman" w:cs="Times New Roman"/>
+                <w:sz w:val="24"/>
+                <w:szCs w:val="24"/>
+              </w:rPr>
+              <w:t>Dashboard add</w:t>
+            </w:r>
+          </w:p>
+        </w:tc>
+        <w:tc>
+          <w:tcPr>
+            <w:tcW w:w="4157" w:type="dxa"/>
+          </w:tcPr>
+          <w:p>
+            <w:pPr>
+              <w:rPr>
+                <w:rFonts w:ascii="Times New Roman" w:hAnsi="Times New Roman" w:cs="Times New Roman"/>
+                <w:sz w:val="24"/>
+                <w:szCs w:val="24"/>
+              </w:rPr>
+            </w:pPr>
+            <w:r>
+              <w:rPr>
+                <w:rFonts w:ascii="Times New Roman" w:hAnsi="Times New Roman" w:cs="Times New Roman"/>
+                <w:sz w:val="24"/>
+                <w:szCs w:val="24"/>
+              </w:rPr>
+              <w:t>Pantry, assets, office etc</w:t>
+            </w:r>
+          </w:p>
+        </w:tc>
+        <w:tc>
+          <w:tcPr>
+            <w:tcW w:w="2254" w:type="dxa"/>
+          </w:tcPr>
+          <w:p>
+            <w:pPr>
+              <w:rPr>
+                <w:rFonts w:ascii="Times New Roman" w:hAnsi="Times New Roman" w:cs="Times New Roman"/>
+                <w:sz w:val="24"/>
+                <w:szCs w:val="24"/>
+              </w:rPr>
+            </w:pPr>
+          </w:p>
+        </w:tc>
+      </w:tr>
+      <w:tr>
+        <w:tc>
+          <w:tcPr>
+            <w:tcW w:w="715" w:type="dxa"/>
+          </w:tcPr>
+          <w:p>
+            <w:pPr>
+              <w:rPr>
+                <w:rFonts w:ascii="Times New Roman" w:hAnsi="Times New Roman" w:cs="Times New Roman"/>
+                <w:sz w:val="24"/>
+                <w:szCs w:val="24"/>
+              </w:rPr>
+            </w:pPr>
+          </w:p>
+        </w:tc>
+        <w:tc>
+          <w:tcPr>
+            <w:tcW w:w="1890" w:type="dxa"/>
+          </w:tcPr>
+          <w:p>
+            <w:pPr>
+              <w:rPr>
+                <w:rFonts w:ascii="Times New Roman" w:hAnsi="Times New Roman" w:cs="Times New Roman"/>
+                <w:sz w:val="24"/>
+                <w:szCs w:val="24"/>
+              </w:rPr>
+            </w:pPr>
+            <w:r>
+              <w:rPr>
+                <w:rFonts w:ascii="Times New Roman" w:hAnsi="Times New Roman" w:cs="Times New Roman"/>
+                <w:sz w:val="24"/>
+                <w:szCs w:val="24"/>
+              </w:rPr>
+              <w:t>Dashboard add</w:t>
+            </w:r>
+          </w:p>
+        </w:tc>
+        <w:tc>
+          <w:tcPr>
+            <w:tcW w:w="4157" w:type="dxa"/>
+          </w:tcPr>
+          <w:p>
+            <w:pPr>
+              <w:rPr>
+                <w:rFonts w:ascii="Times New Roman" w:hAnsi="Times New Roman" w:cs="Times New Roman"/>
+                <w:sz w:val="24"/>
+                <w:szCs w:val="24"/>
+              </w:rPr>
+            </w:pPr>
+            <w:r>
+              <w:rPr>
+                <w:rFonts w:ascii="Times New Roman" w:hAnsi="Times New Roman" w:cs="Times New Roman"/>
+                <w:sz w:val="24"/>
+                <w:szCs w:val="24"/>
+              </w:rPr>
+              <w:t xml:space="preserve">Add expiration date for </w:t>
+            </w:r>
+          </w:p>
+        </w:tc>
+        <w:tc>
+          <w:tcPr>
+            <w:tcW w:w="2254" w:type="dxa"/>
+          </w:tcPr>
+          <w:p>
+            <w:pPr>
+              <w:rPr>
+                <w:rFonts w:ascii="Times New Roman" w:hAnsi="Times New Roman" w:cs="Times New Roman"/>
+                <w:sz w:val="24"/>
+                <w:szCs w:val="24"/>
+              </w:rPr>
+            </w:pPr>
+          </w:p>
+        </w:tc>
+      </w:tr>
+      <w:tr>
+        <w:tc>
+          <w:tcPr>
+            <w:tcW w:w="715" w:type="dxa"/>
+          </w:tcPr>
+          <w:p>
+            <w:pPr>
+              <w:rPr>
+                <w:rFonts w:ascii="Times New Roman" w:hAnsi="Times New Roman" w:cs="Times New Roman"/>
+                <w:sz w:val="24"/>
+                <w:szCs w:val="24"/>
+              </w:rPr>
+            </w:pPr>
+          </w:p>
+        </w:tc>
+        <w:tc>
+          <w:tcPr>
+            <w:tcW w:w="1890" w:type="dxa"/>
+          </w:tcPr>
+          <w:p>
+            <w:pPr>
+              <w:rPr>
+                <w:rFonts w:ascii="Times New Roman" w:hAnsi="Times New Roman" w:cs="Times New Roman"/>
+                <w:sz w:val="24"/>
+                <w:szCs w:val="24"/>
+              </w:rPr>
+            </w:pPr>
+            <w:r>
+              <w:rPr>
+                <w:rFonts w:ascii="Times New Roman" w:hAnsi="Times New Roman" w:cs="Times New Roman"/>
+                <w:sz w:val="24"/>
+                <w:szCs w:val="24"/>
+              </w:rPr>
+              <w:t>Dashboard add</w:t>
+            </w:r>
+          </w:p>
+        </w:tc>
+        <w:tc>
+          <w:tcPr>
+            <w:tcW w:w="4157" w:type="dxa"/>
+          </w:tcPr>
+          <w:p>
+            <w:pPr>
+              <w:rPr>
+                <w:rFonts w:ascii="Times New Roman" w:hAnsi="Times New Roman" w:cs="Times New Roman"/>
+                <w:sz w:val="24"/>
+                <w:szCs w:val="24"/>
+              </w:rPr>
+            </w:pPr>
+            <w:r>
+              <w:rPr>
+                <w:rFonts w:ascii="Times New Roman" w:hAnsi="Times New Roman" w:cs="Times New Roman"/>
+                <w:sz w:val="24"/>
+                <w:szCs w:val="24"/>
+              </w:rPr>
+              <w:t>Add maintenance unit and disposal unit for dashboard report</w:t>
+            </w:r>
+          </w:p>
+        </w:tc>
+        <w:tc>
+          <w:tcPr>
+            <w:tcW w:w="2254" w:type="dxa"/>
+          </w:tcPr>
+          <w:p>
+            <w:pPr>
+              <w:rPr>
+                <w:rFonts w:ascii="Times New Roman" w:hAnsi="Times New Roman" w:cs="Times New Roman"/>
+                <w:sz w:val="24"/>
+                <w:szCs w:val="24"/>
+              </w:rPr>
+            </w:pPr>
+          </w:p>
+        </w:tc>
+      </w:tr>
+      <w:tr>
+        <w:tc>
+          <w:tcPr>
+            <w:tcW w:w="715" w:type="dxa"/>
+          </w:tcPr>
+          <w:p>
+            <w:pPr>
+              <w:rPr>
+                <w:rFonts w:ascii="Times New Roman" w:hAnsi="Times New Roman" w:cs="Times New Roman"/>
+                <w:sz w:val="24"/>
+                <w:szCs w:val="24"/>
+              </w:rPr>
+            </w:pPr>
+          </w:p>
+        </w:tc>
+        <w:tc>
+          <w:tcPr>
+            <w:tcW w:w="1890" w:type="dxa"/>
+          </w:tcPr>
+          <w:p>
+            <w:pPr>
+              <w:rPr>
+                <w:rFonts w:ascii="Times New Roman" w:hAnsi="Times New Roman" w:cs="Times New Roman"/>
+                <w:sz w:val="24"/>
+                <w:szCs w:val="24"/>
+              </w:rPr>
+            </w:pPr>
+            <w:r>
+              <w:rPr>
+                <w:rFonts w:ascii="Times New Roman" w:hAnsi="Times New Roman" w:cs="Times New Roman"/>
+                <w:sz w:val="24"/>
+                <w:szCs w:val="24"/>
+              </w:rPr>
+              <w:t xml:space="preserve">Welcome page </w:t>
+            </w:r>
+          </w:p>
+        </w:tc>
+        <w:tc>
+          <w:tcPr>
+            <w:tcW w:w="4157" w:type="dxa"/>
+          </w:tcPr>
+          <w:p>
+            <w:pPr>
+              <w:rPr>
+                <w:rFonts w:ascii="Times New Roman" w:hAnsi="Times New Roman" w:cs="Times New Roman"/>
+                <w:sz w:val="24"/>
+                <w:szCs w:val="24"/>
+              </w:rPr>
+            </w:pPr>
+          </w:p>
+        </w:tc>
+        <w:tc>
+          <w:tcPr>
+            <w:tcW w:w="2254" w:type="dxa"/>
+          </w:tcPr>
+          <w:p>
+            <w:pPr>
+              <w:rPr>
+                <w:rFonts w:ascii="Times New Roman" w:hAnsi="Times New Roman" w:cs="Times New Roman"/>
+                <w:sz w:val="24"/>
+                <w:szCs w:val="24"/>
+              </w:rPr>
+            </w:pPr>
+          </w:p>
+        </w:tc>
+      </w:tr>
+      <w:tr>
+        <w:tc>
+          <w:tcPr>
+            <w:tcW w:w="715" w:type="dxa"/>
+          </w:tcPr>
+          <w:p>
+            <w:pPr>
+              <w:rPr>
+                <w:rFonts w:ascii="Times New Roman" w:hAnsi="Times New Roman" w:cs="Times New Roman"/>
+                <w:sz w:val="24"/>
+                <w:szCs w:val="24"/>
+              </w:rPr>
+            </w:pPr>
+          </w:p>
+        </w:tc>
+        <w:tc>
+          <w:tcPr>
+            <w:tcW w:w="1890" w:type="dxa"/>
+          </w:tcPr>
+          <w:p>
+            <w:pPr>
+              <w:rPr>
+                <w:rFonts w:ascii="Times New Roman" w:hAnsi="Times New Roman" w:cs="Times New Roman"/>
+                <w:sz w:val="24"/>
+                <w:szCs w:val="24"/>
+              </w:rPr>
+            </w:pPr>
+            <w:proofErr w:type="spellStart"/>
+            <w:r>
+              <w:rPr>
+                <w:rFonts w:ascii="Times New Roman" w:hAnsi="Times New Roman" w:cs="Times New Roman"/>
+                <w:sz w:val="24"/>
+                <w:szCs w:val="24"/>
+              </w:rPr>
+              <w:t>Seprate</w:t>
+            </w:r>
+            <w:proofErr w:type="spellEnd"/>
+            <w:r>
+              <w:rPr>
+                <w:rFonts w:ascii="Times New Roman" w:hAnsi="Times New Roman" w:cs="Times New Roman"/>
+                <w:sz w:val="24"/>
+                <w:szCs w:val="24"/>
+              </w:rPr>
+              <w:t xml:space="preserve"> between asset &amp; Stocks </w:t>
+            </w:r>
+          </w:p>
+        </w:tc>
+        <w:tc>
+          <w:tcPr>
+            <w:tcW w:w="4157" w:type="dxa"/>
+          </w:tcPr>
+          <w:p>
+            <w:pPr>
+              <w:rPr>
+                <w:rFonts w:ascii="Times New Roman" w:hAnsi="Times New Roman" w:cs="Times New Roman"/>
+                <w:sz w:val="24"/>
+                <w:szCs w:val="24"/>
+              </w:rPr>
+            </w:pPr>
+            <w:r>
+              <w:rPr>
+                <w:rFonts w:ascii="Times New Roman" w:hAnsi="Times New Roman" w:cs="Times New Roman"/>
+                <w:sz w:val="24"/>
+                <w:szCs w:val="24"/>
+              </w:rPr>
+              <w:t xml:space="preserve">Used, </w:t>
+            </w:r>
+          </w:p>
+        </w:tc>
+        <w:tc>
+          <w:tcPr>
+            <w:tcW w:w="2254" w:type="dxa"/>
+          </w:tcPr>
+          <w:p>
+            <w:pPr>
+              <w:rPr>
+                <w:rFonts w:ascii="Times New Roman" w:hAnsi="Times New Roman" w:cs="Times New Roman"/>
+                <w:sz w:val="24"/>
+                <w:szCs w:val="24"/>
+              </w:rPr>
+            </w:pPr>
+          </w:p>
+        </w:tc>
+      </w:tr>
+      <w:tr>
+        <w:tc>
+          <w:tcPr>
+            <w:tcW w:w="715" w:type="dxa"/>
+          </w:tcPr>
+          <w:p>
+            <w:pPr>
+              <w:rPr>
+                <w:rFonts w:ascii="Times New Roman" w:hAnsi="Times New Roman" w:cs="Times New Roman"/>
+                <w:sz w:val="24"/>
+                <w:szCs w:val="24"/>
+              </w:rPr>
+            </w:pPr>
+          </w:p>
+        </w:tc>
+        <w:tc>
+          <w:tcPr>
+            <w:tcW w:w="1890" w:type="dxa"/>
+          </w:tcPr>
+          <w:p>
+            <w:pPr>
+              <w:rPr>
+                <w:rFonts w:ascii="Times New Roman" w:hAnsi="Times New Roman" w:cs="Times New Roman"/>
+                <w:sz w:val="24"/>
+                <w:szCs w:val="24"/>
+              </w:rPr>
+            </w:pPr>
+          </w:p>
+        </w:tc>
+        <w:tc>
+          <w:tcPr>
+            <w:tcW w:w="4157" w:type="dxa"/>
+          </w:tcPr>
+          <w:p>
+            <w:pPr>
+              <w:rPr>
+                <w:rFonts w:ascii="Times New Roman" w:hAnsi="Times New Roman" w:cs="Times New Roman"/>
+                <w:sz w:val="24"/>
+                <w:szCs w:val="24"/>
+              </w:rPr>
+            </w:pPr>
+          </w:p>
+        </w:tc>
+        <w:tc>
+          <w:tcPr>
+            <w:tcW w:w="2254" w:type="dxa"/>
+          </w:tcPr>
+          <w:p>
+            <w:pPr>
+              <w:rPr>
+                <w:rFonts w:ascii="Times New Roman" w:hAnsi="Times New Roman" w:cs="Times New Roman"/>
+                <w:sz w:val="24"/>
+                <w:szCs w:val="24"/>
+              </w:rPr>
+            </w:pPr>
+          </w:p>
+        </w:tc>
+      </w:tr>
+    </w:tbl>
+    <w:p>
+      <w:pPr>
+        <w:rPr>
+          <w:rFonts w:ascii="Times New Roman" w:hAnsi="Times New Roman" w:cs="Times New Roman"/>
+          <w:sz w:val="24"/>
+          <w:szCs w:val="24"/>
+        </w:rPr>
+      </w:pPr>
+    </w:p>
+    <w:p>
+      <w:pPr>
+        <w:rPr>
+          <w:rFonts w:ascii="Times New Roman" w:hAnsi="Times New Roman" w:cs="Times New Roman"/>
+          <w:sz w:val="24"/>
+          <w:szCs w:val="24"/>
+        </w:rPr>
+      </w:pPr>
+    </w:p>
+    <w:p>
+      <w:pPr>
+        <w:rPr>
+          <w:rFonts w:ascii="Times New Roman" w:hAnsi="Times New Roman" w:cs="Times New Roman"/>
+          <w:sz w:val="24"/>
+          <w:szCs w:val="24"/>
+        </w:rPr>
+      </w:pPr>
+    </w:p>
+    <w:p>
+      <w:pPr>
+        <w:pStyle w:val="Heading1"/>
+      </w:pPr>
+      <w:r>
+        <w:t>Change request</w:t>
+      </w:r>
+    </w:p>
+    <w:tbl>
+      <w:tblPr>
+        <w:tblStyle w:val="TableGrid"/>
+        <w:tblW w:w="0" w:type="auto"/>
+        <w:tblLook w:val="04A0" w:firstRow="1" w:lastRow="0" w:firstColumn="1" w:lastColumn="0" w:noHBand="0" w:noVBand="1"/>
+      </w:tblPr>
+      <w:tblGrid>
+        <w:gridCol w:w="616"/>
+        <w:gridCol w:w="5539"/>
+        <w:gridCol w:w="2861"/>
+      </w:tblGrid>
+      <w:tr>
+        <w:tc>
+          <w:tcPr>
+            <w:tcW w:w="625" w:type="dxa"/>
+          </w:tcPr>
+          <w:p>
+            <w:pPr>
+              <w:rPr>
+                <w:rFonts w:ascii="Times New Roman" w:hAnsi="Times New Roman" w:cs="Times New Roman"/>
+                <w:sz w:val="24"/>
+                <w:szCs w:val="24"/>
+              </w:rPr>
+            </w:pPr>
+            <w:r>
+              <w:rPr>
+                <w:rFonts w:ascii="Times New Roman" w:hAnsi="Times New Roman" w:cs="Times New Roman"/>
+                <w:sz w:val="24"/>
+                <w:szCs w:val="24"/>
+              </w:rPr>
+              <w:t>No</w:t>
+            </w:r>
+          </w:p>
+        </w:tc>
+        <w:tc>
+          <w:tcPr>
+            <w:tcW w:w="5385" w:type="dxa"/>
+          </w:tcPr>
+          <w:p>
+            <w:pPr>
+              <w:rPr>
+                <w:rFonts w:ascii="Times New Roman" w:hAnsi="Times New Roman" w:cs="Times New Roman"/>
+                <w:sz w:val="24"/>
+                <w:szCs w:val="24"/>
+              </w:rPr>
+            </w:pPr>
+            <w:r>
+              <w:rPr>
+                <w:rFonts w:ascii="Times New Roman" w:hAnsi="Times New Roman" w:cs="Times New Roman"/>
+                <w:sz w:val="24"/>
+                <w:szCs w:val="24"/>
+              </w:rPr>
+              <w:t xml:space="preserve">Details </w:t>
+            </w:r>
+          </w:p>
+        </w:tc>
+        <w:tc>
+          <w:tcPr>
+            <w:tcW w:w="3006" w:type="dxa"/>
+          </w:tcPr>
+          <w:p>
+            <w:pPr>
+              <w:rPr>
+                <w:rFonts w:ascii="Times New Roman" w:hAnsi="Times New Roman" w:cs="Times New Roman"/>
+                <w:sz w:val="24"/>
+                <w:szCs w:val="24"/>
+              </w:rPr>
+            </w:pPr>
+            <w:r>
+              <w:rPr>
+                <w:rFonts w:ascii="Times New Roman" w:hAnsi="Times New Roman" w:cs="Times New Roman"/>
+                <w:sz w:val="24"/>
+                <w:szCs w:val="24"/>
+              </w:rPr>
+              <w:t>Remarks</w:t>
+            </w:r>
+          </w:p>
+        </w:tc>
+      </w:tr>
+      <w:tr>
+        <w:tc>
+          <w:tcPr>
+            <w:tcW w:w="625" w:type="dxa"/>
+          </w:tcPr>
+          <w:p>
+            <w:pPr>
+              <w:rPr>
+                <w:rFonts w:ascii="Times New Roman" w:hAnsi="Times New Roman" w:cs="Times New Roman"/>
+                <w:sz w:val="24"/>
+                <w:szCs w:val="24"/>
+              </w:rPr>
+            </w:pPr>
+            <w:r>
+              <w:rPr>
+                <w:rFonts w:ascii="Times New Roman" w:hAnsi="Times New Roman" w:cs="Times New Roman"/>
+                <w:sz w:val="24"/>
+                <w:szCs w:val="24"/>
+              </w:rPr>
+              <w:t>01</w:t>
+            </w:r>
+          </w:p>
+        </w:tc>
+        <w:tc>
+          <w:tcPr>
+            <w:tcW w:w="5385" w:type="dxa"/>
+          </w:tcPr>
+          <w:p>
+            <w:pPr>
+              <w:rPr>
+                <w:rFonts w:ascii="Times New Roman" w:hAnsi="Times New Roman" w:cs="Times New Roman"/>
+                <w:sz w:val="24"/>
+                <w:szCs w:val="24"/>
+              </w:rPr>
+            </w:pPr>
+            <w:r>
+              <w:rPr>
+                <w:rFonts w:ascii="Times New Roman" w:hAnsi="Times New Roman" w:cs="Times New Roman"/>
+                <w:sz w:val="24"/>
+                <w:szCs w:val="24"/>
+              </w:rPr>
+              <w:t xml:space="preserve">Categorization </w:t>
+            </w:r>
+            <w:proofErr w:type="gramStart"/>
+            <w:r>
+              <w:rPr>
+                <w:rFonts w:ascii="Times New Roman" w:hAnsi="Times New Roman" w:cs="Times New Roman"/>
+                <w:sz w:val="24"/>
+                <w:szCs w:val="24"/>
+              </w:rPr>
+              <w:t>for :</w:t>
+            </w:r>
+            <w:proofErr w:type="gramEnd"/>
+            <w:r>
+              <w:rPr>
+                <w:rFonts w:ascii="Times New Roman" w:hAnsi="Times New Roman" w:cs="Times New Roman"/>
+                <w:sz w:val="24"/>
+                <w:szCs w:val="24"/>
+              </w:rPr>
+              <w:t>-</w:t>
+            </w:r>
+            <w:r>
+              <w:rPr>
+                <w:rFonts w:ascii="Times New Roman" w:hAnsi="Times New Roman" w:cs="Times New Roman"/>
+                <w:sz w:val="24"/>
+                <w:szCs w:val="24"/>
+              </w:rPr>
+              <w:br/>
+            </w:r>
+            <w:r>
+              <w:rPr>
+                <w:rFonts w:ascii="Times New Roman" w:hAnsi="Times New Roman" w:cs="Times New Roman"/>
+                <w:sz w:val="24"/>
+                <w:szCs w:val="24"/>
+              </w:rPr>
+              <w:t xml:space="preserve">Assets ( </w:t>
+            </w:r>
+            <w:r>
+              <w:rPr>
+                <w:rFonts w:ascii="Times New Roman" w:hAnsi="Times New Roman" w:cs="Times New Roman"/>
+                <w:sz w:val="24"/>
+                <w:szCs w:val="24"/>
+              </w:rPr>
+              <w:br/>
+            </w:r>
+            <w:r>
+              <w:rPr>
+                <w:rFonts w:ascii="Times New Roman" w:hAnsi="Times New Roman" w:cs="Times New Roman"/>
+                <w:b/>
+                <w:bCs/>
+                <w:sz w:val="24"/>
+                <w:szCs w:val="24"/>
+              </w:rPr>
+              <w:t>Office Equipment &amp; IT (</w:t>
+            </w:r>
+            <w:r>
+              <w:rPr>
+                <w:rFonts w:ascii="Times New Roman" w:hAnsi="Times New Roman" w:cs="Times New Roman"/>
+                <w:b/>
+                <w:bCs/>
+                <w:sz w:val="24"/>
+                <w:szCs w:val="24"/>
+              </w:rPr>
+              <w:t>gadgets)</w:t>
+            </w:r>
+            <w:r>
+              <w:rPr>
+                <w:rFonts w:ascii="Times New Roman" w:hAnsi="Times New Roman" w:cs="Times New Roman"/>
+                <w:sz w:val="24"/>
+                <w:szCs w:val="24"/>
+              </w:rPr>
+              <w:br/>
+              <w:t>Electronics and IT</w:t>
+            </w:r>
+          </w:p>
+          <w:p>
+            <w:pPr>
+              <w:pStyle w:val="ListParagraph"/>
+              <w:numPr>
+                <w:ilvl w:val="0"/>
+                <w:numId w:val="4"/>
+              </w:numPr>
+              <w:rPr>
+                <w:rFonts w:ascii="Times New Roman" w:hAnsi="Times New Roman" w:cs="Times New Roman"/>
+                <w:sz w:val="24"/>
+                <w:szCs w:val="24"/>
+              </w:rPr>
+            </w:pPr>
+            <w:r>
+              <w:rPr>
+                <w:rFonts w:ascii="Times New Roman" w:hAnsi="Times New Roman" w:cs="Times New Roman"/>
+                <w:sz w:val="24"/>
+                <w:szCs w:val="24"/>
+              </w:rPr>
+              <w:t>Aircon</w:t>
+            </w:r>
+          </w:p>
+          <w:p>
+            <w:pPr>
+              <w:pStyle w:val="ListParagraph"/>
+              <w:numPr>
+                <w:ilvl w:val="0"/>
+                <w:numId w:val="4"/>
+              </w:numPr>
+              <w:rPr>
+                <w:rFonts w:ascii="Times New Roman" w:hAnsi="Times New Roman" w:cs="Times New Roman"/>
+                <w:sz w:val="24"/>
+                <w:szCs w:val="24"/>
+              </w:rPr>
+            </w:pPr>
+            <w:r>
+              <w:rPr>
+                <w:rFonts w:ascii="Times New Roman" w:hAnsi="Times New Roman" w:cs="Times New Roman"/>
+                <w:sz w:val="24"/>
+                <w:szCs w:val="24"/>
+              </w:rPr>
+              <w:t>Appliances</w:t>
+            </w:r>
+          </w:p>
+          <w:p>
+            <w:pPr>
+              <w:pStyle w:val="ListParagraph"/>
+              <w:numPr>
+                <w:ilvl w:val="0"/>
+                <w:numId w:val="4"/>
+              </w:numPr>
+              <w:rPr>
+                <w:rFonts w:ascii="Times New Roman" w:hAnsi="Times New Roman" w:cs="Times New Roman"/>
+                <w:sz w:val="24"/>
+                <w:szCs w:val="24"/>
+              </w:rPr>
+            </w:pPr>
+            <w:r>
+              <w:rPr>
+                <w:rFonts w:ascii="Times New Roman" w:hAnsi="Times New Roman" w:cs="Times New Roman"/>
+                <w:sz w:val="24"/>
+                <w:szCs w:val="24"/>
+              </w:rPr>
+              <w:t>CCTV</w:t>
+            </w:r>
+          </w:p>
+          <w:p>
+            <w:pPr>
+              <w:pStyle w:val="ListParagraph"/>
+              <w:numPr>
+                <w:ilvl w:val="0"/>
+                <w:numId w:val="4"/>
+              </w:numPr>
+              <w:rPr>
+                <w:rFonts w:ascii="Times New Roman" w:hAnsi="Times New Roman" w:cs="Times New Roman"/>
+                <w:sz w:val="24"/>
+                <w:szCs w:val="24"/>
+              </w:rPr>
+            </w:pPr>
+            <w:r>
+              <w:rPr>
+                <w:rFonts w:ascii="Times New Roman" w:hAnsi="Times New Roman" w:cs="Times New Roman"/>
+                <w:sz w:val="24"/>
+                <w:szCs w:val="24"/>
+              </w:rPr>
+              <w:t>Electrical equipment</w:t>
+            </w:r>
+            <w:r>
+              <w:rPr>
+                <w:rFonts w:ascii="Times New Roman" w:hAnsi="Times New Roman" w:cs="Times New Roman"/>
+                <w:sz w:val="24"/>
+                <w:szCs w:val="24"/>
+              </w:rPr>
+              <w:t xml:space="preserve"> </w:t>
+            </w:r>
+            <w:proofErr w:type="gramStart"/>
+            <w:r>
+              <w:rPr>
+                <w:rFonts w:ascii="Times New Roman" w:hAnsi="Times New Roman" w:cs="Times New Roman"/>
+                <w:sz w:val="24"/>
+                <w:szCs w:val="24"/>
+              </w:rPr>
+              <w:t>( Light</w:t>
+            </w:r>
+            <w:proofErr w:type="gramEnd"/>
+            <w:r>
+              <w:rPr>
+                <w:rFonts w:ascii="Times New Roman" w:hAnsi="Times New Roman" w:cs="Times New Roman"/>
+                <w:sz w:val="24"/>
+                <w:szCs w:val="24"/>
+              </w:rPr>
+              <w:t xml:space="preserve"> bulb, extension </w:t>
+            </w:r>
+            <w:proofErr w:type="gramStart"/>
+            <w:r>
+              <w:rPr>
+                <w:rFonts w:ascii="Times New Roman" w:hAnsi="Times New Roman" w:cs="Times New Roman"/>
+                <w:sz w:val="24"/>
+                <w:szCs w:val="24"/>
+              </w:rPr>
+              <w:t>cables )</w:t>
+            </w:r>
+            <w:proofErr w:type="gramEnd"/>
+          </w:p>
+          <w:p>
+            <w:pPr>
+              <w:rPr>
+                <w:rFonts w:ascii="Times New Roman" w:hAnsi="Times New Roman" w:cs="Times New Roman"/>
+                <w:sz w:val="24"/>
+                <w:szCs w:val="24"/>
+              </w:rPr>
+            </w:pPr>
+          </w:p>
+          <w:p>
+            <w:pPr>
+              <w:rPr>
+                <w:rFonts w:ascii="Times New Roman" w:hAnsi="Times New Roman" w:cs="Times New Roman"/>
+                <w:sz w:val="24"/>
+                <w:szCs w:val="24"/>
+              </w:rPr>
+            </w:pPr>
+            <w:r>
+              <w:rPr>
+                <w:rFonts w:ascii="Times New Roman" w:hAnsi="Times New Roman" w:cs="Times New Roman"/>
+                <w:sz w:val="24"/>
+                <w:szCs w:val="24"/>
+              </w:rPr>
+              <w:t xml:space="preserve">Furniture </w:t>
+            </w:r>
+          </w:p>
+          <w:p>
+            <w:pPr>
+              <w:pStyle w:val="ListParagraph"/>
+              <w:numPr>
+                <w:ilvl w:val="0"/>
+                <w:numId w:val="4"/>
+              </w:numPr>
+              <w:rPr>
+                <w:rFonts w:ascii="Times New Roman" w:hAnsi="Times New Roman" w:cs="Times New Roman"/>
+                <w:sz w:val="24"/>
+                <w:szCs w:val="24"/>
+              </w:rPr>
+            </w:pPr>
+            <w:r>
+              <w:rPr>
+                <w:rFonts w:ascii="Times New Roman" w:hAnsi="Times New Roman" w:cs="Times New Roman"/>
+                <w:sz w:val="24"/>
+                <w:szCs w:val="24"/>
+              </w:rPr>
+              <w:t xml:space="preserve">Fix furniture </w:t>
+            </w:r>
+            <w:proofErr w:type="gramStart"/>
+            <w:r>
+              <w:rPr>
+                <w:rFonts w:ascii="Times New Roman" w:hAnsi="Times New Roman" w:cs="Times New Roman"/>
+                <w:sz w:val="24"/>
+                <w:szCs w:val="24"/>
+              </w:rPr>
+              <w:t>( cabinet</w:t>
+            </w:r>
+            <w:proofErr w:type="gramEnd"/>
+            <w:r>
+              <w:rPr>
+                <w:rFonts w:ascii="Times New Roman" w:hAnsi="Times New Roman" w:cs="Times New Roman"/>
+                <w:sz w:val="24"/>
+                <w:szCs w:val="24"/>
+              </w:rPr>
+              <w:t>, hanging cabinet)</w:t>
+            </w:r>
+          </w:p>
+          <w:p>
+            <w:pPr>
+              <w:pStyle w:val="ListParagraph"/>
+              <w:numPr>
+                <w:ilvl w:val="0"/>
+                <w:numId w:val="4"/>
+              </w:numPr>
+              <w:rPr>
+                <w:rFonts w:ascii="Times New Roman" w:hAnsi="Times New Roman" w:cs="Times New Roman"/>
+                <w:sz w:val="24"/>
+                <w:szCs w:val="24"/>
+              </w:rPr>
+            </w:pPr>
+            <w:r>
+              <w:rPr>
+                <w:rFonts w:ascii="Times New Roman" w:hAnsi="Times New Roman" w:cs="Times New Roman"/>
+                <w:sz w:val="24"/>
+                <w:szCs w:val="24"/>
+              </w:rPr>
+              <w:t xml:space="preserve">Moveable furniture </w:t>
+            </w:r>
+            <w:proofErr w:type="gramStart"/>
+            <w:r>
+              <w:rPr>
+                <w:rFonts w:ascii="Times New Roman" w:hAnsi="Times New Roman" w:cs="Times New Roman"/>
+                <w:sz w:val="24"/>
+                <w:szCs w:val="24"/>
+              </w:rPr>
+              <w:t>( chair</w:t>
+            </w:r>
+            <w:proofErr w:type="gramEnd"/>
+            <w:r>
+              <w:rPr>
+                <w:rFonts w:ascii="Times New Roman" w:hAnsi="Times New Roman" w:cs="Times New Roman"/>
+                <w:sz w:val="24"/>
+                <w:szCs w:val="24"/>
+              </w:rPr>
+              <w:t xml:space="preserve"> tables</w:t>
+            </w:r>
+          </w:p>
+          <w:p>
+            <w:pPr>
+              <w:rPr>
+                <w:rFonts w:ascii="Times New Roman" w:hAnsi="Times New Roman" w:cs="Times New Roman"/>
+                <w:sz w:val="24"/>
+                <w:szCs w:val="24"/>
+              </w:rPr>
+            </w:pPr>
+          </w:p>
+          <w:p>
+            <w:pPr>
+              <w:rPr>
+                <w:rFonts w:ascii="Times New Roman" w:hAnsi="Times New Roman" w:cs="Times New Roman"/>
+                <w:sz w:val="24"/>
+                <w:szCs w:val="24"/>
+              </w:rPr>
+            </w:pPr>
+            <w:r>
+              <w:rPr>
+                <w:rFonts w:ascii="Times New Roman" w:hAnsi="Times New Roman" w:cs="Times New Roman"/>
+                <w:sz w:val="24"/>
+                <w:szCs w:val="24"/>
+              </w:rPr>
+              <w:t>Vehicles</w:t>
+            </w:r>
+          </w:p>
+          <w:p>
+            <w:pPr>
+              <w:rPr>
+                <w:rFonts w:ascii="Times New Roman" w:hAnsi="Times New Roman" w:cs="Times New Roman"/>
+                <w:sz w:val="24"/>
+                <w:szCs w:val="24"/>
+              </w:rPr>
+            </w:pPr>
+            <w:r>
+              <w:rPr>
+                <w:rFonts w:ascii="Times New Roman" w:hAnsi="Times New Roman" w:cs="Times New Roman"/>
+                <w:sz w:val="24"/>
+                <w:szCs w:val="24"/>
+              </w:rPr>
+              <w:t xml:space="preserve">Road tax </w:t>
+            </w:r>
+            <w:r>
+              <w:rPr>
+                <w:rFonts w:ascii="Times New Roman" w:hAnsi="Times New Roman" w:cs="Times New Roman"/>
+                <w:sz w:val="24"/>
+                <w:szCs w:val="24"/>
+              </w:rPr>
+              <w:t>start date end date, insurance start date end date,</w:t>
+            </w:r>
+          </w:p>
+        </w:tc>
+        <w:tc>
+          <w:tcPr>
+            <w:tcW w:w="3006" w:type="dxa"/>
+          </w:tcPr>
+          <w:p>
+            <w:pPr>
+              <w:rPr>
+                <w:rFonts w:ascii="Times New Roman" w:hAnsi="Times New Roman" w:cs="Times New Roman"/>
+                <w:sz w:val="24"/>
+                <w:szCs w:val="24"/>
+              </w:rPr>
+            </w:pPr>
+          </w:p>
+        </w:tc>
+      </w:tr>
+      <w:tr>
+        <w:tc>
+          <w:tcPr>
+            <w:tcW w:w="625" w:type="dxa"/>
+          </w:tcPr>
+          <w:p>
+            <w:pPr>
+              <w:rPr>
+                <w:rFonts w:ascii="Times New Roman" w:hAnsi="Times New Roman" w:cs="Times New Roman"/>
+                <w:sz w:val="24"/>
+                <w:szCs w:val="24"/>
+              </w:rPr>
+            </w:pPr>
+            <w:r>
+              <w:rPr>
+                <w:rFonts w:ascii="Times New Roman" w:hAnsi="Times New Roman" w:cs="Times New Roman"/>
+                <w:sz w:val="24"/>
+                <w:szCs w:val="24"/>
+              </w:rPr>
+              <w:t>02</w:t>
+            </w:r>
+          </w:p>
+        </w:tc>
+        <w:tc>
+          <w:tcPr>
+            <w:tcW w:w="5385" w:type="dxa"/>
+          </w:tcPr>
+          <w:p>
+            <w:pPr>
+              <w:rPr>
+                <w:rFonts w:ascii="Times New Roman" w:hAnsi="Times New Roman" w:cs="Times New Roman"/>
+                <w:b/>
+                <w:bCs/>
+                <w:sz w:val="24"/>
+                <w:szCs w:val="24"/>
+              </w:rPr>
+            </w:pPr>
+            <w:r>
+              <w:rPr>
+                <w:rFonts w:ascii="Times New Roman" w:hAnsi="Times New Roman" w:cs="Times New Roman"/>
+                <w:b/>
+                <w:bCs/>
+                <w:sz w:val="24"/>
+                <w:szCs w:val="24"/>
+              </w:rPr>
+              <w:t>Office stock</w:t>
+            </w:r>
+            <w:r>
+              <w:rPr>
+                <w:rFonts w:ascii="Times New Roman" w:hAnsi="Times New Roman" w:cs="Times New Roman"/>
+                <w:b/>
+                <w:bCs/>
+                <w:sz w:val="24"/>
+                <w:szCs w:val="24"/>
+              </w:rPr>
+              <w:t>s</w:t>
+            </w:r>
+          </w:p>
+          <w:p>
+            <w:pPr>
+              <w:rPr>
+                <w:rFonts w:ascii="Times New Roman" w:hAnsi="Times New Roman" w:cs="Times New Roman"/>
+                <w:sz w:val="24"/>
+                <w:szCs w:val="24"/>
+              </w:rPr>
+            </w:pPr>
+            <w:r>
+              <w:rPr>
+                <w:rFonts w:ascii="Times New Roman" w:hAnsi="Times New Roman" w:cs="Times New Roman"/>
+                <w:sz w:val="24"/>
+                <w:szCs w:val="24"/>
+              </w:rPr>
+              <w:t xml:space="preserve">merchandise </w:t>
+            </w:r>
+          </w:p>
+          <w:p>
+            <w:pPr>
+              <w:rPr>
+                <w:rFonts w:ascii="Times New Roman" w:hAnsi="Times New Roman" w:cs="Times New Roman"/>
+                <w:sz w:val="24"/>
+                <w:szCs w:val="24"/>
+              </w:rPr>
+            </w:pPr>
+            <w:r>
+              <w:rPr>
+                <w:rFonts w:ascii="Times New Roman" w:hAnsi="Times New Roman" w:cs="Times New Roman"/>
+                <w:sz w:val="24"/>
+                <w:szCs w:val="24"/>
+              </w:rPr>
+              <w:t>- pen</w:t>
+            </w:r>
+          </w:p>
+          <w:p>
+            <w:pPr>
+              <w:rPr>
+                <w:rFonts w:ascii="Times New Roman" w:hAnsi="Times New Roman" w:cs="Times New Roman"/>
+                <w:sz w:val="24"/>
+                <w:szCs w:val="24"/>
+              </w:rPr>
+            </w:pPr>
+            <w:r>
+              <w:rPr>
+                <w:rFonts w:ascii="Times New Roman" w:hAnsi="Times New Roman" w:cs="Times New Roman"/>
+                <w:sz w:val="24"/>
+                <w:szCs w:val="24"/>
+              </w:rPr>
+              <w:t>- speaker</w:t>
+            </w:r>
+          </w:p>
+          <w:p>
+            <w:pPr>
+              <w:rPr>
+                <w:rFonts w:ascii="Times New Roman" w:hAnsi="Times New Roman" w:cs="Times New Roman"/>
+                <w:sz w:val="24"/>
+                <w:szCs w:val="24"/>
+              </w:rPr>
+            </w:pPr>
+            <w:r>
+              <w:rPr>
+                <w:rFonts w:ascii="Times New Roman" w:hAnsi="Times New Roman" w:cs="Times New Roman"/>
+                <w:sz w:val="24"/>
+                <w:szCs w:val="24"/>
+              </w:rPr>
+              <w:t xml:space="preserve">- beg </w:t>
+            </w:r>
+          </w:p>
+          <w:p>
+            <w:pPr>
+              <w:rPr>
+                <w:rFonts w:ascii="Times New Roman" w:hAnsi="Times New Roman" w:cs="Times New Roman"/>
+                <w:sz w:val="24"/>
+                <w:szCs w:val="24"/>
+              </w:rPr>
+            </w:pPr>
+            <w:r>
+              <w:rPr>
+                <w:rFonts w:ascii="Times New Roman" w:hAnsi="Times New Roman" w:cs="Times New Roman"/>
+                <w:sz w:val="24"/>
+                <w:szCs w:val="24"/>
+              </w:rPr>
+              <w:t>- Stationary stock</w:t>
+            </w:r>
+          </w:p>
+          <w:p>
+            <w:pPr>
+              <w:rPr>
+                <w:rFonts w:ascii="Times New Roman" w:hAnsi="Times New Roman" w:cs="Times New Roman"/>
+                <w:sz w:val="24"/>
+                <w:szCs w:val="24"/>
+              </w:rPr>
+            </w:pPr>
+          </w:p>
+          <w:p>
+            <w:pPr>
+              <w:rPr>
+                <w:rFonts w:ascii="Times New Roman" w:hAnsi="Times New Roman" w:cs="Times New Roman"/>
+                <w:sz w:val="24"/>
+                <w:szCs w:val="24"/>
+              </w:rPr>
+            </w:pPr>
+            <w:r>
+              <w:rPr>
+                <w:rFonts w:ascii="Times New Roman" w:hAnsi="Times New Roman" w:cs="Times New Roman"/>
+                <w:sz w:val="24"/>
+                <w:szCs w:val="24"/>
+              </w:rPr>
+              <w:t>Pantry</w:t>
+            </w:r>
+          </w:p>
+          <w:p>
+            <w:pPr>
+              <w:rPr>
+                <w:rFonts w:ascii="Times New Roman" w:hAnsi="Times New Roman" w:cs="Times New Roman"/>
+                <w:sz w:val="24"/>
+                <w:szCs w:val="24"/>
+              </w:rPr>
+            </w:pPr>
+            <w:r>
+              <w:rPr>
+                <w:rFonts w:ascii="Times New Roman" w:hAnsi="Times New Roman" w:cs="Times New Roman"/>
+                <w:sz w:val="24"/>
+                <w:szCs w:val="24"/>
+              </w:rPr>
+              <w:t>- Snacks</w:t>
+            </w:r>
+          </w:p>
+          <w:p>
+            <w:pPr>
+              <w:rPr>
+                <w:rFonts w:ascii="Times New Roman" w:hAnsi="Times New Roman" w:cs="Times New Roman"/>
+                <w:sz w:val="24"/>
+                <w:szCs w:val="24"/>
+              </w:rPr>
+            </w:pPr>
+          </w:p>
+        </w:tc>
+        <w:tc>
+          <w:tcPr>
+            <w:tcW w:w="3006" w:type="dxa"/>
+          </w:tcPr>
+          <w:p>
+            <w:pPr>
+              <w:rPr>
+                <w:rFonts w:ascii="Times New Roman" w:hAnsi="Times New Roman" w:cs="Times New Roman"/>
+                <w:sz w:val="24"/>
+                <w:szCs w:val="24"/>
+              </w:rPr>
+            </w:pPr>
+          </w:p>
+        </w:tc>
+      </w:tr>
+      <w:tr>
+        <w:tc>
+          <w:tcPr>
+            <w:tcW w:w="625" w:type="dxa"/>
+          </w:tcPr>
+          <w:p>
+            <w:pPr>
+              <w:rPr>
+                <w:rFonts w:ascii="Times New Roman" w:hAnsi="Times New Roman" w:cs="Times New Roman"/>
+                <w:sz w:val="24"/>
+                <w:szCs w:val="24"/>
+              </w:rPr>
+            </w:pPr>
+          </w:p>
+        </w:tc>
+        <w:tc>
+          <w:tcPr>
+            <w:tcW w:w="5385" w:type="dxa"/>
+          </w:tcPr>
+          <w:p>
+            <w:pPr>
+              <w:rPr>
+                <w:rFonts w:ascii="Times New Roman" w:hAnsi="Times New Roman" w:cs="Times New Roman"/>
+                <w:sz w:val="24"/>
+                <w:szCs w:val="24"/>
+              </w:rPr>
+            </w:pPr>
+            <w:r>
+              <w:rPr>
+                <w:rFonts w:ascii="Times New Roman" w:hAnsi="Times New Roman" w:cs="Times New Roman"/>
+                <w:b/>
+                <w:bCs/>
+                <w:sz w:val="24"/>
+                <w:szCs w:val="24"/>
+              </w:rPr>
+              <w:t>Current Source of Truth</w:t>
+            </w:r>
+          </w:p>
+          <w:p>
+            <w:pPr>
+              <w:numPr>
+                <w:ilvl w:val="0"/>
+                <w:numId w:val="5"/>
+              </w:numPr>
+              <w:rPr>
+                <w:rFonts w:ascii="Times New Roman" w:hAnsi="Times New Roman" w:cs="Times New Roman"/>
+                <w:sz w:val="24"/>
+                <w:szCs w:val="24"/>
+              </w:rPr>
+            </w:pPr>
+            <w:r>
+              <w:rPr>
+                <w:rFonts w:ascii="Times New Roman" w:hAnsi="Times New Roman" w:cs="Times New Roman"/>
+                <w:sz w:val="24"/>
+                <w:szCs w:val="24"/>
+              </w:rPr>
+              <w:t>Categories + dropdown items are currently hardcoded in </w:t>
+            </w:r>
+            <w:hyperlink r:id="rId8" w:history="1">
+              <w:r>
+                <w:rPr>
+                  <w:rStyle w:val="Hyperlink"/>
+                  <w:rFonts w:ascii="Times New Roman" w:hAnsi="Times New Roman" w:cs="Times New Roman"/>
+                  <w:sz w:val="24"/>
+                  <w:szCs w:val="24"/>
+                </w:rPr>
+                <w:t>axios.js:3-28</w:t>
+              </w:r>
+            </w:hyperlink>
+            <w:r>
+              <w:rPr>
+                <w:rFonts w:ascii="Times New Roman" w:hAnsi="Times New Roman" w:cs="Times New Roman"/>
+                <w:sz w:val="24"/>
+                <w:szCs w:val="24"/>
+              </w:rPr>
+              <w:t>.</w:t>
+            </w:r>
+          </w:p>
+          <w:p>
+            <w:pPr>
+              <w:numPr>
+                <w:ilvl w:val="0"/>
+                <w:numId w:val="5"/>
+              </w:numPr>
+              <w:rPr>
+                <w:rFonts w:ascii="Times New Roman" w:hAnsi="Times New Roman" w:cs="Times New Roman"/>
+                <w:sz w:val="24"/>
+                <w:szCs w:val="24"/>
+              </w:rPr>
+            </w:pPr>
+            <w:r>
+              <w:rPr>
+                <w:rFonts w:ascii="Times New Roman" w:hAnsi="Times New Roman" w:cs="Times New Roman"/>
+                <w:sz w:val="24"/>
+                <w:szCs w:val="24"/>
+              </w:rPr>
+              <w:t>Form routing by category is in </w:t>
+            </w:r>
+            <w:hyperlink r:id="rId9" w:history="1">
+              <w:r>
+                <w:rPr>
+                  <w:rStyle w:val="Hyperlink"/>
+                  <w:rFonts w:ascii="Times New Roman" w:hAnsi="Times New Roman" w:cs="Times New Roman"/>
+                  <w:sz w:val="24"/>
+                  <w:szCs w:val="24"/>
+                </w:rPr>
+                <w:t>FormFactory.js:18-27</w:t>
+              </w:r>
+            </w:hyperlink>
+            <w:r>
+              <w:rPr>
+                <w:rFonts w:ascii="Times New Roman" w:hAnsi="Times New Roman" w:cs="Times New Roman"/>
+                <w:sz w:val="24"/>
+                <w:szCs w:val="24"/>
+              </w:rPr>
+              <w:t>.</w:t>
+            </w:r>
+          </w:p>
+          <w:p>
+            <w:pPr>
+              <w:numPr>
+                <w:ilvl w:val="0"/>
+                <w:numId w:val="5"/>
+              </w:numPr>
+              <w:rPr>
+                <w:rFonts w:ascii="Times New Roman" w:hAnsi="Times New Roman" w:cs="Times New Roman"/>
+                <w:sz w:val="24"/>
+                <w:szCs w:val="24"/>
+              </w:rPr>
+            </w:pPr>
+            <w:r>
+              <w:rPr>
+                <w:rFonts w:ascii="Times New Roman" w:hAnsi="Times New Roman" w:cs="Times New Roman"/>
+                <w:sz w:val="24"/>
+                <w:szCs w:val="24"/>
+              </w:rPr>
+              <w:t xml:space="preserve">Asset list </w:t>
+            </w:r>
+            <w:proofErr w:type="spellStart"/>
+            <w:r>
+              <w:rPr>
+                <w:rFonts w:ascii="Times New Roman" w:hAnsi="Times New Roman" w:cs="Times New Roman"/>
+                <w:sz w:val="24"/>
+                <w:szCs w:val="24"/>
+              </w:rPr>
+              <w:t>behavior</w:t>
+            </w:r>
+            <w:proofErr w:type="spellEnd"/>
+            <w:r>
+              <w:rPr>
+                <w:rFonts w:ascii="Times New Roman" w:hAnsi="Times New Roman" w:cs="Times New Roman"/>
+                <w:sz w:val="24"/>
+                <w:szCs w:val="24"/>
+              </w:rPr>
+              <w:t xml:space="preserve"> (stock vs non-stock display) is in </w:t>
+            </w:r>
+            <w:hyperlink r:id="rId10" w:history="1">
+              <w:r>
+                <w:rPr>
+                  <w:rStyle w:val="Hyperlink"/>
+                  <w:rFonts w:ascii="Times New Roman" w:hAnsi="Times New Roman" w:cs="Times New Roman"/>
+                  <w:sz w:val="24"/>
+                  <w:szCs w:val="24"/>
+                </w:rPr>
+                <w:t>AssetTable.js:29-31</w:t>
+              </w:r>
+            </w:hyperlink>
+            <w:r>
+              <w:rPr>
+                <w:rFonts w:ascii="Times New Roman" w:hAnsi="Times New Roman" w:cs="Times New Roman"/>
+                <w:sz w:val="24"/>
+                <w:szCs w:val="24"/>
+              </w:rPr>
+              <w:t>.</w:t>
+            </w:r>
+          </w:p>
+          <w:p>
+            <w:pPr>
+              <w:numPr>
+                <w:ilvl w:val="0"/>
+                <w:numId w:val="5"/>
+              </w:numPr>
+              <w:rPr>
+                <w:rFonts w:ascii="Times New Roman" w:hAnsi="Times New Roman" w:cs="Times New Roman"/>
+                <w:sz w:val="24"/>
+                <w:szCs w:val="24"/>
+              </w:rPr>
+            </w:pPr>
+            <w:r>
+              <w:rPr>
+                <w:rFonts w:ascii="Times New Roman" w:hAnsi="Times New Roman" w:cs="Times New Roman"/>
+                <w:sz w:val="24"/>
+                <w:szCs w:val="24"/>
+              </w:rPr>
+              <w:t>Dashboard stock logic is in </w:t>
+            </w:r>
+            <w:hyperlink r:id="rId11" w:history="1">
+              <w:r>
+                <w:rPr>
+                  <w:rStyle w:val="Hyperlink"/>
+                  <w:rFonts w:ascii="Times New Roman" w:hAnsi="Times New Roman" w:cs="Times New Roman"/>
+                  <w:sz w:val="24"/>
+                  <w:szCs w:val="24"/>
+                </w:rPr>
+                <w:t>Dashboard.js:14-24</w:t>
+              </w:r>
+            </w:hyperlink>
+            <w:r>
+              <w:rPr>
+                <w:rFonts w:ascii="Times New Roman" w:hAnsi="Times New Roman" w:cs="Times New Roman"/>
+                <w:sz w:val="24"/>
+                <w:szCs w:val="24"/>
+              </w:rPr>
+              <w:t>.</w:t>
+            </w:r>
+          </w:p>
+          <w:p>
+            <w:pPr>
+              <w:numPr>
+                <w:ilvl w:val="0"/>
+                <w:numId w:val="5"/>
+              </w:numPr>
+              <w:rPr>
+                <w:rFonts w:ascii="Times New Roman" w:hAnsi="Times New Roman" w:cs="Times New Roman"/>
+                <w:sz w:val="24"/>
+                <w:szCs w:val="24"/>
+              </w:rPr>
+            </w:pPr>
+            <w:r>
+              <w:rPr>
+                <w:rFonts w:ascii="Times New Roman" w:hAnsi="Times New Roman" w:cs="Times New Roman"/>
+                <w:sz w:val="24"/>
+                <w:szCs w:val="24"/>
+              </w:rPr>
+              <w:t>App routes for list/add/edit/category-view are in </w:t>
+            </w:r>
+            <w:hyperlink r:id="rId12" w:history="1">
+              <w:r>
+                <w:rPr>
+                  <w:rStyle w:val="Hyperlink"/>
+                  <w:rFonts w:ascii="Times New Roman" w:hAnsi="Times New Roman" w:cs="Times New Roman"/>
+                  <w:sz w:val="24"/>
+                  <w:szCs w:val="24"/>
+                </w:rPr>
+                <w:t>App.js:35-44</w:t>
+              </w:r>
+            </w:hyperlink>
+            <w:r>
+              <w:rPr>
+                <w:rFonts w:ascii="Times New Roman" w:hAnsi="Times New Roman" w:cs="Times New Roman"/>
+                <w:sz w:val="24"/>
+                <w:szCs w:val="24"/>
+              </w:rPr>
+              <w:t>.</w:t>
+            </w:r>
+          </w:p>
+          <w:p>
+            <w:pPr>
+              <w:rPr>
+                <w:rFonts w:ascii="Times New Roman" w:hAnsi="Times New Roman" w:cs="Times New Roman"/>
+                <w:sz w:val="24"/>
+                <w:szCs w:val="24"/>
+              </w:rPr>
+            </w:pPr>
+            <w:r>
+              <w:rPr>
+                <w:rFonts w:ascii="Times New Roman" w:hAnsi="Times New Roman" w:cs="Times New Roman"/>
+                <w:b/>
+                <w:bCs/>
+                <w:sz w:val="24"/>
+                <w:szCs w:val="24"/>
+              </w:rPr>
+              <w:t>Current Categories and Dropdown Assets</w:t>
+            </w:r>
+          </w:p>
+          <w:p>
+            <w:pPr>
+              <w:numPr>
+                <w:ilvl w:val="0"/>
+                <w:numId w:val="6"/>
+              </w:numPr>
+              <w:rPr>
+                <w:rFonts w:ascii="Times New Roman" w:hAnsi="Times New Roman" w:cs="Times New Roman"/>
+                <w:sz w:val="24"/>
+                <w:szCs w:val="24"/>
+              </w:rPr>
+            </w:pPr>
+            <w:r>
+              <w:rPr>
+                <w:rFonts w:ascii="Times New Roman" w:hAnsi="Times New Roman" w:cs="Times New Roman"/>
+                <w:sz w:val="24"/>
+                <w:szCs w:val="24"/>
+              </w:rPr>
+              <w:t xml:space="preserve">IT &amp; Electronic Equipment (id 1): Laptop, </w:t>
+            </w:r>
+            <w:proofErr w:type="gramStart"/>
+            <w:r>
+              <w:rPr>
+                <w:rFonts w:ascii="Times New Roman" w:hAnsi="Times New Roman" w:cs="Times New Roman"/>
+                <w:sz w:val="24"/>
+                <w:szCs w:val="24"/>
+              </w:rPr>
+              <w:t>Desktop.</w:t>
+            </w:r>
+            <w:r>
+              <w:rPr>
+                <w:rFonts w:ascii="Times New Roman" w:hAnsi="Times New Roman" w:cs="Times New Roman"/>
+                <w:sz w:val="24"/>
+                <w:szCs w:val="24"/>
+              </w:rPr>
+              <w:t>*</w:t>
+            </w:r>
+            <w:proofErr w:type="gramEnd"/>
+          </w:p>
+          <w:p>
+            <w:pPr>
+              <w:numPr>
+                <w:ilvl w:val="0"/>
+                <w:numId w:val="6"/>
+              </w:numPr>
+              <w:rPr>
+                <w:rFonts w:ascii="Times New Roman" w:hAnsi="Times New Roman" w:cs="Times New Roman"/>
+                <w:sz w:val="24"/>
+                <w:szCs w:val="24"/>
+              </w:rPr>
+            </w:pPr>
+            <w:r>
+              <w:rPr>
+                <w:rFonts w:ascii="Times New Roman" w:hAnsi="Times New Roman" w:cs="Times New Roman"/>
+                <w:sz w:val="24"/>
+                <w:szCs w:val="24"/>
+              </w:rPr>
+              <w:t>Office Furniture (id 2): no subcategory options currently defined.</w:t>
+            </w:r>
+          </w:p>
+          <w:p>
+            <w:pPr>
+              <w:numPr>
+                <w:ilvl w:val="0"/>
+                <w:numId w:val="6"/>
+              </w:numPr>
+              <w:rPr>
+                <w:rFonts w:ascii="Times New Roman" w:hAnsi="Times New Roman" w:cs="Times New Roman"/>
+                <w:sz w:val="24"/>
+                <w:szCs w:val="24"/>
+              </w:rPr>
+            </w:pPr>
+            <w:r>
+              <w:rPr>
+                <w:rFonts w:ascii="Times New Roman" w:hAnsi="Times New Roman" w:cs="Times New Roman"/>
+                <w:sz w:val="24"/>
+                <w:szCs w:val="24"/>
+              </w:rPr>
+              <w:lastRenderedPageBreak/>
+              <w:t>Office Equipment (id 3): no subcategory options currently defined.</w:t>
+            </w:r>
+          </w:p>
+          <w:p>
+            <w:pPr>
+              <w:numPr>
+                <w:ilvl w:val="0"/>
+                <w:numId w:val="6"/>
+              </w:numPr>
+              <w:rPr>
+                <w:rFonts w:ascii="Times New Roman" w:hAnsi="Times New Roman" w:cs="Times New Roman"/>
+                <w:sz w:val="24"/>
+                <w:szCs w:val="24"/>
+              </w:rPr>
+            </w:pPr>
+            <w:r>
+              <w:rPr>
+                <w:rFonts w:ascii="Times New Roman" w:hAnsi="Times New Roman" w:cs="Times New Roman"/>
+                <w:sz w:val="24"/>
+                <w:szCs w:val="24"/>
+              </w:rPr>
+              <w:t>Security &amp; Facilities (id 4): no subcategory options currently defined.</w:t>
+            </w:r>
+          </w:p>
+          <w:p>
+            <w:pPr>
+              <w:numPr>
+                <w:ilvl w:val="0"/>
+                <w:numId w:val="6"/>
+              </w:numPr>
+              <w:rPr>
+                <w:rFonts w:ascii="Times New Roman" w:hAnsi="Times New Roman" w:cs="Times New Roman"/>
+                <w:sz w:val="24"/>
+                <w:szCs w:val="24"/>
+              </w:rPr>
+            </w:pPr>
+            <w:r>
+              <w:rPr>
+                <w:rFonts w:ascii="Times New Roman" w:hAnsi="Times New Roman" w:cs="Times New Roman"/>
+                <w:sz w:val="24"/>
+                <w:szCs w:val="24"/>
+              </w:rPr>
+              <w:t>Pantry Equipment (id 5): no subcategory options currently defined.</w:t>
+            </w:r>
+          </w:p>
+          <w:p>
+            <w:pPr>
+              <w:numPr>
+                <w:ilvl w:val="0"/>
+                <w:numId w:val="6"/>
+              </w:numPr>
+              <w:rPr>
+                <w:rFonts w:ascii="Times New Roman" w:hAnsi="Times New Roman" w:cs="Times New Roman"/>
+                <w:sz w:val="24"/>
+                <w:szCs w:val="24"/>
+              </w:rPr>
+            </w:pPr>
+            <w:r>
+              <w:rPr>
+                <w:rFonts w:ascii="Times New Roman" w:hAnsi="Times New Roman" w:cs="Times New Roman"/>
+                <w:sz w:val="24"/>
+                <w:szCs w:val="24"/>
+              </w:rPr>
+              <w:t>Vehicle (id 6): Car, Van, Motorcycle, Lorry, Bus.</w:t>
+            </w:r>
+          </w:p>
+          <w:p>
+            <w:pPr>
+              <w:numPr>
+                <w:ilvl w:val="0"/>
+                <w:numId w:val="6"/>
+              </w:numPr>
+              <w:rPr>
+                <w:rFonts w:ascii="Times New Roman" w:hAnsi="Times New Roman" w:cs="Times New Roman"/>
+                <w:sz w:val="24"/>
+                <w:szCs w:val="24"/>
+              </w:rPr>
+            </w:pPr>
+            <w:r>
+              <w:rPr>
+                <w:rFonts w:ascii="Times New Roman" w:hAnsi="Times New Roman" w:cs="Times New Roman"/>
+                <w:sz w:val="24"/>
+                <w:szCs w:val="24"/>
+              </w:rPr>
+              <w:t>Stationery &amp; Supplies (id 7): Staples, Paper Shredder.</w:t>
+            </w:r>
+          </w:p>
+          <w:p>
+            <w:pPr>
+              <w:numPr>
+                <w:ilvl w:val="0"/>
+                <w:numId w:val="6"/>
+              </w:numPr>
+              <w:rPr>
+                <w:rFonts w:ascii="Times New Roman" w:hAnsi="Times New Roman" w:cs="Times New Roman"/>
+                <w:sz w:val="24"/>
+                <w:szCs w:val="24"/>
+              </w:rPr>
+            </w:pPr>
+            <w:r>
+              <w:rPr>
+                <w:rFonts w:ascii="Times New Roman" w:hAnsi="Times New Roman" w:cs="Times New Roman"/>
+                <w:sz w:val="24"/>
+                <w:szCs w:val="24"/>
+              </w:rPr>
+              <w:t>Miscellaneous (id 8): Company Mobile Phone.</w:t>
+            </w:r>
+          </w:p>
+          <w:p>
+            <w:pPr>
+              <w:numPr>
+                <w:ilvl w:val="0"/>
+                <w:numId w:val="6"/>
+              </w:numPr>
+              <w:rPr>
+                <w:rFonts w:ascii="Times New Roman" w:hAnsi="Times New Roman" w:cs="Times New Roman"/>
+                <w:sz w:val="24"/>
+                <w:szCs w:val="24"/>
+              </w:rPr>
+            </w:pPr>
+            <w:r>
+              <w:rPr>
+                <w:rFonts w:ascii="Times New Roman" w:hAnsi="Times New Roman" w:cs="Times New Roman"/>
+                <w:sz w:val="24"/>
+                <w:szCs w:val="24"/>
+              </w:rPr>
+              <w:t>Gift (id 9): Corporate Gift, Merchandise, Hamper.</w:t>
+            </w:r>
+          </w:p>
+          <w:p>
+            <w:pPr>
+              <w:numPr>
+                <w:ilvl w:val="0"/>
+                <w:numId w:val="6"/>
+              </w:numPr>
+              <w:rPr>
+                <w:rFonts w:ascii="Times New Roman" w:hAnsi="Times New Roman" w:cs="Times New Roman"/>
+                <w:sz w:val="24"/>
+                <w:szCs w:val="24"/>
+              </w:rPr>
+            </w:pPr>
+            <w:r>
+              <w:rPr>
+                <w:rFonts w:ascii="Times New Roman" w:hAnsi="Times New Roman" w:cs="Times New Roman"/>
+                <w:sz w:val="24"/>
+                <w:szCs w:val="24"/>
+              </w:rPr>
+              <w:t>Source: </w:t>
+            </w:r>
+            <w:hyperlink r:id="rId13" w:history="1">
+              <w:r>
+                <w:rPr>
+                  <w:rStyle w:val="Hyperlink"/>
+                  <w:rFonts w:ascii="Times New Roman" w:hAnsi="Times New Roman" w:cs="Times New Roman"/>
+                  <w:sz w:val="24"/>
+                  <w:szCs w:val="24"/>
+                </w:rPr>
+                <w:t>axios.js:3-28</w:t>
+              </w:r>
+            </w:hyperlink>
+            <w:r>
+              <w:rPr>
+                <w:rFonts w:ascii="Times New Roman" w:hAnsi="Times New Roman" w:cs="Times New Roman"/>
+                <w:sz w:val="24"/>
+                <w:szCs w:val="24"/>
+              </w:rPr>
+              <w:t>.</w:t>
+            </w:r>
+          </w:p>
+          <w:p>
+            <w:pPr>
+              <w:rPr>
+                <w:rFonts w:ascii="Times New Roman" w:hAnsi="Times New Roman" w:cs="Times New Roman"/>
+                <w:sz w:val="24"/>
+                <w:szCs w:val="24"/>
+              </w:rPr>
+            </w:pPr>
+            <w:r>
+              <w:rPr>
+                <w:rFonts w:ascii="Times New Roman" w:hAnsi="Times New Roman" w:cs="Times New Roman"/>
+                <w:b/>
+                <w:bCs/>
+                <w:sz w:val="24"/>
+                <w:szCs w:val="24"/>
+              </w:rPr>
+              <w:t>Forms Involved (by Category)</w:t>
+            </w:r>
+          </w:p>
+          <w:p>
+            <w:pPr>
+              <w:numPr>
+                <w:ilvl w:val="0"/>
+                <w:numId w:val="7"/>
+              </w:numPr>
+              <w:rPr>
+                <w:rFonts w:ascii="Times New Roman" w:hAnsi="Times New Roman" w:cs="Times New Roman"/>
+                <w:sz w:val="24"/>
+                <w:szCs w:val="24"/>
+              </w:rPr>
+            </w:pPr>
+            <w:r>
+              <w:rPr>
+                <w:rFonts w:ascii="Times New Roman" w:hAnsi="Times New Roman" w:cs="Times New Roman"/>
+                <w:sz w:val="24"/>
+                <w:szCs w:val="24"/>
+              </w:rPr>
+              <w:t>Form selector/mapping: </w:t>
+            </w:r>
+            <w:hyperlink r:id="rId14" w:history="1">
+              <w:r>
+                <w:rPr>
+                  <w:rStyle w:val="Hyperlink"/>
+                  <w:rFonts w:ascii="Times New Roman" w:hAnsi="Times New Roman" w:cs="Times New Roman"/>
+                  <w:sz w:val="24"/>
+                  <w:szCs w:val="24"/>
+                </w:rPr>
+                <w:t>FormFactory.js:18-27</w:t>
+              </w:r>
+            </w:hyperlink>
+            <w:r>
+              <w:rPr>
+                <w:rFonts w:ascii="Times New Roman" w:hAnsi="Times New Roman" w:cs="Times New Roman"/>
+                <w:sz w:val="24"/>
+                <w:szCs w:val="24"/>
+              </w:rPr>
+              <w:t>.</w:t>
+            </w:r>
+          </w:p>
+          <w:p>
+            <w:pPr>
+              <w:numPr>
+                <w:ilvl w:val="0"/>
+                <w:numId w:val="7"/>
+              </w:numPr>
+              <w:rPr>
+                <w:rFonts w:ascii="Times New Roman" w:hAnsi="Times New Roman" w:cs="Times New Roman"/>
+                <w:sz w:val="24"/>
+                <w:szCs w:val="24"/>
+              </w:rPr>
+            </w:pPr>
+            <w:r>
+              <w:rPr>
+                <w:rFonts w:ascii="Times New Roman" w:hAnsi="Times New Roman" w:cs="Times New Roman"/>
+                <w:sz w:val="24"/>
+                <w:szCs w:val="24"/>
+              </w:rPr>
+              <w:t>IT: </w:t>
+            </w:r>
+            <w:hyperlink r:id="rId15" w:history="1">
+              <w:r>
+                <w:rPr>
+                  <w:rStyle w:val="Hyperlink"/>
+                  <w:rFonts w:ascii="Times New Roman" w:hAnsi="Times New Roman" w:cs="Times New Roman"/>
+                  <w:sz w:val="24"/>
+                  <w:szCs w:val="24"/>
+                </w:rPr>
+                <w:t>ITEquipmentForm.js</w:t>
+              </w:r>
+            </w:hyperlink>
+          </w:p>
+          <w:p>
+            <w:pPr>
+              <w:numPr>
+                <w:ilvl w:val="0"/>
+                <w:numId w:val="7"/>
+              </w:numPr>
+              <w:rPr>
+                <w:rFonts w:ascii="Times New Roman" w:hAnsi="Times New Roman" w:cs="Times New Roman"/>
+                <w:sz w:val="24"/>
+                <w:szCs w:val="24"/>
+              </w:rPr>
+            </w:pPr>
+            <w:r>
+              <w:rPr>
+                <w:rFonts w:ascii="Times New Roman" w:hAnsi="Times New Roman" w:cs="Times New Roman"/>
+                <w:sz w:val="24"/>
+                <w:szCs w:val="24"/>
+              </w:rPr>
+              <w:t>Office Furniture: </w:t>
+            </w:r>
+            <w:hyperlink r:id="rId16" w:history="1">
+              <w:r>
+                <w:rPr>
+                  <w:rStyle w:val="Hyperlink"/>
+                  <w:rFonts w:ascii="Times New Roman" w:hAnsi="Times New Roman" w:cs="Times New Roman"/>
+                  <w:sz w:val="24"/>
+                  <w:szCs w:val="24"/>
+                </w:rPr>
+                <w:t>OfficeFurnitureForm.js</w:t>
+              </w:r>
+            </w:hyperlink>
+          </w:p>
+          <w:p>
+            <w:pPr>
+              <w:numPr>
+                <w:ilvl w:val="0"/>
+                <w:numId w:val="7"/>
+              </w:numPr>
+              <w:rPr>
+                <w:rFonts w:ascii="Times New Roman" w:hAnsi="Times New Roman" w:cs="Times New Roman"/>
+                <w:sz w:val="24"/>
+                <w:szCs w:val="24"/>
+              </w:rPr>
+            </w:pPr>
+            <w:r>
+              <w:rPr>
+                <w:rFonts w:ascii="Times New Roman" w:hAnsi="Times New Roman" w:cs="Times New Roman"/>
+                <w:sz w:val="24"/>
+                <w:szCs w:val="24"/>
+              </w:rPr>
+              <w:t>Office Equipment: </w:t>
+            </w:r>
+            <w:hyperlink r:id="rId17" w:history="1">
+              <w:r>
+                <w:rPr>
+                  <w:rStyle w:val="Hyperlink"/>
+                  <w:rFonts w:ascii="Times New Roman" w:hAnsi="Times New Roman" w:cs="Times New Roman"/>
+                  <w:sz w:val="24"/>
+                  <w:szCs w:val="24"/>
+                </w:rPr>
+                <w:t>OfficeEquipmentForm.js</w:t>
+              </w:r>
+            </w:hyperlink>
+          </w:p>
+          <w:p>
+            <w:pPr>
+              <w:numPr>
+                <w:ilvl w:val="0"/>
+                <w:numId w:val="7"/>
+              </w:numPr>
+              <w:rPr>
+                <w:rFonts w:ascii="Times New Roman" w:hAnsi="Times New Roman" w:cs="Times New Roman"/>
+                <w:sz w:val="24"/>
+                <w:szCs w:val="24"/>
+              </w:rPr>
+            </w:pPr>
+            <w:r>
+              <w:rPr>
+                <w:rFonts w:ascii="Times New Roman" w:hAnsi="Times New Roman" w:cs="Times New Roman"/>
+                <w:sz w:val="24"/>
+                <w:szCs w:val="24"/>
+              </w:rPr>
+              <w:t>Security &amp; Facilities: </w:t>
+            </w:r>
+            <w:hyperlink r:id="rId18" w:history="1">
+              <w:r>
+                <w:rPr>
+                  <w:rStyle w:val="Hyperlink"/>
+                  <w:rFonts w:ascii="Times New Roman" w:hAnsi="Times New Roman" w:cs="Times New Roman"/>
+                  <w:sz w:val="24"/>
+                  <w:szCs w:val="24"/>
+                </w:rPr>
+                <w:t>SecurityFacilitiesForm.js</w:t>
+              </w:r>
+            </w:hyperlink>
+          </w:p>
+          <w:p>
+            <w:pPr>
+              <w:numPr>
+                <w:ilvl w:val="0"/>
+                <w:numId w:val="7"/>
+              </w:numPr>
+              <w:rPr>
+                <w:rFonts w:ascii="Times New Roman" w:hAnsi="Times New Roman" w:cs="Times New Roman"/>
+                <w:sz w:val="24"/>
+                <w:szCs w:val="24"/>
+              </w:rPr>
+            </w:pPr>
+            <w:r>
+              <w:rPr>
+                <w:rFonts w:ascii="Times New Roman" w:hAnsi="Times New Roman" w:cs="Times New Roman"/>
+                <w:sz w:val="24"/>
+                <w:szCs w:val="24"/>
+              </w:rPr>
+              <w:t>Pantry Equipment: </w:t>
+            </w:r>
+            <w:hyperlink r:id="rId19" w:history="1">
+              <w:r>
+                <w:rPr>
+                  <w:rStyle w:val="Hyperlink"/>
+                  <w:rFonts w:ascii="Times New Roman" w:hAnsi="Times New Roman" w:cs="Times New Roman"/>
+                  <w:sz w:val="24"/>
+                  <w:szCs w:val="24"/>
+                </w:rPr>
+                <w:t>PantryEquipmentForm.js</w:t>
+              </w:r>
+            </w:hyperlink>
+          </w:p>
+          <w:p>
+            <w:pPr>
+              <w:numPr>
+                <w:ilvl w:val="0"/>
+                <w:numId w:val="7"/>
+              </w:numPr>
+              <w:rPr>
+                <w:rFonts w:ascii="Times New Roman" w:hAnsi="Times New Roman" w:cs="Times New Roman"/>
+                <w:sz w:val="24"/>
+                <w:szCs w:val="24"/>
+              </w:rPr>
+            </w:pPr>
+            <w:r>
+              <w:rPr>
+                <w:rFonts w:ascii="Times New Roman" w:hAnsi="Times New Roman" w:cs="Times New Roman"/>
+                <w:sz w:val="24"/>
+                <w:szCs w:val="24"/>
+              </w:rPr>
+              <w:t>Vehicle: </w:t>
+            </w:r>
+            <w:hyperlink r:id="rId20" w:history="1">
+              <w:r>
+                <w:rPr>
+                  <w:rStyle w:val="Hyperlink"/>
+                  <w:rFonts w:ascii="Times New Roman" w:hAnsi="Times New Roman" w:cs="Times New Roman"/>
+                  <w:sz w:val="24"/>
+                  <w:szCs w:val="24"/>
+                </w:rPr>
+                <w:t>VehicleForm.js</w:t>
+              </w:r>
+            </w:hyperlink>
+          </w:p>
+          <w:p>
+            <w:pPr>
+              <w:numPr>
+                <w:ilvl w:val="0"/>
+                <w:numId w:val="7"/>
+              </w:numPr>
+              <w:rPr>
+                <w:rFonts w:ascii="Times New Roman" w:hAnsi="Times New Roman" w:cs="Times New Roman"/>
+                <w:sz w:val="24"/>
+                <w:szCs w:val="24"/>
+              </w:rPr>
+            </w:pPr>
+            <w:r>
+              <w:rPr>
+                <w:rFonts w:ascii="Times New Roman" w:hAnsi="Times New Roman" w:cs="Times New Roman"/>
+                <w:sz w:val="24"/>
+                <w:szCs w:val="24"/>
+              </w:rPr>
+              <w:t>Stationery &amp; Supplies: </w:t>
+            </w:r>
+            <w:hyperlink r:id="rId21" w:history="1">
+              <w:r>
+                <w:rPr>
+                  <w:rStyle w:val="Hyperlink"/>
+                  <w:rFonts w:ascii="Times New Roman" w:hAnsi="Times New Roman" w:cs="Times New Roman"/>
+                  <w:sz w:val="24"/>
+                  <w:szCs w:val="24"/>
+                </w:rPr>
+                <w:t>StationerySuppliesForm.js</w:t>
+              </w:r>
+            </w:hyperlink>
+          </w:p>
+          <w:p>
+            <w:pPr>
+              <w:numPr>
+                <w:ilvl w:val="0"/>
+                <w:numId w:val="7"/>
+              </w:numPr>
+              <w:rPr>
+                <w:rFonts w:ascii="Times New Roman" w:hAnsi="Times New Roman" w:cs="Times New Roman"/>
+                <w:sz w:val="24"/>
+                <w:szCs w:val="24"/>
+              </w:rPr>
+            </w:pPr>
+            <w:r>
+              <w:rPr>
+                <w:rFonts w:ascii="Times New Roman" w:hAnsi="Times New Roman" w:cs="Times New Roman"/>
+                <w:sz w:val="24"/>
+                <w:szCs w:val="24"/>
+              </w:rPr>
+              <w:t>Miscellaneous: </w:t>
+            </w:r>
+            <w:hyperlink r:id="rId22" w:history="1">
+              <w:r>
+                <w:rPr>
+                  <w:rStyle w:val="Hyperlink"/>
+                  <w:rFonts w:ascii="Times New Roman" w:hAnsi="Times New Roman" w:cs="Times New Roman"/>
+                  <w:sz w:val="24"/>
+                  <w:szCs w:val="24"/>
+                </w:rPr>
+                <w:t>MiscellaneousForm.js</w:t>
+              </w:r>
+            </w:hyperlink>
+          </w:p>
+          <w:p>
+            <w:pPr>
+              <w:numPr>
+                <w:ilvl w:val="0"/>
+                <w:numId w:val="7"/>
+              </w:numPr>
+              <w:rPr>
+                <w:rFonts w:ascii="Times New Roman" w:hAnsi="Times New Roman" w:cs="Times New Roman"/>
+                <w:sz w:val="24"/>
+                <w:szCs w:val="24"/>
+              </w:rPr>
+            </w:pPr>
+            <w:r>
+              <w:rPr>
+                <w:rFonts w:ascii="Times New Roman" w:hAnsi="Times New Roman" w:cs="Times New Roman"/>
+                <w:sz w:val="24"/>
+                <w:szCs w:val="24"/>
+              </w:rPr>
+              <w:t>Gift: </w:t>
+            </w:r>
+            <w:hyperlink r:id="rId23" w:history="1">
+              <w:r>
+                <w:rPr>
+                  <w:rStyle w:val="Hyperlink"/>
+                  <w:rFonts w:ascii="Times New Roman" w:hAnsi="Times New Roman" w:cs="Times New Roman"/>
+                  <w:sz w:val="24"/>
+                  <w:szCs w:val="24"/>
+                </w:rPr>
+                <w:t>GiftForm.js</w:t>
+              </w:r>
+            </w:hyperlink>
+          </w:p>
+          <w:p>
+            <w:pPr>
+              <w:rPr>
+                <w:rFonts w:ascii="Times New Roman" w:hAnsi="Times New Roman" w:cs="Times New Roman"/>
+                <w:sz w:val="24"/>
+                <w:szCs w:val="24"/>
+              </w:rPr>
+            </w:pPr>
+            <w:r>
+              <w:rPr>
+                <w:rFonts w:ascii="Times New Roman" w:hAnsi="Times New Roman" w:cs="Times New Roman"/>
+                <w:b/>
+                <w:bCs/>
+                <w:sz w:val="24"/>
+                <w:szCs w:val="24"/>
+              </w:rPr>
+              <w:t>Folder Structure You’ll Touch for Reorganization</w:t>
+            </w:r>
+          </w:p>
+          <w:p>
+            <w:pPr>
+              <w:numPr>
+                <w:ilvl w:val="0"/>
+                <w:numId w:val="8"/>
+              </w:numPr>
+              <w:rPr>
+                <w:rFonts w:ascii="Times New Roman" w:hAnsi="Times New Roman" w:cs="Times New Roman"/>
+                <w:sz w:val="24"/>
+                <w:szCs w:val="24"/>
+              </w:rPr>
+            </w:pPr>
+            <w:r>
+              <w:rPr>
+                <w:rFonts w:ascii="Times New Roman" w:hAnsi="Times New Roman" w:cs="Times New Roman"/>
+                <w:sz w:val="24"/>
+                <w:szCs w:val="24"/>
+              </w:rPr>
+              <w:t>API data model (mock data): </w:t>
+            </w:r>
+            <w:proofErr w:type="spellStart"/>
+            <w:r>
+              <w:rPr>
+                <w:rFonts w:ascii="Times New Roman" w:hAnsi="Times New Roman" w:cs="Times New Roman"/>
+                <w:sz w:val="24"/>
+                <w:szCs w:val="24"/>
+              </w:rPr>
+              <w:fldChar w:fldCharType="begin"/>
+            </w:r>
+            <w:r>
+              <w:rPr>
+                <w:rFonts w:ascii="Times New Roman" w:hAnsi="Times New Roman" w:cs="Times New Roman"/>
+                <w:sz w:val="24"/>
+                <w:szCs w:val="24"/>
+              </w:rPr>
+              <w:instrText>HYPERLINK "vscode-file://vscode-app/c:/Users/maxpa/AppData/Local/Programs/Microsoft%20VS%20Code/c3a26841a8/resources/app/out/vs/code/electron-browser/workbench/workbench.html" \o ""</w:instrText>
+            </w:r>
+            <w:r>
+              <w:rPr>
+                <w:rFonts w:ascii="Times New Roman" w:hAnsi="Times New Roman" w:cs="Times New Roman"/>
+                <w:sz w:val="24"/>
+                <w:szCs w:val="24"/>
+              </w:rPr>
+            </w:r>
+            <w:r>
+              <w:rPr>
+                <w:rFonts w:ascii="Times New Roman" w:hAnsi="Times New Roman" w:cs="Times New Roman"/>
+                <w:sz w:val="24"/>
+                <w:szCs w:val="24"/>
+              </w:rPr>
+              <w:fldChar w:fldCharType="separate"/>
+            </w:r>
+            <w:r>
+              <w:rPr>
+                <w:rStyle w:val="Hyperlink"/>
+                <w:rFonts w:ascii="Times New Roman" w:hAnsi="Times New Roman" w:cs="Times New Roman"/>
+                <w:sz w:val="24"/>
+                <w:szCs w:val="24"/>
+              </w:rPr>
+              <w:t>api</w:t>
+            </w:r>
+            <w:proofErr w:type="spellEnd"/>
+            <w:r>
+              <w:rPr>
+                <w:rFonts w:ascii="Times New Roman" w:hAnsi="Times New Roman" w:cs="Times New Roman"/>
+                <w:sz w:val="24"/>
+                <w:szCs w:val="24"/>
+              </w:rPr>
+              <w:fldChar w:fldCharType="end"/>
+            </w:r>
+          </w:p>
+          <w:p>
+            <w:pPr>
+              <w:numPr>
+                <w:ilvl w:val="0"/>
+                <w:numId w:val="8"/>
+              </w:numPr>
+              <w:rPr>
+                <w:rFonts w:ascii="Times New Roman" w:hAnsi="Times New Roman" w:cs="Times New Roman"/>
+                <w:sz w:val="24"/>
+                <w:szCs w:val="24"/>
+              </w:rPr>
+            </w:pPr>
+            <w:r>
+              <w:rPr>
+                <w:rFonts w:ascii="Times New Roman" w:hAnsi="Times New Roman" w:cs="Times New Roman"/>
+                <w:sz w:val="24"/>
+                <w:szCs w:val="24"/>
+              </w:rPr>
+              <w:t>Form layer: </w:t>
+            </w:r>
+            <w:hyperlink r:id="rId24" w:history="1">
+              <w:r>
+                <w:rPr>
+                  <w:rStyle w:val="Hyperlink"/>
+                  <w:rFonts w:ascii="Times New Roman" w:hAnsi="Times New Roman" w:cs="Times New Roman"/>
+                  <w:sz w:val="24"/>
+                  <w:szCs w:val="24"/>
+                </w:rPr>
+                <w:t>forms</w:t>
+              </w:r>
+            </w:hyperlink>
+          </w:p>
+          <w:p>
+            <w:pPr>
+              <w:numPr>
+                <w:ilvl w:val="0"/>
+                <w:numId w:val="8"/>
+              </w:numPr>
+              <w:rPr>
+                <w:rFonts w:ascii="Times New Roman" w:hAnsi="Times New Roman" w:cs="Times New Roman"/>
+                <w:sz w:val="24"/>
+                <w:szCs w:val="24"/>
+              </w:rPr>
+            </w:pPr>
+            <w:r>
+              <w:rPr>
+                <w:rFonts w:ascii="Times New Roman" w:hAnsi="Times New Roman" w:cs="Times New Roman"/>
+                <w:sz w:val="24"/>
+                <w:szCs w:val="24"/>
+              </w:rPr>
+              <w:t>Asset listing + details: </w:t>
+            </w:r>
+            <w:hyperlink r:id="rId25" w:history="1">
+              <w:r>
+                <w:rPr>
+                  <w:rStyle w:val="Hyperlink"/>
+                  <w:rFonts w:ascii="Times New Roman" w:hAnsi="Times New Roman" w:cs="Times New Roman"/>
+                  <w:sz w:val="24"/>
+                  <w:szCs w:val="24"/>
+                </w:rPr>
+                <w:t>components</w:t>
+              </w:r>
+            </w:hyperlink>
+          </w:p>
+          <w:p>
+            <w:pPr>
+              <w:numPr>
+                <w:ilvl w:val="0"/>
+                <w:numId w:val="8"/>
+              </w:numPr>
+              <w:rPr>
+                <w:rFonts w:ascii="Times New Roman" w:hAnsi="Times New Roman" w:cs="Times New Roman"/>
+                <w:sz w:val="24"/>
+                <w:szCs w:val="24"/>
+              </w:rPr>
+            </w:pPr>
+            <w:r>
+              <w:rPr>
+                <w:rFonts w:ascii="Times New Roman" w:hAnsi="Times New Roman" w:cs="Times New Roman"/>
+                <w:sz w:val="24"/>
+                <w:szCs w:val="24"/>
+              </w:rPr>
+              <w:t>Optional category-specific views: </w:t>
+            </w:r>
+            <w:hyperlink r:id="rId26" w:history="1">
+              <w:r>
+                <w:rPr>
+                  <w:rStyle w:val="Hyperlink"/>
+                  <w:rFonts w:ascii="Times New Roman" w:hAnsi="Times New Roman" w:cs="Times New Roman"/>
+                  <w:sz w:val="24"/>
+                  <w:szCs w:val="24"/>
+                </w:rPr>
+                <w:t>views</w:t>
+              </w:r>
+            </w:hyperlink>
+          </w:p>
+          <w:p>
+            <w:pPr>
+              <w:numPr>
+                <w:ilvl w:val="0"/>
+                <w:numId w:val="8"/>
+              </w:numPr>
+              <w:rPr>
+                <w:rFonts w:ascii="Times New Roman" w:hAnsi="Times New Roman" w:cs="Times New Roman"/>
+                <w:sz w:val="24"/>
+                <w:szCs w:val="24"/>
+              </w:rPr>
+            </w:pPr>
+            <w:r>
+              <w:rPr>
+                <w:rFonts w:ascii="Times New Roman" w:hAnsi="Times New Roman" w:cs="Times New Roman"/>
+                <w:sz w:val="24"/>
+                <w:szCs w:val="24"/>
+              </w:rPr>
+              <w:t>Route wiring: </w:t>
+            </w:r>
+            <w:hyperlink r:id="rId27" w:history="1">
+              <w:r>
+                <w:rPr>
+                  <w:rStyle w:val="Hyperlink"/>
+                  <w:rFonts w:ascii="Times New Roman" w:hAnsi="Times New Roman" w:cs="Times New Roman"/>
+                  <w:sz w:val="24"/>
+                  <w:szCs w:val="24"/>
+                </w:rPr>
+                <w:t>App.js</w:t>
+              </w:r>
+            </w:hyperlink>
+          </w:p>
+          <w:p>
+            <w:pPr>
+              <w:numPr>
+                <w:ilvl w:val="0"/>
+                <w:numId w:val="8"/>
+              </w:numPr>
+              <w:rPr>
+                <w:rFonts w:ascii="Times New Roman" w:hAnsi="Times New Roman" w:cs="Times New Roman"/>
+                <w:sz w:val="24"/>
+                <w:szCs w:val="24"/>
+              </w:rPr>
+            </w:pPr>
+            <w:r>
+              <w:rPr>
+                <w:rFonts w:ascii="Times New Roman" w:hAnsi="Times New Roman" w:cs="Times New Roman"/>
+                <w:sz w:val="24"/>
+                <w:szCs w:val="24"/>
+              </w:rPr>
+              <w:t>Page container for list: </w:t>
+            </w:r>
+            <w:hyperlink r:id="rId28" w:history="1">
+              <w:r>
+                <w:rPr>
+                  <w:rStyle w:val="Hyperlink"/>
+                  <w:rFonts w:ascii="Times New Roman" w:hAnsi="Times New Roman" w:cs="Times New Roman"/>
+                  <w:sz w:val="24"/>
+                  <w:szCs w:val="24"/>
+                </w:rPr>
+                <w:t>AssetPage.js</w:t>
+              </w:r>
+            </w:hyperlink>
+          </w:p>
+          <w:p>
+            <w:pPr>
+              <w:rPr>
+                <w:rFonts w:ascii="Times New Roman" w:hAnsi="Times New Roman" w:cs="Times New Roman"/>
+                <w:sz w:val="24"/>
+                <w:szCs w:val="24"/>
+              </w:rPr>
+            </w:pPr>
+            <w:r>
+              <w:rPr>
+                <w:rFonts w:ascii="Times New Roman" w:hAnsi="Times New Roman" w:cs="Times New Roman"/>
+                <w:b/>
+                <w:bCs/>
+                <w:sz w:val="24"/>
+                <w:szCs w:val="24"/>
+              </w:rPr>
+              <w:t>Important Gaps vs Your Requested Example</w:t>
+            </w:r>
+          </w:p>
+          <w:p>
+            <w:pPr>
+              <w:numPr>
+                <w:ilvl w:val="0"/>
+                <w:numId w:val="9"/>
+              </w:numPr>
+              <w:rPr>
+                <w:rFonts w:ascii="Times New Roman" w:hAnsi="Times New Roman" w:cs="Times New Roman"/>
+                <w:sz w:val="24"/>
+                <w:szCs w:val="24"/>
+              </w:rPr>
+            </w:pPr>
+            <w:r>
+              <w:rPr>
+                <w:rFonts w:ascii="Times New Roman" w:hAnsi="Times New Roman" w:cs="Times New Roman"/>
+                <w:sz w:val="24"/>
+                <w:szCs w:val="24"/>
+              </w:rPr>
+              <w:t>Your requested dropdown set (Desktop/Laptop/iPad/Tab/Monitor/Printer/etc.) is not yet represented in subcategories; only a partial set exists now.</w:t>
+            </w:r>
+          </w:p>
+          <w:p>
+            <w:pPr>
+              <w:numPr>
+                <w:ilvl w:val="0"/>
+                <w:numId w:val="9"/>
+              </w:numPr>
+              <w:rPr>
+                <w:rFonts w:ascii="Times New Roman" w:hAnsi="Times New Roman" w:cs="Times New Roman"/>
+                <w:sz w:val="24"/>
+                <w:szCs w:val="24"/>
+              </w:rPr>
+            </w:pPr>
+            <w:r>
+              <w:rPr>
+                <w:rFonts w:ascii="Times New Roman" w:hAnsi="Times New Roman" w:cs="Times New Roman"/>
+                <w:sz w:val="24"/>
+                <w:szCs w:val="24"/>
+              </w:rPr>
+              <w:t xml:space="preserve">Office Furniture, Office Equipment, Security &amp; Facilities, Pantry currently have form </w:t>
+            </w:r>
+            <w:proofErr w:type="gramStart"/>
+            <w:r>
+              <w:rPr>
+                <w:rFonts w:ascii="Times New Roman" w:hAnsi="Times New Roman" w:cs="Times New Roman"/>
+                <w:sz w:val="24"/>
+                <w:szCs w:val="24"/>
+              </w:rPr>
+              <w:t>files</w:t>
+            </w:r>
+            <w:proofErr w:type="gramEnd"/>
+            <w:r>
+              <w:rPr>
+                <w:rFonts w:ascii="Times New Roman" w:hAnsi="Times New Roman" w:cs="Times New Roman"/>
+                <w:sz w:val="24"/>
+                <w:szCs w:val="24"/>
+              </w:rPr>
+              <w:t xml:space="preserve"> but no dropdown subcategories configured in API.</w:t>
+            </w:r>
+          </w:p>
+          <w:p>
+            <w:pPr>
+              <w:numPr>
+                <w:ilvl w:val="0"/>
+                <w:numId w:val="9"/>
+              </w:numPr>
+              <w:rPr>
+                <w:rFonts w:ascii="Times New Roman" w:hAnsi="Times New Roman" w:cs="Times New Roman"/>
+                <w:sz w:val="24"/>
+                <w:szCs w:val="24"/>
+              </w:rPr>
+            </w:pPr>
+            <w:r>
+              <w:rPr>
+                <w:rFonts w:ascii="Times New Roman" w:hAnsi="Times New Roman" w:cs="Times New Roman"/>
+                <w:sz w:val="24"/>
+                <w:szCs w:val="24"/>
+              </w:rPr>
+              <w:t>Category field rules file exists at </w:t>
+            </w:r>
+            <w:hyperlink r:id="rId29" w:history="1">
+              <w:r>
+                <w:rPr>
+                  <w:rStyle w:val="Hyperlink"/>
+                  <w:rFonts w:ascii="Times New Roman" w:hAnsi="Times New Roman" w:cs="Times New Roman"/>
+                  <w:sz w:val="24"/>
+                  <w:szCs w:val="24"/>
+                </w:rPr>
+                <w:t>categoryFieldConfig.js</w:t>
+              </w:r>
+            </w:hyperlink>
+            <w:r>
+              <w:rPr>
+                <w:rFonts w:ascii="Times New Roman" w:hAnsi="Times New Roman" w:cs="Times New Roman"/>
+                <w:sz w:val="24"/>
+                <w:szCs w:val="24"/>
+              </w:rPr>
+              <w:t> but is currently unused after cleanup (no active imports).</w:t>
+            </w:r>
+          </w:p>
+          <w:p>
+            <w:pPr>
+              <w:numPr>
+                <w:ilvl w:val="0"/>
+                <w:numId w:val="9"/>
+              </w:numPr>
+              <w:rPr>
+                <w:rFonts w:ascii="Times New Roman" w:hAnsi="Times New Roman" w:cs="Times New Roman"/>
+                <w:sz w:val="24"/>
+                <w:szCs w:val="24"/>
+              </w:rPr>
+            </w:pPr>
+            <w:r>
+              <w:rPr>
+                <w:rFonts w:ascii="Times New Roman" w:hAnsi="Times New Roman" w:cs="Times New Roman"/>
+                <w:sz w:val="24"/>
+                <w:szCs w:val="24"/>
+              </w:rPr>
+              <w:t>Category view config misses Gift (id 9) in </w:t>
+            </w:r>
+            <w:hyperlink r:id="rId30" w:history="1">
+              <w:r>
+                <w:rPr>
+                  <w:rStyle w:val="Hyperlink"/>
+                  <w:rFonts w:ascii="Times New Roman" w:hAnsi="Times New Roman" w:cs="Times New Roman"/>
+                  <w:sz w:val="24"/>
+                  <w:szCs w:val="24"/>
+                </w:rPr>
+                <w:t>ViewFactory.js:12-20</w:t>
+              </w:r>
+            </w:hyperlink>
+            <w:r>
+              <w:rPr>
+                <w:rFonts w:ascii="Times New Roman" w:hAnsi="Times New Roman" w:cs="Times New Roman"/>
+                <w:sz w:val="24"/>
+                <w:szCs w:val="24"/>
+              </w:rPr>
+              <w:t>.</w:t>
+            </w:r>
+          </w:p>
+          <w:p>
+            <w:pPr>
+              <w:rPr>
+                <w:rFonts w:ascii="Times New Roman" w:hAnsi="Times New Roman" w:cs="Times New Roman"/>
+                <w:sz w:val="24"/>
+                <w:szCs w:val="24"/>
+              </w:rPr>
+            </w:pPr>
+          </w:p>
+        </w:tc>
+        <w:tc>
+          <w:tcPr>
+            <w:tcW w:w="3006" w:type="dxa"/>
+          </w:tcPr>
+          <w:p>
+            <w:pPr>
+              <w:rPr>
+                <w:rFonts w:ascii="Times New Roman" w:hAnsi="Times New Roman" w:cs="Times New Roman"/>
+                <w:sz w:val="24"/>
+                <w:szCs w:val="24"/>
+              </w:rPr>
+            </w:pPr>
+          </w:p>
+        </w:tc>
+      </w:tr>
+    </w:tbl>
+    <w:p>
+      <w:pPr>
+        <w:rPr>
+          <w:rFonts w:ascii="Times New Roman" w:hAnsi="Times New Roman" w:cs="Times New Roman"/>
+          <w:sz w:val="24"/>
+          <w:szCs w:val="24"/>
+        </w:rPr>
+      </w:pPr>
+    </w:p>
     <w:sectPr>
       <w:pgSz w:w="11906" w:h="16838"/>
       <w:pgMar w:top="1440" w:right="1440" w:bottom="1440" w:left="1440" w:header="708" w:footer="708" w:gutter="0"/>
@@ -5510,6 +8808,803 @@
     </w:lvl>
   </w:abstractNum>
   <w:abstractNum w:abstractNumId="1" w15:restartNumberingAfterBreak="0">
+    <w:nsid w:val="05692CC8"/>
+    <w:multiLevelType w:val="multilevel"/>
+    <w:tmpl w:val="550E66DC"/>
+    <w:lvl w:ilvl="0">
+      <w:start w:val="1"/>
+      <w:numFmt w:val="bullet"/>
+      <w:lvlText w:val=""/>
+      <w:lvlJc w:val="left"/>
+      <w:pPr>
+        <w:tabs>
+          <w:tab w:val="num" w:pos="720"/>
+        </w:tabs>
+        <w:ind w:left="720" w:hanging="360"/>
+      </w:pPr>
+      <w:rPr>
+        <w:rFonts w:ascii="Symbol" w:hAnsi="Symbol" w:hint="default"/>
+        <w:sz w:val="20"/>
+      </w:rPr>
+    </w:lvl>
+    <w:lvl w:ilvl="1" w:tentative="1">
+      <w:start w:val="1"/>
+      <w:numFmt w:val="bullet"/>
+      <w:lvlText w:val="o"/>
+      <w:lvlJc w:val="left"/>
+      <w:pPr>
+        <w:tabs>
+          <w:tab w:val="num" w:pos="1440"/>
+        </w:tabs>
+        <w:ind w:left="1440" w:hanging="360"/>
+      </w:pPr>
+      <w:rPr>
+        <w:rFonts w:ascii="Courier New" w:hAnsi="Courier New" w:hint="default"/>
+        <w:sz w:val="20"/>
+      </w:rPr>
+    </w:lvl>
+    <w:lvl w:ilvl="2" w:tentative="1">
+      <w:start w:val="1"/>
+      <w:numFmt w:val="bullet"/>
+      <w:lvlText w:val=""/>
+      <w:lvlJc w:val="left"/>
+      <w:pPr>
+        <w:tabs>
+          <w:tab w:val="num" w:pos="2160"/>
+        </w:tabs>
+        <w:ind w:left="2160" w:hanging="360"/>
+      </w:pPr>
+      <w:rPr>
+        <w:rFonts w:ascii="Wingdings" w:hAnsi="Wingdings" w:hint="default"/>
+        <w:sz w:val="20"/>
+      </w:rPr>
+    </w:lvl>
+    <w:lvl w:ilvl="3" w:tentative="1">
+      <w:start w:val="1"/>
+      <w:numFmt w:val="bullet"/>
+      <w:lvlText w:val=""/>
+      <w:lvlJc w:val="left"/>
+      <w:pPr>
+        <w:tabs>
+          <w:tab w:val="num" w:pos="2880"/>
+        </w:tabs>
+        <w:ind w:left="2880" w:hanging="360"/>
+      </w:pPr>
+      <w:rPr>
+        <w:rFonts w:ascii="Wingdings" w:hAnsi="Wingdings" w:hint="default"/>
+        <w:sz w:val="20"/>
+      </w:rPr>
+    </w:lvl>
+    <w:lvl w:ilvl="4" w:tentative="1">
+      <w:start w:val="1"/>
+      <w:numFmt w:val="bullet"/>
+      <w:lvlText w:val=""/>
+      <w:lvlJc w:val="left"/>
+      <w:pPr>
+        <w:tabs>
+          <w:tab w:val="num" w:pos="3600"/>
+        </w:tabs>
+        <w:ind w:left="3600" w:hanging="360"/>
+      </w:pPr>
+      <w:rPr>
+        <w:rFonts w:ascii="Wingdings" w:hAnsi="Wingdings" w:hint="default"/>
+        <w:sz w:val="20"/>
+      </w:rPr>
+    </w:lvl>
+    <w:lvl w:ilvl="5" w:tentative="1">
+      <w:start w:val="1"/>
+      <w:numFmt w:val="bullet"/>
+      <w:lvlText w:val=""/>
+      <w:lvlJc w:val="left"/>
+      <w:pPr>
+        <w:tabs>
+          <w:tab w:val="num" w:pos="4320"/>
+        </w:tabs>
+        <w:ind w:left="4320" w:hanging="360"/>
+      </w:pPr>
+      <w:rPr>
+        <w:rFonts w:ascii="Wingdings" w:hAnsi="Wingdings" w:hint="default"/>
+        <w:sz w:val="20"/>
+      </w:rPr>
+    </w:lvl>
+    <w:lvl w:ilvl="6" w:tentative="1">
+      <w:start w:val="1"/>
+      <w:numFmt w:val="bullet"/>
+      <w:lvlText w:val=""/>
+      <w:lvlJc w:val="left"/>
+      <w:pPr>
+        <w:tabs>
+          <w:tab w:val="num" w:pos="5040"/>
+        </w:tabs>
+        <w:ind w:left="5040" w:hanging="360"/>
+      </w:pPr>
+      <w:rPr>
+        <w:rFonts w:ascii="Wingdings" w:hAnsi="Wingdings" w:hint="default"/>
+        <w:sz w:val="20"/>
+      </w:rPr>
+    </w:lvl>
+    <w:lvl w:ilvl="7" w:tentative="1">
+      <w:start w:val="1"/>
+      <w:numFmt w:val="bullet"/>
+      <w:lvlText w:val=""/>
+      <w:lvlJc w:val="left"/>
+      <w:pPr>
+        <w:tabs>
+          <w:tab w:val="num" w:pos="5760"/>
+        </w:tabs>
+        <w:ind w:left="5760" w:hanging="360"/>
+      </w:pPr>
+      <w:rPr>
+        <w:rFonts w:ascii="Wingdings" w:hAnsi="Wingdings" w:hint="default"/>
+        <w:sz w:val="20"/>
+      </w:rPr>
+    </w:lvl>
+    <w:lvl w:ilvl="8" w:tentative="1">
+      <w:start w:val="1"/>
+      <w:numFmt w:val="bullet"/>
+      <w:lvlText w:val=""/>
+      <w:lvlJc w:val="left"/>
+      <w:pPr>
+        <w:tabs>
+          <w:tab w:val="num" w:pos="6480"/>
+        </w:tabs>
+        <w:ind w:left="6480" w:hanging="360"/>
+      </w:pPr>
+      <w:rPr>
+        <w:rFonts w:ascii="Wingdings" w:hAnsi="Wingdings" w:hint="default"/>
+        <w:sz w:val="20"/>
+      </w:rPr>
+    </w:lvl>
+  </w:abstractNum>
+  <w:abstractNum w:abstractNumId="2" w15:restartNumberingAfterBreak="0">
+    <w:nsid w:val="0DA82B2C"/>
+    <w:multiLevelType w:val="multilevel"/>
+    <w:tmpl w:val="CB841D06"/>
+    <w:lvl w:ilvl="0">
+      <w:start w:val="1"/>
+      <w:numFmt w:val="bullet"/>
+      <w:lvlText w:val=""/>
+      <w:lvlJc w:val="left"/>
+      <w:pPr>
+        <w:tabs>
+          <w:tab w:val="num" w:pos="720"/>
+        </w:tabs>
+        <w:ind w:left="720" w:hanging="360"/>
+      </w:pPr>
+      <w:rPr>
+        <w:rFonts w:ascii="Symbol" w:hAnsi="Symbol" w:hint="default"/>
+        <w:sz w:val="20"/>
+      </w:rPr>
+    </w:lvl>
+    <w:lvl w:ilvl="1" w:tentative="1">
+      <w:start w:val="1"/>
+      <w:numFmt w:val="bullet"/>
+      <w:lvlText w:val="o"/>
+      <w:lvlJc w:val="left"/>
+      <w:pPr>
+        <w:tabs>
+          <w:tab w:val="num" w:pos="1440"/>
+        </w:tabs>
+        <w:ind w:left="1440" w:hanging="360"/>
+      </w:pPr>
+      <w:rPr>
+        <w:rFonts w:ascii="Courier New" w:hAnsi="Courier New" w:hint="default"/>
+        <w:sz w:val="20"/>
+      </w:rPr>
+    </w:lvl>
+    <w:lvl w:ilvl="2" w:tentative="1">
+      <w:start w:val="1"/>
+      <w:numFmt w:val="bullet"/>
+      <w:lvlText w:val=""/>
+      <w:lvlJc w:val="left"/>
+      <w:pPr>
+        <w:tabs>
+          <w:tab w:val="num" w:pos="2160"/>
+        </w:tabs>
+        <w:ind w:left="2160" w:hanging="360"/>
+      </w:pPr>
+      <w:rPr>
+        <w:rFonts w:ascii="Wingdings" w:hAnsi="Wingdings" w:hint="default"/>
+        <w:sz w:val="20"/>
+      </w:rPr>
+    </w:lvl>
+    <w:lvl w:ilvl="3" w:tentative="1">
+      <w:start w:val="1"/>
+      <w:numFmt w:val="bullet"/>
+      <w:lvlText w:val=""/>
+      <w:lvlJc w:val="left"/>
+      <w:pPr>
+        <w:tabs>
+          <w:tab w:val="num" w:pos="2880"/>
+        </w:tabs>
+        <w:ind w:left="2880" w:hanging="360"/>
+      </w:pPr>
+      <w:rPr>
+        <w:rFonts w:ascii="Wingdings" w:hAnsi="Wingdings" w:hint="default"/>
+        <w:sz w:val="20"/>
+      </w:rPr>
+    </w:lvl>
+    <w:lvl w:ilvl="4" w:tentative="1">
+      <w:start w:val="1"/>
+      <w:numFmt w:val="bullet"/>
+      <w:lvlText w:val=""/>
+      <w:lvlJc w:val="left"/>
+      <w:pPr>
+        <w:tabs>
+          <w:tab w:val="num" w:pos="3600"/>
+        </w:tabs>
+        <w:ind w:left="3600" w:hanging="360"/>
+      </w:pPr>
+      <w:rPr>
+        <w:rFonts w:ascii="Wingdings" w:hAnsi="Wingdings" w:hint="default"/>
+        <w:sz w:val="20"/>
+      </w:rPr>
+    </w:lvl>
+    <w:lvl w:ilvl="5" w:tentative="1">
+      <w:start w:val="1"/>
+      <w:numFmt w:val="bullet"/>
+      <w:lvlText w:val=""/>
+      <w:lvlJc w:val="left"/>
+      <w:pPr>
+        <w:tabs>
+          <w:tab w:val="num" w:pos="4320"/>
+        </w:tabs>
+        <w:ind w:left="4320" w:hanging="360"/>
+      </w:pPr>
+      <w:rPr>
+        <w:rFonts w:ascii="Wingdings" w:hAnsi="Wingdings" w:hint="default"/>
+        <w:sz w:val="20"/>
+      </w:rPr>
+    </w:lvl>
+    <w:lvl w:ilvl="6" w:tentative="1">
+      <w:start w:val="1"/>
+      <w:numFmt w:val="bullet"/>
+      <w:lvlText w:val=""/>
+      <w:lvlJc w:val="left"/>
+      <w:pPr>
+        <w:tabs>
+          <w:tab w:val="num" w:pos="5040"/>
+        </w:tabs>
+        <w:ind w:left="5040" w:hanging="360"/>
+      </w:pPr>
+      <w:rPr>
+        <w:rFonts w:ascii="Wingdings" w:hAnsi="Wingdings" w:hint="default"/>
+        <w:sz w:val="20"/>
+      </w:rPr>
+    </w:lvl>
+    <w:lvl w:ilvl="7" w:tentative="1">
+      <w:start w:val="1"/>
+      <w:numFmt w:val="bullet"/>
+      <w:lvlText w:val=""/>
+      <w:lvlJc w:val="left"/>
+      <w:pPr>
+        <w:tabs>
+          <w:tab w:val="num" w:pos="5760"/>
+        </w:tabs>
+        <w:ind w:left="5760" w:hanging="360"/>
+      </w:pPr>
+      <w:rPr>
+        <w:rFonts w:ascii="Wingdings" w:hAnsi="Wingdings" w:hint="default"/>
+        <w:sz w:val="20"/>
+      </w:rPr>
+    </w:lvl>
+    <w:lvl w:ilvl="8" w:tentative="1">
+      <w:start w:val="1"/>
+      <w:numFmt w:val="bullet"/>
+      <w:lvlText w:val=""/>
+      <w:lvlJc w:val="left"/>
+      <w:pPr>
+        <w:tabs>
+          <w:tab w:val="num" w:pos="6480"/>
+        </w:tabs>
+        <w:ind w:left="6480" w:hanging="360"/>
+      </w:pPr>
+      <w:rPr>
+        <w:rFonts w:ascii="Wingdings" w:hAnsi="Wingdings" w:hint="default"/>
+        <w:sz w:val="20"/>
+      </w:rPr>
+    </w:lvl>
+  </w:abstractNum>
+  <w:abstractNum w:abstractNumId="3" w15:restartNumberingAfterBreak="0">
+    <w:nsid w:val="16C66E55"/>
+    <w:multiLevelType w:val="hybridMultilevel"/>
+    <w:tmpl w:val="9DC40620"/>
+    <w:lvl w:ilvl="0" w:tplc="4409000F">
+      <w:start w:val="1"/>
+      <w:numFmt w:val="decimal"/>
+      <w:lvlText w:val="%1."/>
+      <w:lvlJc w:val="left"/>
+      <w:pPr>
+        <w:ind w:left="720" w:hanging="360"/>
+      </w:pPr>
+      <w:rPr>
+        <w:rFonts w:hint="default"/>
+      </w:rPr>
+    </w:lvl>
+    <w:lvl w:ilvl="1" w:tplc="44090019" w:tentative="1">
+      <w:start w:val="1"/>
+      <w:numFmt w:val="lowerLetter"/>
+      <w:lvlText w:val="%2."/>
+      <w:lvlJc w:val="left"/>
+      <w:pPr>
+        <w:ind w:left="1440" w:hanging="360"/>
+      </w:pPr>
+    </w:lvl>
+    <w:lvl w:ilvl="2" w:tplc="4409001B" w:tentative="1">
+      <w:start w:val="1"/>
+      <w:numFmt w:val="lowerRoman"/>
+      <w:lvlText w:val="%3."/>
+      <w:lvlJc w:val="right"/>
+      <w:pPr>
+        <w:ind w:left="2160" w:hanging="180"/>
+      </w:pPr>
+    </w:lvl>
+    <w:lvl w:ilvl="3" w:tplc="4409000F" w:tentative="1">
+      <w:start w:val="1"/>
+      <w:numFmt w:val="decimal"/>
+      <w:lvlText w:val="%4."/>
+      <w:lvlJc w:val="left"/>
+      <w:pPr>
+        <w:ind w:left="2880" w:hanging="360"/>
+      </w:pPr>
+    </w:lvl>
+    <w:lvl w:ilvl="4" w:tplc="44090019" w:tentative="1">
+      <w:start w:val="1"/>
+      <w:numFmt w:val="lowerLetter"/>
+      <w:lvlText w:val="%5."/>
+      <w:lvlJc w:val="left"/>
+      <w:pPr>
+        <w:ind w:left="3600" w:hanging="360"/>
+      </w:pPr>
+    </w:lvl>
+    <w:lvl w:ilvl="5" w:tplc="4409001B" w:tentative="1">
+      <w:start w:val="1"/>
+      <w:numFmt w:val="lowerRoman"/>
+      <w:lvlText w:val="%6."/>
+      <w:lvlJc w:val="right"/>
+      <w:pPr>
+        <w:ind w:left="4320" w:hanging="180"/>
+      </w:pPr>
+    </w:lvl>
+    <w:lvl w:ilvl="6" w:tplc="4409000F" w:tentative="1">
+      <w:start w:val="1"/>
+      <w:numFmt w:val="decimal"/>
+      <w:lvlText w:val="%7."/>
+      <w:lvlJc w:val="left"/>
+      <w:pPr>
+        <w:ind w:left="5040" w:hanging="360"/>
+      </w:pPr>
+    </w:lvl>
+    <w:lvl w:ilvl="7" w:tplc="44090019" w:tentative="1">
+      <w:start w:val="1"/>
+      <w:numFmt w:val="lowerLetter"/>
+      <w:lvlText w:val="%8."/>
+      <w:lvlJc w:val="left"/>
+      <w:pPr>
+        <w:ind w:left="5760" w:hanging="360"/>
+      </w:pPr>
+    </w:lvl>
+    <w:lvl w:ilvl="8" w:tplc="4409001B" w:tentative="1">
+      <w:start w:val="1"/>
+      <w:numFmt w:val="lowerRoman"/>
+      <w:lvlText w:val="%9."/>
+      <w:lvlJc w:val="right"/>
+      <w:pPr>
+        <w:ind w:left="6480" w:hanging="180"/>
+      </w:pPr>
+    </w:lvl>
+  </w:abstractNum>
+  <w:abstractNum w:abstractNumId="4" w15:restartNumberingAfterBreak="0">
+    <w:nsid w:val="1F9124A3"/>
+    <w:multiLevelType w:val="multilevel"/>
+    <w:tmpl w:val="93746952"/>
+    <w:lvl w:ilvl="0">
+      <w:start w:val="1"/>
+      <w:numFmt w:val="bullet"/>
+      <w:lvlText w:val=""/>
+      <w:lvlJc w:val="left"/>
+      <w:pPr>
+        <w:tabs>
+          <w:tab w:val="num" w:pos="720"/>
+        </w:tabs>
+        <w:ind w:left="720" w:hanging="360"/>
+      </w:pPr>
+      <w:rPr>
+        <w:rFonts w:ascii="Symbol" w:hAnsi="Symbol" w:hint="default"/>
+        <w:sz w:val="20"/>
+      </w:rPr>
+    </w:lvl>
+    <w:lvl w:ilvl="1" w:tentative="1">
+      <w:start w:val="1"/>
+      <w:numFmt w:val="bullet"/>
+      <w:lvlText w:val="o"/>
+      <w:lvlJc w:val="left"/>
+      <w:pPr>
+        <w:tabs>
+          <w:tab w:val="num" w:pos="1440"/>
+        </w:tabs>
+        <w:ind w:left="1440" w:hanging="360"/>
+      </w:pPr>
+      <w:rPr>
+        <w:rFonts w:ascii="Courier New" w:hAnsi="Courier New" w:hint="default"/>
+        <w:sz w:val="20"/>
+      </w:rPr>
+    </w:lvl>
+    <w:lvl w:ilvl="2" w:tentative="1">
+      <w:start w:val="1"/>
+      <w:numFmt w:val="bullet"/>
+      <w:lvlText w:val=""/>
+      <w:lvlJc w:val="left"/>
+      <w:pPr>
+        <w:tabs>
+          <w:tab w:val="num" w:pos="2160"/>
+        </w:tabs>
+        <w:ind w:left="2160" w:hanging="360"/>
+      </w:pPr>
+      <w:rPr>
+        <w:rFonts w:ascii="Wingdings" w:hAnsi="Wingdings" w:hint="default"/>
+        <w:sz w:val="20"/>
+      </w:rPr>
+    </w:lvl>
+    <w:lvl w:ilvl="3" w:tentative="1">
+      <w:start w:val="1"/>
+      <w:numFmt w:val="bullet"/>
+      <w:lvlText w:val=""/>
+      <w:lvlJc w:val="left"/>
+      <w:pPr>
+        <w:tabs>
+          <w:tab w:val="num" w:pos="2880"/>
+        </w:tabs>
+        <w:ind w:left="2880" w:hanging="360"/>
+      </w:pPr>
+      <w:rPr>
+        <w:rFonts w:ascii="Wingdings" w:hAnsi="Wingdings" w:hint="default"/>
+        <w:sz w:val="20"/>
+      </w:rPr>
+    </w:lvl>
+    <w:lvl w:ilvl="4" w:tentative="1">
+      <w:start w:val="1"/>
+      <w:numFmt w:val="bullet"/>
+      <w:lvlText w:val=""/>
+      <w:lvlJc w:val="left"/>
+      <w:pPr>
+        <w:tabs>
+          <w:tab w:val="num" w:pos="3600"/>
+        </w:tabs>
+        <w:ind w:left="3600" w:hanging="360"/>
+      </w:pPr>
+      <w:rPr>
+        <w:rFonts w:ascii="Wingdings" w:hAnsi="Wingdings" w:hint="default"/>
+        <w:sz w:val="20"/>
+      </w:rPr>
+    </w:lvl>
+    <w:lvl w:ilvl="5" w:tentative="1">
+      <w:start w:val="1"/>
+      <w:numFmt w:val="bullet"/>
+      <w:lvlText w:val=""/>
+      <w:lvlJc w:val="left"/>
+      <w:pPr>
+        <w:tabs>
+          <w:tab w:val="num" w:pos="4320"/>
+        </w:tabs>
+        <w:ind w:left="4320" w:hanging="360"/>
+      </w:pPr>
+      <w:rPr>
+        <w:rFonts w:ascii="Wingdings" w:hAnsi="Wingdings" w:hint="default"/>
+        <w:sz w:val="20"/>
+      </w:rPr>
+    </w:lvl>
+    <w:lvl w:ilvl="6" w:tentative="1">
+      <w:start w:val="1"/>
+      <w:numFmt w:val="bullet"/>
+      <w:lvlText w:val=""/>
+      <w:lvlJc w:val="left"/>
+      <w:pPr>
+        <w:tabs>
+          <w:tab w:val="num" w:pos="5040"/>
+        </w:tabs>
+        <w:ind w:left="5040" w:hanging="360"/>
+      </w:pPr>
+      <w:rPr>
+        <w:rFonts w:ascii="Wingdings" w:hAnsi="Wingdings" w:hint="default"/>
+        <w:sz w:val="20"/>
+      </w:rPr>
+    </w:lvl>
+    <w:lvl w:ilvl="7" w:tentative="1">
+      <w:start w:val="1"/>
+      <w:numFmt w:val="bullet"/>
+      <w:lvlText w:val=""/>
+      <w:lvlJc w:val="left"/>
+      <w:pPr>
+        <w:tabs>
+          <w:tab w:val="num" w:pos="5760"/>
+        </w:tabs>
+        <w:ind w:left="5760" w:hanging="360"/>
+      </w:pPr>
+      <w:rPr>
+        <w:rFonts w:ascii="Wingdings" w:hAnsi="Wingdings" w:hint="default"/>
+        <w:sz w:val="20"/>
+      </w:rPr>
+    </w:lvl>
+    <w:lvl w:ilvl="8" w:tentative="1">
+      <w:start w:val="1"/>
+      <w:numFmt w:val="bullet"/>
+      <w:lvlText w:val=""/>
+      <w:lvlJc w:val="left"/>
+      <w:pPr>
+        <w:tabs>
+          <w:tab w:val="num" w:pos="6480"/>
+        </w:tabs>
+        <w:ind w:left="6480" w:hanging="360"/>
+      </w:pPr>
+      <w:rPr>
+        <w:rFonts w:ascii="Wingdings" w:hAnsi="Wingdings" w:hint="default"/>
+        <w:sz w:val="20"/>
+      </w:rPr>
+    </w:lvl>
+  </w:abstractNum>
+  <w:abstractNum w:abstractNumId="5" w15:restartNumberingAfterBreak="0">
+    <w:nsid w:val="24FC05C3"/>
+    <w:multiLevelType w:val="hybridMultilevel"/>
+    <w:tmpl w:val="396675A2"/>
+    <w:lvl w:ilvl="0" w:tplc="75522E5E">
+      <w:numFmt w:val="bullet"/>
+      <w:lvlText w:val="-"/>
+      <w:lvlJc w:val="left"/>
+      <w:pPr>
+        <w:ind w:left="720" w:hanging="360"/>
+      </w:pPr>
+      <w:rPr>
+        <w:rFonts w:ascii="Times New Roman" w:eastAsiaTheme="minorEastAsia" w:hAnsi="Times New Roman" w:cs="Times New Roman" w:hint="default"/>
+      </w:rPr>
+    </w:lvl>
+    <w:lvl w:ilvl="1" w:tplc="44090003" w:tentative="1">
+      <w:start w:val="1"/>
+      <w:numFmt w:val="bullet"/>
+      <w:lvlText w:val="o"/>
+      <w:lvlJc w:val="left"/>
+      <w:pPr>
+        <w:ind w:left="1440" w:hanging="360"/>
+      </w:pPr>
+      <w:rPr>
+        <w:rFonts w:ascii="Courier New" w:hAnsi="Courier New" w:cs="Courier New" w:hint="default"/>
+      </w:rPr>
+    </w:lvl>
+    <w:lvl w:ilvl="2" w:tplc="44090005" w:tentative="1">
+      <w:start w:val="1"/>
+      <w:numFmt w:val="bullet"/>
+      <w:lvlText w:val=""/>
+      <w:lvlJc w:val="left"/>
+      <w:pPr>
+        <w:ind w:left="2160" w:hanging="360"/>
+      </w:pPr>
+      <w:rPr>
+        <w:rFonts w:ascii="Wingdings" w:hAnsi="Wingdings" w:hint="default"/>
+      </w:rPr>
+    </w:lvl>
+    <w:lvl w:ilvl="3" w:tplc="44090001" w:tentative="1">
+      <w:start w:val="1"/>
+      <w:numFmt w:val="bullet"/>
+      <w:lvlText w:val=""/>
+      <w:lvlJc w:val="left"/>
+      <w:pPr>
+        <w:ind w:left="2880" w:hanging="360"/>
+      </w:pPr>
+      <w:rPr>
+        <w:rFonts w:ascii="Symbol" w:hAnsi="Symbol" w:hint="default"/>
+      </w:rPr>
+    </w:lvl>
+    <w:lvl w:ilvl="4" w:tplc="44090003" w:tentative="1">
+      <w:start w:val="1"/>
+      <w:numFmt w:val="bullet"/>
+      <w:lvlText w:val="o"/>
+      <w:lvlJc w:val="left"/>
+      <w:pPr>
+        <w:ind w:left="3600" w:hanging="360"/>
+      </w:pPr>
+      <w:rPr>
+        <w:rFonts w:ascii="Courier New" w:hAnsi="Courier New" w:cs="Courier New" w:hint="default"/>
+      </w:rPr>
+    </w:lvl>
+    <w:lvl w:ilvl="5" w:tplc="44090005" w:tentative="1">
+      <w:start w:val="1"/>
+      <w:numFmt w:val="bullet"/>
+      <w:lvlText w:val=""/>
+      <w:lvlJc w:val="left"/>
+      <w:pPr>
+        <w:ind w:left="4320" w:hanging="360"/>
+      </w:pPr>
+      <w:rPr>
+        <w:rFonts w:ascii="Wingdings" w:hAnsi="Wingdings" w:hint="default"/>
+      </w:rPr>
+    </w:lvl>
+    <w:lvl w:ilvl="6" w:tplc="44090001" w:tentative="1">
+      <w:start w:val="1"/>
+      <w:numFmt w:val="bullet"/>
+      <w:lvlText w:val=""/>
+      <w:lvlJc w:val="left"/>
+      <w:pPr>
+        <w:ind w:left="5040" w:hanging="360"/>
+      </w:pPr>
+      <w:rPr>
+        <w:rFonts w:ascii="Symbol" w:hAnsi="Symbol" w:hint="default"/>
+      </w:rPr>
+    </w:lvl>
+    <w:lvl w:ilvl="7" w:tplc="44090003" w:tentative="1">
+      <w:start w:val="1"/>
+      <w:numFmt w:val="bullet"/>
+      <w:lvlText w:val="o"/>
+      <w:lvlJc w:val="left"/>
+      <w:pPr>
+        <w:ind w:left="5760" w:hanging="360"/>
+      </w:pPr>
+      <w:rPr>
+        <w:rFonts w:ascii="Courier New" w:hAnsi="Courier New" w:cs="Courier New" w:hint="default"/>
+      </w:rPr>
+    </w:lvl>
+    <w:lvl w:ilvl="8" w:tplc="44090005" w:tentative="1">
+      <w:start w:val="1"/>
+      <w:numFmt w:val="bullet"/>
+      <w:lvlText w:val=""/>
+      <w:lvlJc w:val="left"/>
+      <w:pPr>
+        <w:ind w:left="6480" w:hanging="360"/>
+      </w:pPr>
+      <w:rPr>
+        <w:rFonts w:ascii="Wingdings" w:hAnsi="Wingdings" w:hint="default"/>
+      </w:rPr>
+    </w:lvl>
+  </w:abstractNum>
+  <w:abstractNum w:abstractNumId="6" w15:restartNumberingAfterBreak="0">
+    <w:nsid w:val="27C67ED3"/>
+    <w:multiLevelType w:val="multilevel"/>
+    <w:tmpl w:val="80A240B6"/>
+    <w:lvl w:ilvl="0">
+      <w:start w:val="1"/>
+      <w:numFmt w:val="bullet"/>
+      <w:lvlText w:val=""/>
+      <w:lvlJc w:val="left"/>
+      <w:pPr>
+        <w:tabs>
+          <w:tab w:val="num" w:pos="720"/>
+        </w:tabs>
+        <w:ind w:left="720" w:hanging="360"/>
+      </w:pPr>
+      <w:rPr>
+        <w:rFonts w:ascii="Symbol" w:hAnsi="Symbol" w:hint="default"/>
+        <w:sz w:val="20"/>
+      </w:rPr>
+    </w:lvl>
+    <w:lvl w:ilvl="1" w:tentative="1">
+      <w:start w:val="1"/>
+      <w:numFmt w:val="bullet"/>
+      <w:lvlText w:val="o"/>
+      <w:lvlJc w:val="left"/>
+      <w:pPr>
+        <w:tabs>
+          <w:tab w:val="num" w:pos="1440"/>
+        </w:tabs>
+        <w:ind w:left="1440" w:hanging="360"/>
+      </w:pPr>
+      <w:rPr>
+        <w:rFonts w:ascii="Courier New" w:hAnsi="Courier New" w:hint="default"/>
+        <w:sz w:val="20"/>
+      </w:rPr>
+    </w:lvl>
+    <w:lvl w:ilvl="2" w:tentative="1">
+      <w:start w:val="1"/>
+      <w:numFmt w:val="bullet"/>
+      <w:lvlText w:val=""/>
+      <w:lvlJc w:val="left"/>
+      <w:pPr>
+        <w:tabs>
+          <w:tab w:val="num" w:pos="2160"/>
+        </w:tabs>
+        <w:ind w:left="2160" w:hanging="360"/>
+      </w:pPr>
+      <w:rPr>
+        <w:rFonts w:ascii="Wingdings" w:hAnsi="Wingdings" w:hint="default"/>
+        <w:sz w:val="20"/>
+      </w:rPr>
+    </w:lvl>
+    <w:lvl w:ilvl="3" w:tentative="1">
+      <w:start w:val="1"/>
+      <w:numFmt w:val="bullet"/>
+      <w:lvlText w:val=""/>
+      <w:lvlJc w:val="left"/>
+      <w:pPr>
+        <w:tabs>
+          <w:tab w:val="num" w:pos="2880"/>
+        </w:tabs>
+        <w:ind w:left="2880" w:hanging="360"/>
+      </w:pPr>
+      <w:rPr>
+        <w:rFonts w:ascii="Wingdings" w:hAnsi="Wingdings" w:hint="default"/>
+        <w:sz w:val="20"/>
+      </w:rPr>
+    </w:lvl>
+    <w:lvl w:ilvl="4" w:tentative="1">
+      <w:start w:val="1"/>
+      <w:numFmt w:val="bullet"/>
+      <w:lvlText w:val=""/>
+      <w:lvlJc w:val="left"/>
+      <w:pPr>
+        <w:tabs>
+          <w:tab w:val="num" w:pos="3600"/>
+        </w:tabs>
+        <w:ind w:left="3600" w:hanging="360"/>
+      </w:pPr>
+      <w:rPr>
+        <w:rFonts w:ascii="Wingdings" w:hAnsi="Wingdings" w:hint="default"/>
+        <w:sz w:val="20"/>
+      </w:rPr>
+    </w:lvl>
+    <w:lvl w:ilvl="5" w:tentative="1">
+      <w:start w:val="1"/>
+      <w:numFmt w:val="bullet"/>
+      <w:lvlText w:val=""/>
+      <w:lvlJc w:val="left"/>
+      <w:pPr>
+        <w:tabs>
+          <w:tab w:val="num" w:pos="4320"/>
+        </w:tabs>
+        <w:ind w:left="4320" w:hanging="360"/>
+      </w:pPr>
+      <w:rPr>
+        <w:rFonts w:ascii="Wingdings" w:hAnsi="Wingdings" w:hint="default"/>
+        <w:sz w:val="20"/>
+      </w:rPr>
+    </w:lvl>
+    <w:lvl w:ilvl="6" w:tentative="1">
+      <w:start w:val="1"/>
+      <w:numFmt w:val="bullet"/>
+      <w:lvlText w:val=""/>
+      <w:lvlJc w:val="left"/>
+      <w:pPr>
+        <w:tabs>
+          <w:tab w:val="num" w:pos="5040"/>
+        </w:tabs>
+        <w:ind w:left="5040" w:hanging="360"/>
+      </w:pPr>
+      <w:rPr>
+        <w:rFonts w:ascii="Wingdings" w:hAnsi="Wingdings" w:hint="default"/>
+        <w:sz w:val="20"/>
+      </w:rPr>
+    </w:lvl>
+    <w:lvl w:ilvl="7" w:tentative="1">
+      <w:start w:val="1"/>
+      <w:numFmt w:val="bullet"/>
+      <w:lvlText w:val=""/>
+      <w:lvlJc w:val="left"/>
+      <w:pPr>
+        <w:tabs>
+          <w:tab w:val="num" w:pos="5760"/>
+        </w:tabs>
+        <w:ind w:left="5760" w:hanging="360"/>
+      </w:pPr>
+      <w:rPr>
+        <w:rFonts w:ascii="Wingdings" w:hAnsi="Wingdings" w:hint="default"/>
+        <w:sz w:val="20"/>
+      </w:rPr>
+    </w:lvl>
+    <w:lvl w:ilvl="8" w:tentative="1">
+      <w:start w:val="1"/>
+      <w:numFmt w:val="bullet"/>
+      <w:lvlText w:val=""/>
+      <w:lvlJc w:val="left"/>
+      <w:pPr>
+        <w:tabs>
+          <w:tab w:val="num" w:pos="6480"/>
+        </w:tabs>
+        <w:ind w:left="6480" w:hanging="360"/>
+      </w:pPr>
+      <w:rPr>
+        <w:rFonts w:ascii="Wingdings" w:hAnsi="Wingdings" w:hint="default"/>
+        <w:sz w:val="20"/>
+      </w:rPr>
+    </w:lvl>
+  </w:abstractNum>
+  <w:abstractNum w:abstractNumId="7" w15:restartNumberingAfterBreak="0">
     <w:nsid w:val="59347644"/>
     <w:multiLevelType w:val="hybridMultilevel"/>
     <w:tmpl w:val="BA6EAE70"/>
@@ -5622,10 +9717,180 @@
       </w:rPr>
     </w:lvl>
   </w:abstractNum>
+  <w:abstractNum w:abstractNumId="8" w15:restartNumberingAfterBreak="0">
+    <w:nsid w:val="7C9D65EB"/>
+    <w:multiLevelType w:val="multilevel"/>
+    <w:tmpl w:val="5F465ACC"/>
+    <w:lvl w:ilvl="0">
+      <w:start w:val="1"/>
+      <w:numFmt w:val="bullet"/>
+      <w:lvlText w:val=""/>
+      <w:lvlJc w:val="left"/>
+      <w:pPr>
+        <w:tabs>
+          <w:tab w:val="num" w:pos="720"/>
+        </w:tabs>
+        <w:ind w:left="720" w:hanging="360"/>
+      </w:pPr>
+      <w:rPr>
+        <w:rFonts w:ascii="Symbol" w:hAnsi="Symbol" w:hint="default"/>
+        <w:sz w:val="20"/>
+      </w:rPr>
+    </w:lvl>
+    <w:lvl w:ilvl="1" w:tentative="1">
+      <w:start w:val="1"/>
+      <w:numFmt w:val="bullet"/>
+      <w:lvlText w:val="o"/>
+      <w:lvlJc w:val="left"/>
+      <w:pPr>
+        <w:tabs>
+          <w:tab w:val="num" w:pos="1440"/>
+        </w:tabs>
+        <w:ind w:left="1440" w:hanging="360"/>
+      </w:pPr>
+      <w:rPr>
+        <w:rFonts w:ascii="Courier New" w:hAnsi="Courier New" w:hint="default"/>
+        <w:sz w:val="20"/>
+      </w:rPr>
+    </w:lvl>
+    <w:lvl w:ilvl="2" w:tentative="1">
+      <w:start w:val="1"/>
+      <w:numFmt w:val="bullet"/>
+      <w:lvlText w:val=""/>
+      <w:lvlJc w:val="left"/>
+      <w:pPr>
+        <w:tabs>
+          <w:tab w:val="num" w:pos="2160"/>
+        </w:tabs>
+        <w:ind w:left="2160" w:hanging="360"/>
+      </w:pPr>
+      <w:rPr>
+        <w:rFonts w:ascii="Wingdings" w:hAnsi="Wingdings" w:hint="default"/>
+        <w:sz w:val="20"/>
+      </w:rPr>
+    </w:lvl>
+    <w:lvl w:ilvl="3" w:tentative="1">
+      <w:start w:val="1"/>
+      <w:numFmt w:val="bullet"/>
+      <w:lvlText w:val=""/>
+      <w:lvlJc w:val="left"/>
+      <w:pPr>
+        <w:tabs>
+          <w:tab w:val="num" w:pos="2880"/>
+        </w:tabs>
+        <w:ind w:left="2880" w:hanging="360"/>
+      </w:pPr>
+      <w:rPr>
+        <w:rFonts w:ascii="Wingdings" w:hAnsi="Wingdings" w:hint="default"/>
+        <w:sz w:val="20"/>
+      </w:rPr>
+    </w:lvl>
+    <w:lvl w:ilvl="4" w:tentative="1">
+      <w:start w:val="1"/>
+      <w:numFmt w:val="bullet"/>
+      <w:lvlText w:val=""/>
+      <w:lvlJc w:val="left"/>
+      <w:pPr>
+        <w:tabs>
+          <w:tab w:val="num" w:pos="3600"/>
+        </w:tabs>
+        <w:ind w:left="3600" w:hanging="360"/>
+      </w:pPr>
+      <w:rPr>
+        <w:rFonts w:ascii="Wingdings" w:hAnsi="Wingdings" w:hint="default"/>
+        <w:sz w:val="20"/>
+      </w:rPr>
+    </w:lvl>
+    <w:lvl w:ilvl="5" w:tentative="1">
+      <w:start w:val="1"/>
+      <w:numFmt w:val="bullet"/>
+      <w:lvlText w:val=""/>
+      <w:lvlJc w:val="left"/>
+      <w:pPr>
+        <w:tabs>
+          <w:tab w:val="num" w:pos="4320"/>
+        </w:tabs>
+        <w:ind w:left="4320" w:hanging="360"/>
+      </w:pPr>
+      <w:rPr>
+        <w:rFonts w:ascii="Wingdings" w:hAnsi="Wingdings" w:hint="default"/>
+        <w:sz w:val="20"/>
+      </w:rPr>
+    </w:lvl>
+    <w:lvl w:ilvl="6" w:tentative="1">
+      <w:start w:val="1"/>
+      <w:numFmt w:val="bullet"/>
+      <w:lvlText w:val=""/>
+      <w:lvlJc w:val="left"/>
+      <w:pPr>
+        <w:tabs>
+          <w:tab w:val="num" w:pos="5040"/>
+        </w:tabs>
+        <w:ind w:left="5040" w:hanging="360"/>
+      </w:pPr>
+      <w:rPr>
+        <w:rFonts w:ascii="Wingdings" w:hAnsi="Wingdings" w:hint="default"/>
+        <w:sz w:val="20"/>
+      </w:rPr>
+    </w:lvl>
+    <w:lvl w:ilvl="7" w:tentative="1">
+      <w:start w:val="1"/>
+      <w:numFmt w:val="bullet"/>
+      <w:lvlText w:val=""/>
+      <w:lvlJc w:val="left"/>
+      <w:pPr>
+        <w:tabs>
+          <w:tab w:val="num" w:pos="5760"/>
+        </w:tabs>
+        <w:ind w:left="5760" w:hanging="360"/>
+      </w:pPr>
+      <w:rPr>
+        <w:rFonts w:ascii="Wingdings" w:hAnsi="Wingdings" w:hint="default"/>
+        <w:sz w:val="20"/>
+      </w:rPr>
+    </w:lvl>
+    <w:lvl w:ilvl="8" w:tentative="1">
+      <w:start w:val="1"/>
+      <w:numFmt w:val="bullet"/>
+      <w:lvlText w:val=""/>
+      <w:lvlJc w:val="left"/>
+      <w:pPr>
+        <w:tabs>
+          <w:tab w:val="num" w:pos="6480"/>
+        </w:tabs>
+        <w:ind w:left="6480" w:hanging="360"/>
+      </w:pPr>
+      <w:rPr>
+        <w:rFonts w:ascii="Wingdings" w:hAnsi="Wingdings" w:hint="default"/>
+        <w:sz w:val="20"/>
+      </w:rPr>
+    </w:lvl>
+  </w:abstractNum>
   <w:num w:numId="1" w16cid:durableId="7297130">
     <w:abstractNumId w:val="0"/>
   </w:num>
   <w:num w:numId="2" w16cid:durableId="1601523402">
+    <w:abstractNumId w:val="7"/>
+  </w:num>
+  <w:num w:numId="3" w16cid:durableId="147291709">
+    <w:abstractNumId w:val="3"/>
+  </w:num>
+  <w:num w:numId="4" w16cid:durableId="748691695">
+    <w:abstractNumId w:val="5"/>
+  </w:num>
+  <w:num w:numId="5" w16cid:durableId="1755860152">
+    <w:abstractNumId w:val="6"/>
+  </w:num>
+  <w:num w:numId="6" w16cid:durableId="1833444497">
+    <w:abstractNumId w:val="8"/>
+  </w:num>
+  <w:num w:numId="7" w16cid:durableId="1485315714">
+    <w:abstractNumId w:val="2"/>
+  </w:num>
+  <w:num w:numId="8" w16cid:durableId="1764836342">
+    <w:abstractNumId w:val="4"/>
+  </w:num>
+  <w:num w:numId="9" w16cid:durableId="792554743">
     <w:abstractNumId w:val="1"/>
   </w:num>
 </w:numbering>
@@ -6558,6 +10823,48 @@
       <w:spacing w:val="5"/>
     </w:rPr>
   </w:style>
+  <w:style w:type="table" w:styleId="TableGrid">
+    <w:name w:val="Table Grid"/>
+    <w:basedOn w:val="TableNormal"/>
+    <w:uiPriority w:val="39"/>
+    <w:rsid w:val="00003AF0"/>
+    <w:pPr>
+      <w:spacing w:after="0" w:line="240" w:lineRule="auto"/>
+    </w:pPr>
+    <w:tblPr>
+      <w:tblBorders>
+        <w:top w:val="single" w:sz="4" w:space="0" w:color="auto"/>
+        <w:left w:val="single" w:sz="4" w:space="0" w:color="auto"/>
+        <w:bottom w:val="single" w:sz="4" w:space="0" w:color="auto"/>
+        <w:right w:val="single" w:sz="4" w:space="0" w:color="auto"/>
+        <w:insideH w:val="single" w:sz="4" w:space="0" w:color="auto"/>
+        <w:insideV w:val="single" w:sz="4" w:space="0" w:color="auto"/>
+      </w:tblBorders>
+    </w:tblPr>
+  </w:style>
+  <w:style w:type="character" w:styleId="Hyperlink">
+    <w:name w:val="Hyperlink"/>
+    <w:basedOn w:val="DefaultParagraphFont"/>
+    <w:uiPriority w:val="99"/>
+    <w:unhideWhenUsed/>
+    <w:rsid w:val="00DD30EF"/>
+    <w:rPr>
+      <w:color w:val="467886" w:themeColor="hyperlink"/>
+      <w:u w:val="single"/>
+    </w:rPr>
+  </w:style>
+  <w:style w:type="character" w:styleId="UnresolvedMention">
+    <w:name w:val="Unresolved Mention"/>
+    <w:basedOn w:val="DefaultParagraphFont"/>
+    <w:uiPriority w:val="99"/>
+    <w:semiHidden/>
+    <w:unhideWhenUsed/>
+    <w:rsid w:val="00DD30EF"/>
+    <w:rPr>
+      <w:color w:val="605E5C"/>
+      <w:shd w:val="clear" w:color="auto" w:fill="E1DFDD"/>
+    </w:rPr>
+  </w:style>
 </w:styles>
 </file>
 
